--- a/kursovaya-tsp/Пояснительная записка. Вариант 2.docx
+++ b/kursovaya-tsp/Пояснительная записка. Вариант 2.docx
@@ -266,7 +266,7 @@
       <w:r>
         <w:fldChar w:fldCharType="separate"/>
       </w:r>
-      <w:hyperlink w:anchor="_Toc242912175" w:history="1">
+      <w:hyperlink w:anchor="_Toc242951189" w:history="1">
         <w:r>
           <w:rPr>
             <w:rStyle w:val="aff8"/>
@@ -294,7 +294,7 @@
             <w:noProof/>
             <w:webHidden/>
           </w:rPr>
-          <w:instrText xml:space="preserve"> PAGEREF _Toc242912175 \h </w:instrText>
+          <w:instrText xml:space="preserve"> PAGEREF _Toc242951189 \h </w:instrText>
         </w:r>
         <w:r>
           <w:rPr>
@@ -341,7 +341,7 @@
           <w14:ligatures w14:val="standardContextual"/>
         </w:rPr>
       </w:pPr>
-      <w:hyperlink w:anchor="_Toc242912176" w:history="1">
+      <w:hyperlink w:anchor="_Toc242951190" w:history="1">
         <w:r>
           <w:rPr>
             <w:rStyle w:val="aff8"/>
@@ -369,7 +369,7 @@
             <w:noProof/>
             <w:webHidden/>
           </w:rPr>
-          <w:instrText xml:space="preserve"> PAGEREF _Toc242912176 \h </w:instrText>
+          <w:instrText xml:space="preserve"> PAGEREF _Toc242951190 \h </w:instrText>
         </w:r>
         <w:r>
           <w:rPr>
@@ -416,7 +416,7 @@
           <w14:ligatures w14:val="standardContextual"/>
         </w:rPr>
       </w:pPr>
-      <w:hyperlink w:anchor="_Toc242912177" w:history="1">
+      <w:hyperlink w:anchor="_Toc242951191" w:history="1">
         <w:r>
           <w:rPr>
             <w:rStyle w:val="aff8"/>
@@ -444,7 +444,7 @@
             <w:noProof/>
             <w:webHidden/>
           </w:rPr>
-          <w:instrText xml:space="preserve"> PAGEREF _Toc242912177 \h </w:instrText>
+          <w:instrText xml:space="preserve"> PAGEREF _Toc242951191 \h </w:instrText>
         </w:r>
         <w:r>
           <w:rPr>
@@ -491,7 +491,7 @@
           <w14:ligatures w14:val="standardContextual"/>
         </w:rPr>
       </w:pPr>
-      <w:hyperlink w:anchor="_Toc242912178" w:history="1">
+      <w:hyperlink w:anchor="_Toc242951192" w:history="1">
         <w:r>
           <w:rPr>
             <w:rStyle w:val="aff8"/>
@@ -519,7 +519,7 @@
             <w:noProof/>
             <w:webHidden/>
           </w:rPr>
-          <w:instrText xml:space="preserve"> PAGEREF _Toc242912178 \h </w:instrText>
+          <w:instrText xml:space="preserve"> PAGEREF _Toc242951192 \h </w:instrText>
         </w:r>
         <w:r>
           <w:rPr>
@@ -566,7 +566,7 @@
           <w14:ligatures w14:val="standardContextual"/>
         </w:rPr>
       </w:pPr>
-      <w:hyperlink w:anchor="_Toc242912179" w:history="1">
+      <w:hyperlink w:anchor="_Toc242951193" w:history="1">
         <w:r>
           <w:rPr>
             <w:rStyle w:val="aff8"/>
@@ -594,7 +594,7 @@
             <w:noProof/>
             <w:webHidden/>
           </w:rPr>
-          <w:instrText xml:space="preserve"> PAGEREF _Toc242912179 \h </w:instrText>
+          <w:instrText xml:space="preserve"> PAGEREF _Toc242951193 \h </w:instrText>
         </w:r>
         <w:r>
           <w:rPr>
@@ -641,7 +641,7 @@
           <w14:ligatures w14:val="standardContextual"/>
         </w:rPr>
       </w:pPr>
-      <w:hyperlink w:anchor="_Toc242912180" w:history="1">
+      <w:hyperlink w:anchor="_Toc242951194" w:history="1">
         <w:r>
           <w:rPr>
             <w:rStyle w:val="aff8"/>
@@ -669,7 +669,7 @@
             <w:noProof/>
             <w:webHidden/>
           </w:rPr>
-          <w:instrText xml:space="preserve"> PAGEREF _Toc242912180 \h </w:instrText>
+          <w:instrText xml:space="preserve"> PAGEREF _Toc242951194 \h </w:instrText>
         </w:r>
         <w:r>
           <w:rPr>
@@ -716,7 +716,7 @@
           <w14:ligatures w14:val="standardContextual"/>
         </w:rPr>
       </w:pPr>
-      <w:hyperlink w:anchor="_Toc242912181" w:history="1">
+      <w:hyperlink w:anchor="_Toc242951195" w:history="1">
         <w:r>
           <w:rPr>
             <w:rStyle w:val="aff8"/>
@@ -744,7 +744,7 @@
             <w:noProof/>
             <w:webHidden/>
           </w:rPr>
-          <w:instrText xml:space="preserve"> PAGEREF _Toc242912181 \h </w:instrText>
+          <w:instrText xml:space="preserve"> PAGEREF _Toc242951195 \h </w:instrText>
         </w:r>
         <w:r>
           <w:rPr>
@@ -791,7 +791,7 @@
           <w14:ligatures w14:val="standardContextual"/>
         </w:rPr>
       </w:pPr>
-      <w:hyperlink w:anchor="_Toc242912182" w:history="1">
+      <w:hyperlink w:anchor="_Toc242951196" w:history="1">
         <w:r>
           <w:rPr>
             <w:rStyle w:val="aff8"/>
@@ -819,7 +819,7 @@
             <w:noProof/>
             <w:webHidden/>
           </w:rPr>
-          <w:instrText xml:space="preserve"> PAGEREF _Toc242912182 \h </w:instrText>
+          <w:instrText xml:space="preserve"> PAGEREF _Toc242951196 \h </w:instrText>
         </w:r>
         <w:r>
           <w:rPr>
@@ -866,7 +866,7 @@
           <w14:ligatures w14:val="standardContextual"/>
         </w:rPr>
       </w:pPr>
-      <w:hyperlink w:anchor="_Toc242912183" w:history="1">
+      <w:hyperlink w:anchor="_Toc242951197" w:history="1">
         <w:r>
           <w:rPr>
             <w:rStyle w:val="aff8"/>
@@ -894,7 +894,7 @@
             <w:noProof/>
             <w:webHidden/>
           </w:rPr>
-          <w:instrText xml:space="preserve"> PAGEREF _Toc242912183 \h </w:instrText>
+          <w:instrText xml:space="preserve"> PAGEREF _Toc242951197 \h </w:instrText>
         </w:r>
         <w:r>
           <w:rPr>
@@ -941,7 +941,7 @@
           <w14:ligatures w14:val="standardContextual"/>
         </w:rPr>
       </w:pPr>
-      <w:hyperlink w:anchor="_Toc242912184" w:history="1">
+      <w:hyperlink w:anchor="_Toc242951198" w:history="1">
         <w:r>
           <w:rPr>
             <w:rStyle w:val="aff8"/>
@@ -969,7 +969,7 @@
             <w:noProof/>
             <w:webHidden/>
           </w:rPr>
-          <w:instrText xml:space="preserve"> PAGEREF _Toc242912184 \h </w:instrText>
+          <w:instrText xml:space="preserve"> PAGEREF _Toc242951198 \h </w:instrText>
         </w:r>
         <w:r>
           <w:rPr>
@@ -1016,7 +1016,7 @@
           <w14:ligatures w14:val="standardContextual"/>
         </w:rPr>
       </w:pPr>
-      <w:hyperlink w:anchor="_Toc242912185" w:history="1">
+      <w:hyperlink w:anchor="_Toc242951199" w:history="1">
         <w:r>
           <w:rPr>
             <w:rStyle w:val="aff8"/>
@@ -1044,7 +1044,7 @@
             <w:noProof/>
             <w:webHidden/>
           </w:rPr>
-          <w:instrText xml:space="preserve"> PAGEREF _Toc242912185 \h </w:instrText>
+          <w:instrText xml:space="preserve"> PAGEREF _Toc242951199 \h </w:instrText>
         </w:r>
         <w:r>
           <w:rPr>
@@ -1091,14 +1091,14 @@
           <w14:ligatures w14:val="standardContextual"/>
         </w:rPr>
       </w:pPr>
-      <w:hyperlink w:anchor="_Toc242912186" w:history="1">
+      <w:hyperlink w:anchor="_Toc242951200" w:history="1">
         <w:r>
           <w:rPr>
             <w:rStyle w:val="aff8"/>
             <w:rFonts w:eastAsiaTheme="majorEastAsia"/>
             <w:noProof/>
           </w:rPr>
-          <w:t>СПИСОК ИСПОЛЬЗОВАННЫХ ИСТОЧНИКОВ</w:t>
+          <w:t>4 Технологическая карта на земляные работы</w:t>
         </w:r>
         <w:r>
           <w:rPr>
@@ -1119,7 +1119,7 @@
             <w:noProof/>
             <w:webHidden/>
           </w:rPr>
-          <w:instrText xml:space="preserve"> PAGEREF _Toc242912186 \h </w:instrText>
+          <w:instrText xml:space="preserve"> PAGEREF _Toc242951200 \h </w:instrText>
         </w:r>
         <w:r>
           <w:rPr>
@@ -1152,7 +1152,7 @@
     </w:p>
     <w:p>
       <w:pPr>
-        <w:pStyle w:val="14"/>
+        <w:pStyle w:val="2c"/>
         <w:tabs>
           <w:tab w:val="right" w:leader="dot" w:pos="9345"/>
         </w:tabs>
@@ -1166,14 +1166,14 @@
           <w14:ligatures w14:val="standardContextual"/>
         </w:rPr>
       </w:pPr>
-      <w:hyperlink w:anchor="_Toc242912187" w:history="1">
+      <w:hyperlink w:anchor="_Toc242951201" w:history="1">
         <w:r>
           <w:rPr>
             <w:rStyle w:val="aff8"/>
             <w:rFonts w:eastAsiaTheme="majorEastAsia"/>
             <w:noProof/>
           </w:rPr>
-          <w:t>ПРИЛОЖЕНИЕ А</w:t>
+          <w:t>4.1 Область применения</w:t>
         </w:r>
         <w:r>
           <w:rPr>
@@ -1194,7 +1194,82 @@
             <w:noProof/>
             <w:webHidden/>
           </w:rPr>
-          <w:instrText xml:space="preserve"> PAGEREF _Toc242912187 \h </w:instrText>
+          <w:instrText xml:space="preserve"> PAGEREF _Toc242951201 \h </w:instrText>
+        </w:r>
+        <w:r>
+          <w:rPr>
+            <w:noProof/>
+            <w:webHidden/>
+          </w:rPr>
+        </w:r>
+        <w:r>
+          <w:rPr>
+            <w:noProof/>
+            <w:webHidden/>
+          </w:rPr>
+          <w:fldChar w:fldCharType="separate"/>
+        </w:r>
+        <w:r>
+          <w:rPr>
+            <w:noProof/>
+            <w:webHidden/>
+          </w:rPr>
+          <w:t>18</w:t>
+        </w:r>
+        <w:r>
+          <w:rPr>
+            <w:noProof/>
+            <w:webHidden/>
+          </w:rPr>
+          <w:fldChar w:fldCharType="end"/>
+        </w:r>
+      </w:hyperlink>
+    </w:p>
+    <w:p>
+      <w:pPr>
+        <w:pStyle w:val="2c"/>
+        <w:tabs>
+          <w:tab w:val="right" w:leader="dot" w:pos="9345"/>
+        </w:tabs>
+        <w:rPr>
+          <w:rFonts w:asciiTheme="minorHAnsi" w:eastAsiaTheme="minorEastAsia" w:hAnsiTheme="minorHAnsi"/>
+          <w:noProof/>
+          <w:kern w:val="2"/>
+          <w:sz w:val="24"/>
+          <w:szCs w:val="24"/>
+          <w:lang w:val="ru-RU" w:eastAsia="ru-RU"/>
+          <w14:ligatures w14:val="standardContextual"/>
+        </w:rPr>
+      </w:pPr>
+      <w:hyperlink w:anchor="_Toc242951202" w:history="1">
+        <w:r>
+          <w:rPr>
+            <w:rStyle w:val="aff8"/>
+            <w:rFonts w:eastAsiaTheme="majorEastAsia"/>
+            <w:noProof/>
+          </w:rPr>
+          <w:t>4.2 Технология и организация производства работ</w:t>
+        </w:r>
+        <w:r>
+          <w:rPr>
+            <w:noProof/>
+            <w:webHidden/>
+          </w:rPr>
+          <w:tab/>
+        </w:r>
+        <w:r>
+          <w:rPr>
+            <w:noProof/>
+            <w:webHidden/>
+          </w:rPr>
+          <w:fldChar w:fldCharType="begin"/>
+        </w:r>
+        <w:r>
+          <w:rPr>
+            <w:noProof/>
+            <w:webHidden/>
+          </w:rPr>
+          <w:instrText xml:space="preserve"> PAGEREF _Toc242951202 \h </w:instrText>
         </w:r>
         <w:r>
           <w:rPr>
@@ -1227,6 +1302,156 @@
     </w:p>
     <w:p>
       <w:pPr>
+        <w:pStyle w:val="14"/>
+        <w:tabs>
+          <w:tab w:val="right" w:leader="dot" w:pos="9345"/>
+        </w:tabs>
+        <w:rPr>
+          <w:rFonts w:asciiTheme="minorHAnsi" w:eastAsiaTheme="minorEastAsia" w:hAnsiTheme="minorHAnsi"/>
+          <w:noProof/>
+          <w:kern w:val="2"/>
+          <w:sz w:val="24"/>
+          <w:szCs w:val="24"/>
+          <w:lang w:val="ru-RU" w:eastAsia="ru-RU"/>
+          <w14:ligatures w14:val="standardContextual"/>
+        </w:rPr>
+      </w:pPr>
+      <w:hyperlink w:anchor="_Toc242951203" w:history="1">
+        <w:r>
+          <w:rPr>
+            <w:rStyle w:val="aff8"/>
+            <w:rFonts w:eastAsiaTheme="majorEastAsia"/>
+            <w:noProof/>
+          </w:rPr>
+          <w:t>СПИСОК ИСПОЛЬЗОВАННЫХ ИСТОЧНИКОВ</w:t>
+        </w:r>
+        <w:r>
+          <w:rPr>
+            <w:noProof/>
+            <w:webHidden/>
+          </w:rPr>
+          <w:tab/>
+        </w:r>
+        <w:r>
+          <w:rPr>
+            <w:noProof/>
+            <w:webHidden/>
+          </w:rPr>
+          <w:fldChar w:fldCharType="begin"/>
+        </w:r>
+        <w:r>
+          <w:rPr>
+            <w:noProof/>
+            <w:webHidden/>
+          </w:rPr>
+          <w:instrText xml:space="preserve"> PAGEREF _Toc242951203 \h </w:instrText>
+        </w:r>
+        <w:r>
+          <w:rPr>
+            <w:noProof/>
+            <w:webHidden/>
+          </w:rPr>
+        </w:r>
+        <w:r>
+          <w:rPr>
+            <w:noProof/>
+            <w:webHidden/>
+          </w:rPr>
+          <w:fldChar w:fldCharType="separate"/>
+        </w:r>
+        <w:r>
+          <w:rPr>
+            <w:noProof/>
+            <w:webHidden/>
+          </w:rPr>
+          <w:t>21</w:t>
+        </w:r>
+        <w:r>
+          <w:rPr>
+            <w:noProof/>
+            <w:webHidden/>
+          </w:rPr>
+          <w:fldChar w:fldCharType="end"/>
+        </w:r>
+      </w:hyperlink>
+    </w:p>
+    <w:p>
+      <w:pPr>
+        <w:pStyle w:val="14"/>
+        <w:tabs>
+          <w:tab w:val="right" w:leader="dot" w:pos="9345"/>
+        </w:tabs>
+        <w:rPr>
+          <w:rFonts w:asciiTheme="minorHAnsi" w:eastAsiaTheme="minorEastAsia" w:hAnsiTheme="minorHAnsi"/>
+          <w:noProof/>
+          <w:kern w:val="2"/>
+          <w:sz w:val="24"/>
+          <w:szCs w:val="24"/>
+          <w:lang w:val="ru-RU" w:eastAsia="ru-RU"/>
+          <w14:ligatures w14:val="standardContextual"/>
+        </w:rPr>
+      </w:pPr>
+      <w:hyperlink w:anchor="_Toc242951204" w:history="1">
+        <w:r>
+          <w:rPr>
+            <w:rStyle w:val="aff8"/>
+            <w:rFonts w:eastAsiaTheme="majorEastAsia"/>
+            <w:noProof/>
+          </w:rPr>
+          <w:t>ПРИЛОЖЕНИЕ А</w:t>
+        </w:r>
+        <w:r>
+          <w:rPr>
+            <w:noProof/>
+            <w:webHidden/>
+          </w:rPr>
+          <w:tab/>
+        </w:r>
+        <w:r>
+          <w:rPr>
+            <w:noProof/>
+            <w:webHidden/>
+          </w:rPr>
+          <w:fldChar w:fldCharType="begin"/>
+        </w:r>
+        <w:r>
+          <w:rPr>
+            <w:noProof/>
+            <w:webHidden/>
+          </w:rPr>
+          <w:instrText xml:space="preserve"> PAGEREF _Toc242951204 \h </w:instrText>
+        </w:r>
+        <w:r>
+          <w:rPr>
+            <w:noProof/>
+            <w:webHidden/>
+          </w:rPr>
+        </w:r>
+        <w:r>
+          <w:rPr>
+            <w:noProof/>
+            <w:webHidden/>
+          </w:rPr>
+          <w:fldChar w:fldCharType="separate"/>
+        </w:r>
+        <w:r>
+          <w:rPr>
+            <w:noProof/>
+            <w:webHidden/>
+          </w:rPr>
+          <w:t>22</w:t>
+        </w:r>
+        <w:r>
+          <w:rPr>
+            <w:noProof/>
+            <w:webHidden/>
+          </w:rPr>
+          <w:fldChar w:fldCharType="end"/>
+        </w:r>
+      </w:hyperlink>
+    </w:p>
+    <w:p>
+      <w:pPr>
         <w:ind w:firstLine="0"/>
       </w:pPr>
       <w:r>
@@ -1237,7 +1462,7 @@
       <w:pPr>
         <w:pStyle w:val="1"/>
       </w:pPr>
-      <w:bookmarkStart w:id="0" w:name="_Toc242912175"/>
+      <w:bookmarkStart w:id="0" w:name="_Toc242951189"/>
       <w:r>
         <w:lastRenderedPageBreak/>
         <w:t>1 Исходные данные для технологического проектирования</w:t>
@@ -2391,7 +2616,7 @@
       <w:pPr>
         <w:pStyle w:val="1"/>
       </w:pPr>
-      <w:bookmarkStart w:id="1" w:name="_Toc242912176"/>
+      <w:bookmarkStart w:id="1" w:name="_Toc242951190"/>
       <w:r>
         <w:lastRenderedPageBreak/>
         <w:t>2 Определение объёмов земляных работ</w:t>
@@ -2402,7 +2627,7 @@
       <w:pPr>
         <w:pStyle w:val="21"/>
       </w:pPr>
-      <w:bookmarkStart w:id="2" w:name="_Toc242912177"/>
+      <w:bookmarkStart w:id="2" w:name="_Toc242951191"/>
       <w:r>
         <w:t>2.1 Объёмы планировочных работ</w:t>
       </w:r>
@@ -6347,7 +6572,7 @@
       <w:pPr>
         <w:pStyle w:val="21"/>
       </w:pPr>
-      <w:bookmarkStart w:id="3" w:name="_Toc242912178"/>
+      <w:bookmarkStart w:id="3" w:name="_Toc242951192"/>
       <w:r>
         <w:t>2.2 Контуры, размеры и геометрический объём котлована</w:t>
       </w:r>
@@ -6516,7 +6741,7 @@
       <w:pPr>
         <w:pStyle w:val="21"/>
       </w:pPr>
-      <w:bookmarkStart w:id="4" w:name="_Toc242912179"/>
+      <w:bookmarkStart w:id="4" w:name="_Toc242951193"/>
       <w:r>
         <w:t>2.3 Сводный баланс грунта</w:t>
       </w:r>
@@ -13632,7 +13857,7 @@
       <w:pPr>
         <w:pStyle w:val="21"/>
       </w:pPr>
-      <w:bookmarkStart w:id="5" w:name="_Toc242912180"/>
+      <w:bookmarkStart w:id="5" w:name="_Toc242951194"/>
       <w:r>
         <w:lastRenderedPageBreak/>
         <w:t>2.4 Распределение грунта в котловане</w:t>
@@ -14389,7 +14614,7 @@
       <w:pPr>
         <w:pStyle w:val="21"/>
       </w:pPr>
-      <w:bookmarkStart w:id="6" w:name="_Toc242912181"/>
+      <w:bookmarkStart w:id="6" w:name="_Toc242951195"/>
       <w:r>
         <w:t>2.5 Распределение земляных масс на площадке. Картограмма</w:t>
       </w:r>
@@ -16735,7 +16960,7 @@
       <w:pPr>
         <w:pStyle w:val="21"/>
       </w:pPr>
-      <w:bookmarkStart w:id="7" w:name="_Toc242912182"/>
+      <w:bookmarkStart w:id="7" w:name="_Toc242951196"/>
       <w:r>
         <w:t>2.6 Определение средней дальности перемещения грунта</w:t>
       </w:r>
@@ -20358,7 +20583,7 @@
       <w:pPr>
         <w:pStyle w:val="1"/>
       </w:pPr>
-      <w:bookmarkStart w:id="8" w:name="_Toc242912183"/>
+      <w:bookmarkStart w:id="8" w:name="_Toc242951197"/>
       <w:r>
         <w:lastRenderedPageBreak/>
         <w:t>3 Назначение комплекта машин</w:t>
@@ -20374,7 +20599,7 @@
       <w:pPr>
         <w:pStyle w:val="21"/>
       </w:pPr>
-      <w:bookmarkStart w:id="9" w:name="_Toc242912184"/>
+      <w:bookmarkStart w:id="9" w:name="_Toc242951198"/>
       <w:r>
         <w:t>3.1 Машины для вертикальной планировки строительной площадки</w:t>
       </w:r>
@@ -22420,7 +22645,7 @@
       <w:pPr>
         <w:pStyle w:val="21"/>
       </w:pPr>
-      <w:bookmarkStart w:id="10" w:name="_Toc242912185"/>
+      <w:bookmarkStart w:id="10" w:name="_Toc242951199"/>
       <w:r>
         <w:t>3.2 Машины для разработки грунта в котловане</w:t>
       </w:r>
@@ -26185,15 +26410,153 @@
     <w:p>
       <w:pPr>
         <w:pStyle w:val="1"/>
+      </w:pPr>
+      <w:bookmarkStart w:id="11" w:name="_Toc242951200"/>
+      <w:r>
+        <w:lastRenderedPageBreak/>
+        <w:t>4 Технологическая карта на земляные работы</w:t>
+      </w:r>
+      <w:bookmarkEnd w:id="11"/>
+    </w:p>
+    <w:p>
+      <w:r>
+        <w:t>Технологическая карта состоит из восьми разделов ([1], п. 2.4): область применения; технология и организация производства работ; требования к качеству и приёмке работ; материальные и технические ресурсы; калькуляция затрат труда и машинного времени; график производства работ; охрана труда и требования к безопасности; технико-экономические показатели.</w:t>
+      </w:r>
+    </w:p>
+    <w:p>
+      <w:pPr>
+        <w:pStyle w:val="21"/>
+      </w:pPr>
+      <w:bookmarkStart w:id="12" w:name="_Toc242951201"/>
+      <w:r>
+        <w:t>4.1 Область применения</w:t>
+      </w:r>
+      <w:bookmarkEnd w:id="12"/>
+    </w:p>
+    <w:p>
+      <w:r>
+        <w:t>Технологическая карта разработана на комплекс земляных работ при подготовке строительной площадки размером 500 × 300 м и устройстве котлована под здание по заданию 4, вариант 2. Здание Г-образное в плане, по осям 60 × 30 м с вырезом 42 × 12 м, размещено в квадрате 8. Фундамент - монолитная плита толщиной 400 мм на бетонной подготовке 150 мм и подсыпке из щебня 100 мм. Котлован глубиной hк = 2,09 м с откосами 1:0,67 и одним съездом с двусторонним движением шириной 6 м (п. 2.2).</w:t>
+      </w:r>
+    </w:p>
+    <w:p>
+      <w:r>
+        <w:t>Грунт площадки - супесь без примесей, плотность 1 650 кг/м³; группа по трудности разработки: одноковшовыми экскаваторами - I, скреперами и бульдозерами - II ([2], техническая часть).</w:t>
+      </w:r>
+    </w:p>
+    <w:p>
+      <w:r>
+        <w:t>В состав работ, рассматриваемых в карте, входят ([1], п. 2.2): срезка растительного слоя грунта; рыхление, разработка и перемещение грунта из выемок в насыпь; разравнивание и уплотнение грунта насыпи; окончательная планировка площадки; разработка грунта в котловане экскаватором с погрузкой в автосамосвалы; подготовка дна котлована (подчистка недобора); устройство и уплотнение подсыпки; обратная засыпка пазух котлована и засыпка съезда.</w:t>
+      </w:r>
+    </w:p>
+    <w:p>
+      <w:r>
+        <w:t xml:space="preserve">Основные объёмы работ: планировочная выемка - 23 859,42 м³, насыпь - 29 271,72 м³ (табл. 2.7), из них из выемок в насыпь перемещается 23 836,25 м³; котлован - 3 970,46 м³; подсыпка из щебня - 168,69 м³; обратная </w:t>
+      </w:r>
+      <w:r>
+        <w:lastRenderedPageBreak/>
+        <w:t>засыпка пазух песком - 952,92 м³, засыпка съезда местным грунтом - 140,18 м³ (табл. 2.9).</w:t>
+      </w:r>
+    </w:p>
+    <w:p>
+      <w:r>
+        <w:t>Работы выполняются в летний период (условия в задании не оговорены, принят г. Москва) в 2 смены по 8 ч. Применяемые машины (разд. 3): прицепные скреперы ДЗ-20 (Д-498) с трактором-толкачом Т-180, бульдозер-рыхлитель ДП-22С, бульдозер ДЗ-35С, прицепной каток ДУ-16В; экскаватор ЭО-4121А с обратной лопатой, автосамосвалы КамАЗ-55111, самоходный каток ДУ-31А.</w:t>
+      </w:r>
+    </w:p>
+    <w:p>
+      <w:pPr>
+        <w:pStyle w:val="21"/>
+      </w:pPr>
+      <w:bookmarkStart w:id="13" w:name="_Toc242951202"/>
+      <w:r>
+        <w:t>4.2 Технология и организация производства работ</w:t>
+      </w:r>
+      <w:bookmarkEnd w:id="13"/>
+    </w:p>
+    <w:p>
+      <w:r>
+        <w:rPr>
+          <w:b/>
+        </w:rPr>
+        <w:t>Подготовительные работы.</w:t>
+      </w:r>
+      <w:r>
+        <w:t xml:space="preserve"> До начала земляных работ выполняются: геодезическая разбивка площадки и котлована с закреплением осей; расчистка территории; устройство временных дорог и водоотвода; освещение мест работ для работы во вторую смену; доставка машин и устройство мест их стоянки.</w:t>
+      </w:r>
+    </w:p>
+    <w:p>
+      <w:r>
+        <w:rPr>
+          <w:b/>
+        </w:rPr>
+        <w:t>Вертикальная планировка (лист 5).</w:t>
+      </w:r>
+      <w:r>
+        <w:t xml:space="preserve"> Растительный слой толщиной 0,20 м срезается бульдозером ДЗ-35С и перемещается в отвал за пределами планируемой площади. Грунт выемок рыхлится бульдозером-рыхлителем ДП-22С слоями 0,35 м, разрабатывается и перемещается в насыпь 3 прицепными скреперами ДЗ-20 (Д-498) с толкачом Т-180 по схеме «восьмёрка»; средняя дальность перемещения - 251,09 м (табл. 2.11). В насыпи грунт разравнивается бульдозером ДЗ-35С и уплотняется катком ДУ-16В за 4 прохода по следу; затем выполняется окончательная планировка бульдозер</w:t>
+      </w:r>
+      <w:r>
+        <w:t>ом. Грунт котлована (3 835,67 м³) доставляется в насыпь автосамосвалами (средняя дальность 223,61 м, табл. 2.12), недостающий грунт (458,03 м³) привозится из карьера.</w:t>
+      </w:r>
+    </w:p>
+    <w:p>
+      <w:r>
+        <w:rPr>
+          <w:b/>
+        </w:rPr>
+        <w:t>Разработка грунта в котловане (лист 6).</w:t>
+      </w:r>
+      <w:r>
+        <w:t xml:space="preserve"> Котлован разрабатывается экскаватором ЭО-4121А с обратной лопатой торцевыми проходками с погрузкой грунта в автосамосвалы КамАЗ-55111 (5 шт., п. 3.2). Ширина торцевой проходки обратной лопаты - не более 1,5·Rmax = 1,5 · 9,0 = 13,50 м </w:t>
+      </w:r>
+      <w:r>
+        <w:lastRenderedPageBreak/>
+        <w:t>(прил. 9 [1]). Ширина котлована по верху - 35,60 м в левом крыле и 23,60 м в остальной части, поэтому он разрабатывается тремя проходками: I - шириной 13,50 м и II - шириной 10,10 м на всю длину котлована 71,90 м, III - шириной 12,00 м в левом крыле длиной 23,60 м; съезд разра</w:t>
+      </w:r>
+      <w:r>
+        <w:t>батывается проходкой IV. Экскаватор стоит на поверхности, разрабатывает забой перед собой и передвигается назад по оси проходки; автосамосвалы подаются по неразработанному грунту вдоль проходки. Расстояние от гусениц до бровки забоя - 1,5...2,0 м (прил. 9 [1]).</w:t>
+      </w:r>
+    </w:p>
+    <w:p>
+      <w:r>
+        <w:t>Грунт из котлована (3 970,46 м³) грузится в автосамосвалы и транспортируется в насыпь планировки (3 835,67 м³) и в отвал у котлована для засыпки съезда (134,79 м³), табл. 2.9. Для сохранения природного сложения грунта основания котлован разрабатывается с недобором 10 см (прил. 7 [1]; [3], п. 6.1.6); глубина копания экскаватором - 1,99 м.</w:t>
+      </w:r>
+    </w:p>
+    <w:p>
+      <w:r>
+        <w:rPr>
+          <w:b/>
+        </w:rPr>
+        <w:t>Подчистка дна котлована (лист 6).</w:t>
+      </w:r>
+      <w:r>
+        <w:t xml:space="preserve"> Недобор срезается бульдозером ДЗ-35С, который въезжает в котлован по съезду и работает полосами шириной 3,64 м (длина отвала) с перекрытием 0,3...0,5 м, перемещая грунт к северной бровке. Экскаватор ЭО-4121А, передвигаясь по бровке со стоянки на стоянку, грузит собранный грунт в автосамосвалы. У откосов и в углах котлована, недоступных бульдозеру, дно подчищается вручную.</w:t>
+      </w:r>
+    </w:p>
+    <w:p>
+      <w:r>
+        <w:rPr>
+          <w:b/>
+        </w:rPr>
+        <w:t>Устройство подсыпки (лист 6).</w:t>
+      </w:r>
+      <w:r>
+        <w:t xml:space="preserve"> Щебень для подсыпки толщиной 0,10 м (площадь дна 1 686,88 м², объём 168,69 м³) завозится автосамосвалами по съезду и выгружается кучами. Работы ведутся тремя захватками от дальнего конца котлована к съезду: на первой захватке щебень уплотняется самоходным катком ДУ-31А (ширина полосы 1,9 м, 4 прохода по следу с перекрытием полос 0,2...0,3 м), на второй разравнивается бульдозером ДЗ-35С, на третьей выгружается; затем захватки сдвигаются к съезду ([1], с. 31 и прил. 9). Каток выбран самоходный: прицепной кат</w:t>
+      </w:r>
+      <w:r>
+        <w:t>ок ДУ-16В с тягачом в котловане не развернуть.</w:t>
+      </w:r>
+    </w:p>
+    <w:p>
+      <w:pPr>
+        <w:pStyle w:val="1"/>
         <w:ind w:firstLine="0"/>
         <w:jc w:val="center"/>
       </w:pPr>
-      <w:bookmarkStart w:id="11" w:name="_Toc242912186"/>
+      <w:bookmarkStart w:id="14" w:name="_Toc242951203"/>
       <w:r>
         <w:lastRenderedPageBreak/>
         <w:t>СПИСОК ИСПОЛЬЗОВАННЫХ ИСТОЧНИКОВ</w:t>
       </w:r>
-      <w:bookmarkEnd w:id="11"/>
+      <w:bookmarkEnd w:id="14"/>
     </w:p>
     <w:p>
       <w:r>
@@ -26231,12 +26594,12 @@
         <w:ind w:firstLine="0"/>
         <w:jc w:val="center"/>
       </w:pPr>
-      <w:bookmarkStart w:id="12" w:name="_Toc242912187"/>
+      <w:bookmarkStart w:id="15" w:name="_Toc242951204"/>
       <w:r>
         <w:lastRenderedPageBreak/>
         <w:t>ПРИЛОЖЕНИЕ А</w:t>
       </w:r>
-      <w:bookmarkEnd w:id="12"/>
+      <w:bookmarkEnd w:id="15"/>
     </w:p>
     <w:p>
       <w:pPr>
@@ -26272,7 +26635,10 @@
     </w:p>
     <w:p>
       <w:r>
-        <w:t>Лист 2. План площадки с окончательными рабочими отметками и обводами.</w:t>
+        <w:t xml:space="preserve">Лист 2. План площадки с </w:t>
+      </w:r>
+      <w:r>
+        <w:t>окончательными рабочими отметками и обводами.</w:t>
       </w:r>
     </w:p>
     <w:p>
@@ -26288,6 +26654,11 @@
     <w:p>
       <w:r>
         <w:t>Лист 5. Схема производства работ по вертикальной планировке.</w:t>
+      </w:r>
+    </w:p>
+    <w:p>
+      <w:r>
+        <w:t>Лист 6. Технологическая схема разработки грунта и устройства дна котлована.</w:t>
       </w:r>
     </w:p>
     <w:p>
@@ -26314,7 +26685,7 @@
         </w:rPr>
         <w:lastRenderedPageBreak/>
         <w:drawing>
-          <wp:inline distT="0" distB="0" distL="0" distR="0" wp14:anchorId="5A396DA9" wp14:editId="6830E0E8">
+          <wp:inline distT="0" distB="0" distL="0" distR="0" wp14:anchorId="55165F50" wp14:editId="56535C60">
             <wp:extent cx="15084000" cy="10656000"/>
             <wp:effectExtent l="0" t="0" r="0" b="0"/>
             <wp:docPr id="1" name="Picture 1"/>
@@ -26374,7 +26745,7 @@
         </w:rPr>
         <w:lastRenderedPageBreak/>
         <w:drawing>
-          <wp:inline distT="0" distB="0" distL="0" distR="0" wp14:anchorId="36310F6E" wp14:editId="1329BF10">
+          <wp:inline distT="0" distB="0" distL="0" distR="0" wp14:anchorId="570BA052" wp14:editId="741254A2">
             <wp:extent cx="15084000" cy="10656000"/>
             <wp:effectExtent l="0" t="0" r="0" b="0"/>
             <wp:docPr id="2" name="Picture 2"/>
@@ -26434,7 +26805,7 @@
         </w:rPr>
         <w:lastRenderedPageBreak/>
         <w:drawing>
-          <wp:inline distT="0" distB="0" distL="0" distR="0" wp14:anchorId="439382F5" wp14:editId="0D13C90C">
+          <wp:inline distT="0" distB="0" distL="0" distR="0" wp14:anchorId="7E45CBCD" wp14:editId="56A8688A">
             <wp:extent cx="15084000" cy="10656000"/>
             <wp:effectExtent l="0" t="0" r="0" b="0"/>
             <wp:docPr id="3" name="Picture 3"/>
@@ -26494,7 +26865,7 @@
         </w:rPr>
         <w:lastRenderedPageBreak/>
         <w:drawing>
-          <wp:inline distT="0" distB="0" distL="0" distR="0" wp14:anchorId="4B14953E" wp14:editId="6FAE5B17">
+          <wp:inline distT="0" distB="0" distL="0" distR="0" wp14:anchorId="15BF53B9" wp14:editId="67FB8EA9">
             <wp:extent cx="15084000" cy="10656000"/>
             <wp:effectExtent l="0" t="0" r="0" b="0"/>
             <wp:docPr id="4" name="Picture 4"/>
@@ -26554,7 +26925,7 @@
         </w:rPr>
         <w:lastRenderedPageBreak/>
         <w:drawing>
-          <wp:inline distT="0" distB="0" distL="0" distR="0" wp14:anchorId="0EE96CF5" wp14:editId="2C05A030">
+          <wp:inline distT="0" distB="0" distL="0" distR="0" wp14:anchorId="389CDAE9" wp14:editId="7486FD99">
             <wp:extent cx="15084000" cy="10656000"/>
             <wp:effectExtent l="0" t="0" r="0" b="0"/>
             <wp:docPr id="5" name="Picture 5"/>
@@ -26590,9 +26961,69 @@
         </w:drawing>
       </w:r>
     </w:p>
+    <w:p>
+      <w:pPr>
+        <w:sectPr>
+          <w:headerReference w:type="default" r:id="rId22"/>
+          <w:footerReference w:type="default" r:id="rId23"/>
+          <w:pgSz w:w="23811" w:h="16838" w:orient="landscape"/>
+          <w:pgMar w:top="0" w:right="0" w:bottom="0" w:left="0" w:header="0" w:footer="0" w:gutter="0"/>
+          <w:cols w:space="720"/>
+          <w:docGrid w:linePitch="360"/>
+        </w:sectPr>
+      </w:pPr>
+    </w:p>
+    <w:p>
+      <w:pPr>
+        <w:spacing w:line="240" w:lineRule="auto"/>
+        <w:ind w:firstLine="0"/>
+        <w:jc w:val="center"/>
+      </w:pPr>
+      <w:r>
+        <w:rPr>
+          <w:noProof/>
+        </w:rPr>
+        <w:lastRenderedPageBreak/>
+        <w:drawing>
+          <wp:inline distT="0" distB="0" distL="0" distR="0" wp14:anchorId="79BBD86E" wp14:editId="366AEBEC">
+            <wp:extent cx="15084000" cy="10656000"/>
+            <wp:effectExtent l="0" t="0" r="0" b="0"/>
+            <wp:docPr id="6" name="Picture 6"/>
+            <wp:cNvGraphicFramePr>
+              <a:graphicFrameLocks xmlns:a="http://schemas.openxmlformats.org/drawingml/2006/main" noChangeAspect="1"/>
+            </wp:cNvGraphicFramePr>
+            <a:graphic xmlns:a="http://schemas.openxmlformats.org/drawingml/2006/main">
+              <a:graphicData uri="http://schemas.openxmlformats.org/drawingml/2006/picture">
+                <pic:pic xmlns:pic="http://schemas.openxmlformats.org/drawingml/2006/picture">
+                  <pic:nvPicPr>
+                    <pic:cNvPr id="0" name="list6.png"/>
+                    <pic:cNvPicPr/>
+                  </pic:nvPicPr>
+                  <pic:blipFill>
+                    <a:blip r:embed="rId24"/>
+                    <a:stretch>
+                      <a:fillRect/>
+                    </a:stretch>
+                  </pic:blipFill>
+                  <pic:spPr>
+                    <a:xfrm>
+                      <a:off x="0" y="0"/>
+                      <a:ext cx="15084000" cy="10656000"/>
+                    </a:xfrm>
+                    <a:prstGeom prst="rect">
+                      <a:avLst/>
+                    </a:prstGeom>
+                  </pic:spPr>
+                </pic:pic>
+              </a:graphicData>
+            </a:graphic>
+          </wp:inline>
+        </w:drawing>
+      </w:r>
+    </w:p>
     <w:sectPr>
-      <w:headerReference w:type="default" r:id="rId22"/>
-      <w:footerReference w:type="default" r:id="rId23"/>
+      <w:headerReference w:type="default" r:id="rId25"/>
+      <w:footerReference w:type="default" r:id="rId26"/>
       <w:pgSz w:w="23811" w:h="16838" w:orient="landscape"/>
       <w:pgMar w:top="0" w:right="0" w:bottom="0" w:left="0" w:header="0" w:footer="0" w:gutter="0"/>
       <w:cols w:space="720"/>
@@ -26707,6 +27138,16 @@
 </w:ftr>
 </file>
 
+<file path=word/footer7.xml><?xml version="1.0" encoding="utf-8"?>
+<w:ftr xmlns:wpc="http://schemas.microsoft.com/office/word/2010/wordprocessingCanvas" xmlns:cx="http://schemas.microsoft.com/office/drawing/2014/chartex" xmlns:cx1="http://schemas.microsoft.com/office/drawing/2015/9/8/chartex" xmlns:cx2="http://schemas.microsoft.com/office/drawing/2015/10/21/chartex" xmlns:cx3="http://schemas.microsoft.com/office/drawing/2016/5/9/chartex" xmlns:cx4="http://schemas.microsoft.com/office/drawing/2016/5/10/chartex" xmlns:cx5="http://schemas.microsoft.com/office/drawing/2016/5/11/chartex" xmlns:cx6="http://schemas.microsoft.com/office/drawing/2016/5/12/chartex" xmlns:cx7="http://schemas.microsoft.com/office/drawing/2016/5/13/chartex" xmlns:cx8="http://schemas.microsoft.com/office/drawing/2016/5/14/chartex" xmlns:mc="http://schemas.openxmlformats.org/markup-compatibility/2006" xmlns:aink="http://schemas.microsoft.com/office/drawing/2016/ink" xmlns:am3d="http://schemas.microsoft.com/office/drawing/2017/model3d" xmlns:o="urn:schemas-microsoft-com:office:office" xmlns:oel="http://schemas.microsoft.com/office/2019/extlst" xmlns:r="http://schemas.openxmlformats.org/officeDocument/2006/relationships" xmlns:m="http://schemas.openxmlformats.org/officeDocument/2006/math" xmlns:v="urn:schemas-microsoft-com:vml" xmlns:wp14="http://schemas.microsoft.com/office/word/2010/wordprocessingDrawing" xmlns:wp="http://schemas.openxmlformats.org/drawingml/2006/wordprocessingDrawing" xmlns:w10="urn:schemas-microsoft-com:office:word" xmlns:w="http://schemas.openxmlformats.org/wordprocessingml/2006/main" xmlns:w14="http://schemas.microsoft.com/office/word/2010/wordml" xmlns:w15="http://schemas.microsoft.com/office/word/2012/wordml" xmlns:w16cex="http://schemas.microsoft.com/office/word/2018/wordml/cex" xmlns:w16cid="http://schemas.microsoft.com/office/word/2016/wordml/cid" xmlns:w16="http://schemas.microsoft.com/office/word/2018/wordml" xmlns:w16sdtdh="http://schemas.microsoft.com/office/word/2020/wordml/sdtdatahash" xmlns:w16se="http://schemas.microsoft.com/office/word/2015/wordml/symex" xmlns:wpg="http://schemas.microsoft.com/office/word/2010/wordprocessingGroup" xmlns:wpi="http://schemas.microsoft.com/office/word/2010/wordprocessingInk" xmlns:wne="http://schemas.microsoft.com/office/word/2006/wordml" xmlns:wps="http://schemas.microsoft.com/office/word/2010/wordprocessingShape" mc:Ignorable="w14 w15 w16se w16cid w16 w16cex w16sdtdh wp14">
+  <w:p>
+    <w:pPr>
+      <w:pStyle w:val="a7"/>
+    </w:pPr>
+  </w:p>
+</w:ftr>
+</file>
+
 <file path=word/footnotes.xml><?xml version="1.0" encoding="utf-8"?>
 <w:footnotes xmlns:wpc="http://schemas.microsoft.com/office/word/2010/wordprocessingCanvas" xmlns:cx="http://schemas.microsoft.com/office/drawing/2014/chartex" xmlns:cx1="http://schemas.microsoft.com/office/drawing/2015/9/8/chartex" xmlns:cx2="http://schemas.microsoft.com/office/drawing/2015/10/21/chartex" xmlns:cx3="http://schemas.microsoft.com/office/drawing/2016/5/9/chartex" xmlns:cx4="http://schemas.microsoft.com/office/drawing/2016/5/10/chartex" xmlns:cx5="http://schemas.microsoft.com/office/drawing/2016/5/11/chartex" xmlns:cx6="http://schemas.microsoft.com/office/drawing/2016/5/12/chartex" xmlns:cx7="http://schemas.microsoft.com/office/drawing/2016/5/13/chartex" xmlns:cx8="http://schemas.microsoft.com/office/drawing/2016/5/14/chartex" xmlns:mc="http://schemas.openxmlformats.org/markup-compatibility/2006" xmlns:aink="http://schemas.microsoft.com/office/drawing/2016/ink" xmlns:am3d="http://schemas.microsoft.com/office/drawing/2017/model3d" xmlns:o="urn:schemas-microsoft-com:office:office" xmlns:oel="http://schemas.microsoft.com/office/2019/extlst" xmlns:r="http://schemas.openxmlformats.org/officeDocument/2006/relationships" xmlns:m="http://schemas.openxmlformats.org/officeDocument/2006/math" xmlns:v="urn:schemas-microsoft-com:vml" xmlns:wp14="http://schemas.microsoft.com/office/word/2010/wordprocessingDrawing" xmlns:wp="http://schemas.openxmlformats.org/drawingml/2006/wordprocessingDrawing" xmlns:w10="urn:schemas-microsoft-com:office:word" xmlns:w="http://schemas.openxmlformats.org/wordprocessingml/2006/main" xmlns:w14="http://schemas.microsoft.com/office/word/2010/wordml" xmlns:w15="http://schemas.microsoft.com/office/word/2012/wordml" xmlns:w16cex="http://schemas.microsoft.com/office/word/2018/wordml/cex" xmlns:w16cid="http://schemas.microsoft.com/office/word/2016/wordml/cid" xmlns:w16="http://schemas.microsoft.com/office/word/2018/wordml" xmlns:w16sdtdh="http://schemas.microsoft.com/office/word/2020/wordml/sdtdatahash" xmlns:w16se="http://schemas.microsoft.com/office/word/2015/wordml/symex" xmlns:wpg="http://schemas.microsoft.com/office/word/2010/wordprocessingGroup" xmlns:wpi="http://schemas.microsoft.com/office/word/2010/wordprocessingInk" xmlns:wne="http://schemas.microsoft.com/office/word/2006/wordml" xmlns:wps="http://schemas.microsoft.com/office/word/2010/wordprocessingShape" mc:Ignorable="w14 w15 w16se w16cid w16 w16cex w16sdtdh wp14">
   <w:footnote w:type="separator" w:id="-1">
@@ -26773,6 +27214,16 @@
 </file>
 
 <file path=word/header5.xml><?xml version="1.0" encoding="utf-8"?>
+<w:hdr xmlns:wpc="http://schemas.microsoft.com/office/word/2010/wordprocessingCanvas" xmlns:cx="http://schemas.microsoft.com/office/drawing/2014/chartex" xmlns:cx1="http://schemas.microsoft.com/office/drawing/2015/9/8/chartex" xmlns:cx2="http://schemas.microsoft.com/office/drawing/2015/10/21/chartex" xmlns:cx3="http://schemas.microsoft.com/office/drawing/2016/5/9/chartex" xmlns:cx4="http://schemas.microsoft.com/office/drawing/2016/5/10/chartex" xmlns:cx5="http://schemas.microsoft.com/office/drawing/2016/5/11/chartex" xmlns:cx6="http://schemas.microsoft.com/office/drawing/2016/5/12/chartex" xmlns:cx7="http://schemas.microsoft.com/office/drawing/2016/5/13/chartex" xmlns:cx8="http://schemas.microsoft.com/office/drawing/2016/5/14/chartex" xmlns:mc="http://schemas.openxmlformats.org/markup-compatibility/2006" xmlns:aink="http://schemas.microsoft.com/office/drawing/2016/ink" xmlns:am3d="http://schemas.microsoft.com/office/drawing/2017/model3d" xmlns:o="urn:schemas-microsoft-com:office:office" xmlns:oel="http://schemas.microsoft.com/office/2019/extlst" xmlns:r="http://schemas.openxmlformats.org/officeDocument/2006/relationships" xmlns:m="http://schemas.openxmlformats.org/officeDocument/2006/math" xmlns:v="urn:schemas-microsoft-com:vml" xmlns:wp14="http://schemas.microsoft.com/office/word/2010/wordprocessingDrawing" xmlns:wp="http://schemas.openxmlformats.org/drawingml/2006/wordprocessingDrawing" xmlns:w10="urn:schemas-microsoft-com:office:word" xmlns:w="http://schemas.openxmlformats.org/wordprocessingml/2006/main" xmlns:w14="http://schemas.microsoft.com/office/word/2010/wordml" xmlns:w15="http://schemas.microsoft.com/office/word/2012/wordml" xmlns:w16cex="http://schemas.microsoft.com/office/word/2018/wordml/cex" xmlns:w16cid="http://schemas.microsoft.com/office/word/2016/wordml/cid" xmlns:w16="http://schemas.microsoft.com/office/word/2018/wordml" xmlns:w16sdtdh="http://schemas.microsoft.com/office/word/2020/wordml/sdtdatahash" xmlns:w16se="http://schemas.microsoft.com/office/word/2015/wordml/symex" xmlns:wpg="http://schemas.microsoft.com/office/word/2010/wordprocessingGroup" xmlns:wpi="http://schemas.microsoft.com/office/word/2010/wordprocessingInk" xmlns:wne="http://schemas.microsoft.com/office/word/2006/wordml" xmlns:wps="http://schemas.microsoft.com/office/word/2010/wordprocessingShape" mc:Ignorable="w14 w15 w16se w16cid w16 w16cex w16sdtdh wp14">
+  <w:p>
+    <w:pPr>
+      <w:pStyle w:val="a5"/>
+    </w:pPr>
+  </w:p>
+</w:hdr>
+</file>
+
+<file path=word/header6.xml><?xml version="1.0" encoding="utf-8"?>
 <w:hdr xmlns:wpc="http://schemas.microsoft.com/office/word/2010/wordprocessingCanvas" xmlns:cx="http://schemas.microsoft.com/office/drawing/2014/chartex" xmlns:cx1="http://schemas.microsoft.com/office/drawing/2015/9/8/chartex" xmlns:cx2="http://schemas.microsoft.com/office/drawing/2015/10/21/chartex" xmlns:cx3="http://schemas.microsoft.com/office/drawing/2016/5/9/chartex" xmlns:cx4="http://schemas.microsoft.com/office/drawing/2016/5/10/chartex" xmlns:cx5="http://schemas.microsoft.com/office/drawing/2016/5/11/chartex" xmlns:cx6="http://schemas.microsoft.com/office/drawing/2016/5/12/chartex" xmlns:cx7="http://schemas.microsoft.com/office/drawing/2016/5/13/chartex" xmlns:cx8="http://schemas.microsoft.com/office/drawing/2016/5/14/chartex" xmlns:mc="http://schemas.openxmlformats.org/markup-compatibility/2006" xmlns:aink="http://schemas.microsoft.com/office/drawing/2016/ink" xmlns:am3d="http://schemas.microsoft.com/office/drawing/2017/model3d" xmlns:o="urn:schemas-microsoft-com:office:office" xmlns:oel="http://schemas.microsoft.com/office/2019/extlst" xmlns:r="http://schemas.openxmlformats.org/officeDocument/2006/relationships" xmlns:m="http://schemas.openxmlformats.org/officeDocument/2006/math" xmlns:v="urn:schemas-microsoft-com:vml" xmlns:wp14="http://schemas.microsoft.com/office/word/2010/wordprocessingDrawing" xmlns:wp="http://schemas.openxmlformats.org/drawingml/2006/wordprocessingDrawing" xmlns:w10="urn:schemas-microsoft-com:office:word" xmlns:w="http://schemas.openxmlformats.org/wordprocessingml/2006/main" xmlns:w14="http://schemas.microsoft.com/office/word/2010/wordml" xmlns:w15="http://schemas.microsoft.com/office/word/2012/wordml" xmlns:w16cex="http://schemas.microsoft.com/office/word/2018/wordml/cex" xmlns:w16cid="http://schemas.microsoft.com/office/word/2016/wordml/cid" xmlns:w16="http://schemas.microsoft.com/office/word/2018/wordml" xmlns:w16sdtdh="http://schemas.microsoft.com/office/word/2020/wordml/sdtdatahash" xmlns:w16se="http://schemas.microsoft.com/office/word/2015/wordml/symex" xmlns:wpg="http://schemas.microsoft.com/office/word/2010/wordprocessingGroup" xmlns:wpi="http://schemas.microsoft.com/office/word/2010/wordprocessingInk" xmlns:wne="http://schemas.microsoft.com/office/word/2006/wordml" xmlns:wps="http://schemas.microsoft.com/office/word/2010/wordprocessingShape" mc:Ignorable="w14 w15 w16se w16cid w16 w16cex w16sdtdh wp14">
   <w:p>
     <w:pPr>
@@ -26955,31 +27406,31 @@
       </w:rPr>
     </w:lvl>
   </w:abstractNum>
-  <w:num w:numId="1" w16cid:durableId="935212906">
+  <w:num w:numId="1" w16cid:durableId="1881211508">
     <w:abstractNumId w:val="8"/>
   </w:num>
-  <w:num w:numId="2" w16cid:durableId="1537158231">
+  <w:num w:numId="2" w16cid:durableId="1953971672">
     <w:abstractNumId w:val="6"/>
   </w:num>
-  <w:num w:numId="3" w16cid:durableId="2000889858">
+  <w:num w:numId="3" w16cid:durableId="489365748">
     <w:abstractNumId w:val="5"/>
   </w:num>
-  <w:num w:numId="4" w16cid:durableId="148714828">
+  <w:num w:numId="4" w16cid:durableId="2116514997">
     <w:abstractNumId w:val="4"/>
   </w:num>
-  <w:num w:numId="5" w16cid:durableId="45758991">
+  <w:num w:numId="5" w16cid:durableId="1547450624">
     <w:abstractNumId w:val="7"/>
   </w:num>
-  <w:num w:numId="6" w16cid:durableId="1606692552">
+  <w:num w:numId="6" w16cid:durableId="2054113715">
     <w:abstractNumId w:val="3"/>
   </w:num>
-  <w:num w:numId="7" w16cid:durableId="105933812">
+  <w:num w:numId="7" w16cid:durableId="545260909">
     <w:abstractNumId w:val="2"/>
   </w:num>
-  <w:num w:numId="8" w16cid:durableId="1969044665">
+  <w:num w:numId="8" w16cid:durableId="1975521253">
     <w:abstractNumId w:val="1"/>
   </w:num>
-  <w:num w:numId="9" w16cid:durableId="1328248684">
+  <w:num w:numId="9" w16cid:durableId="537476987">
     <w:abstractNumId w:val="0"/>
   </w:num>
 </w:numbering>
@@ -38381,7 +38832,7 @@
     <w:autoRedefine/>
     <w:uiPriority w:val="39"/>
     <w:unhideWhenUsed/>
-    <w:rsid w:val="005248D0"/>
+    <w:rsid w:val="0095737F"/>
     <w:pPr>
       <w:spacing w:after="100"/>
     </w:pPr>
@@ -38393,7 +38844,7 @@
     <w:autoRedefine/>
     <w:uiPriority w:val="39"/>
     <w:unhideWhenUsed/>
-    <w:rsid w:val="005248D0"/>
+    <w:rsid w:val="0095737F"/>
     <w:pPr>
       <w:spacing w:after="100"/>
       <w:ind w:left="280"/>
@@ -38404,7 +38855,7 @@
     <w:basedOn w:val="a2"/>
     <w:uiPriority w:val="99"/>
     <w:unhideWhenUsed/>
-    <w:rsid w:val="005248D0"/>
+    <w:rsid w:val="0095737F"/>
     <w:rPr>
       <w:color w:val="0000FF" w:themeColor="hyperlink"/>
       <w:u w:val="single"/>

--- a/kursovaya-tsp/Пояснительная записка. Вариант 2.docx
+++ b/kursovaya-tsp/Пояснительная записка. Вариант 2.docx
@@ -266,7 +266,7 @@
       <w:r>
         <w:fldChar w:fldCharType="separate"/>
       </w:r>
-      <w:hyperlink w:anchor="_Toc242951189" w:history="1">
+      <w:hyperlink w:anchor="_Toc242976931" w:history="1">
         <w:r>
           <w:rPr>
             <w:rStyle w:val="aff8"/>
@@ -294,7 +294,7 @@
             <w:noProof/>
             <w:webHidden/>
           </w:rPr>
-          <w:instrText xml:space="preserve"> PAGEREF _Toc242951189 \h </w:instrText>
+          <w:instrText xml:space="preserve"> PAGEREF _Toc242976931 \h </w:instrText>
         </w:r>
         <w:r>
           <w:rPr>
@@ -341,7 +341,7 @@
           <w14:ligatures w14:val="standardContextual"/>
         </w:rPr>
       </w:pPr>
-      <w:hyperlink w:anchor="_Toc242951190" w:history="1">
+      <w:hyperlink w:anchor="_Toc242976932" w:history="1">
         <w:r>
           <w:rPr>
             <w:rStyle w:val="aff8"/>
@@ -369,7 +369,7 @@
             <w:noProof/>
             <w:webHidden/>
           </w:rPr>
-          <w:instrText xml:space="preserve"> PAGEREF _Toc242951190 \h </w:instrText>
+          <w:instrText xml:space="preserve"> PAGEREF _Toc242976932 \h </w:instrText>
         </w:r>
         <w:r>
           <w:rPr>
@@ -416,7 +416,7 @@
           <w14:ligatures w14:val="standardContextual"/>
         </w:rPr>
       </w:pPr>
-      <w:hyperlink w:anchor="_Toc242951191" w:history="1">
+      <w:hyperlink w:anchor="_Toc242976933" w:history="1">
         <w:r>
           <w:rPr>
             <w:rStyle w:val="aff8"/>
@@ -444,7 +444,7 @@
             <w:noProof/>
             <w:webHidden/>
           </w:rPr>
-          <w:instrText xml:space="preserve"> PAGEREF _Toc242951191 \h </w:instrText>
+          <w:instrText xml:space="preserve"> PAGEREF _Toc242976933 \h </w:instrText>
         </w:r>
         <w:r>
           <w:rPr>
@@ -491,7 +491,7 @@
           <w14:ligatures w14:val="standardContextual"/>
         </w:rPr>
       </w:pPr>
-      <w:hyperlink w:anchor="_Toc242951192" w:history="1">
+      <w:hyperlink w:anchor="_Toc242976934" w:history="1">
         <w:r>
           <w:rPr>
             <w:rStyle w:val="aff8"/>
@@ -519,7 +519,7 @@
             <w:noProof/>
             <w:webHidden/>
           </w:rPr>
-          <w:instrText xml:space="preserve"> PAGEREF _Toc242951192 \h </w:instrText>
+          <w:instrText xml:space="preserve"> PAGEREF _Toc242976934 \h </w:instrText>
         </w:r>
         <w:r>
           <w:rPr>
@@ -566,7 +566,7 @@
           <w14:ligatures w14:val="standardContextual"/>
         </w:rPr>
       </w:pPr>
-      <w:hyperlink w:anchor="_Toc242951193" w:history="1">
+      <w:hyperlink w:anchor="_Toc242976935" w:history="1">
         <w:r>
           <w:rPr>
             <w:rStyle w:val="aff8"/>
@@ -594,7 +594,7 @@
             <w:noProof/>
             <w:webHidden/>
           </w:rPr>
-          <w:instrText xml:space="preserve"> PAGEREF _Toc242951193 \h </w:instrText>
+          <w:instrText xml:space="preserve"> PAGEREF _Toc242976935 \h </w:instrText>
         </w:r>
         <w:r>
           <w:rPr>
@@ -641,7 +641,7 @@
           <w14:ligatures w14:val="standardContextual"/>
         </w:rPr>
       </w:pPr>
-      <w:hyperlink w:anchor="_Toc242951194" w:history="1">
+      <w:hyperlink w:anchor="_Toc242976936" w:history="1">
         <w:r>
           <w:rPr>
             <w:rStyle w:val="aff8"/>
@@ -669,7 +669,7 @@
             <w:noProof/>
             <w:webHidden/>
           </w:rPr>
-          <w:instrText xml:space="preserve"> PAGEREF _Toc242951194 \h </w:instrText>
+          <w:instrText xml:space="preserve"> PAGEREF _Toc242976936 \h </w:instrText>
         </w:r>
         <w:r>
           <w:rPr>
@@ -716,7 +716,7 @@
           <w14:ligatures w14:val="standardContextual"/>
         </w:rPr>
       </w:pPr>
-      <w:hyperlink w:anchor="_Toc242951195" w:history="1">
+      <w:hyperlink w:anchor="_Toc242976937" w:history="1">
         <w:r>
           <w:rPr>
             <w:rStyle w:val="aff8"/>
@@ -744,7 +744,7 @@
             <w:noProof/>
             <w:webHidden/>
           </w:rPr>
-          <w:instrText xml:space="preserve"> PAGEREF _Toc242951195 \h </w:instrText>
+          <w:instrText xml:space="preserve"> PAGEREF _Toc242976937 \h </w:instrText>
         </w:r>
         <w:r>
           <w:rPr>
@@ -791,7 +791,7 @@
           <w14:ligatures w14:val="standardContextual"/>
         </w:rPr>
       </w:pPr>
-      <w:hyperlink w:anchor="_Toc242951196" w:history="1">
+      <w:hyperlink w:anchor="_Toc242976938" w:history="1">
         <w:r>
           <w:rPr>
             <w:rStyle w:val="aff8"/>
@@ -819,7 +819,7 @@
             <w:noProof/>
             <w:webHidden/>
           </w:rPr>
-          <w:instrText xml:space="preserve"> PAGEREF _Toc242951196 \h </w:instrText>
+          <w:instrText xml:space="preserve"> PAGEREF _Toc242976938 \h </w:instrText>
         </w:r>
         <w:r>
           <w:rPr>
@@ -866,7 +866,7 @@
           <w14:ligatures w14:val="standardContextual"/>
         </w:rPr>
       </w:pPr>
-      <w:hyperlink w:anchor="_Toc242951197" w:history="1">
+      <w:hyperlink w:anchor="_Toc242976939" w:history="1">
         <w:r>
           <w:rPr>
             <w:rStyle w:val="aff8"/>
@@ -894,7 +894,7 @@
             <w:noProof/>
             <w:webHidden/>
           </w:rPr>
-          <w:instrText xml:space="preserve"> PAGEREF _Toc242951197 \h </w:instrText>
+          <w:instrText xml:space="preserve"> PAGEREF _Toc242976939 \h </w:instrText>
         </w:r>
         <w:r>
           <w:rPr>
@@ -941,7 +941,7 @@
           <w14:ligatures w14:val="standardContextual"/>
         </w:rPr>
       </w:pPr>
-      <w:hyperlink w:anchor="_Toc242951198" w:history="1">
+      <w:hyperlink w:anchor="_Toc242976940" w:history="1">
         <w:r>
           <w:rPr>
             <w:rStyle w:val="aff8"/>
@@ -969,7 +969,7 @@
             <w:noProof/>
             <w:webHidden/>
           </w:rPr>
-          <w:instrText xml:space="preserve"> PAGEREF _Toc242951198 \h </w:instrText>
+          <w:instrText xml:space="preserve"> PAGEREF _Toc242976940 \h </w:instrText>
         </w:r>
         <w:r>
           <w:rPr>
@@ -1016,7 +1016,7 @@
           <w14:ligatures w14:val="standardContextual"/>
         </w:rPr>
       </w:pPr>
-      <w:hyperlink w:anchor="_Toc242951199" w:history="1">
+      <w:hyperlink w:anchor="_Toc242976941" w:history="1">
         <w:r>
           <w:rPr>
             <w:rStyle w:val="aff8"/>
@@ -1044,7 +1044,7 @@
             <w:noProof/>
             <w:webHidden/>
           </w:rPr>
-          <w:instrText xml:space="preserve"> PAGEREF _Toc242951199 \h </w:instrText>
+          <w:instrText xml:space="preserve"> PAGEREF _Toc242976941 \h </w:instrText>
         </w:r>
         <w:r>
           <w:rPr>
@@ -1091,7 +1091,7 @@
           <w14:ligatures w14:val="standardContextual"/>
         </w:rPr>
       </w:pPr>
-      <w:hyperlink w:anchor="_Toc242951200" w:history="1">
+      <w:hyperlink w:anchor="_Toc242976942" w:history="1">
         <w:r>
           <w:rPr>
             <w:rStyle w:val="aff8"/>
@@ -1119,7 +1119,7 @@
             <w:noProof/>
             <w:webHidden/>
           </w:rPr>
-          <w:instrText xml:space="preserve"> PAGEREF _Toc242951200 \h </w:instrText>
+          <w:instrText xml:space="preserve"> PAGEREF _Toc242976942 \h </w:instrText>
         </w:r>
         <w:r>
           <w:rPr>
@@ -1166,7 +1166,7 @@
           <w14:ligatures w14:val="standardContextual"/>
         </w:rPr>
       </w:pPr>
-      <w:hyperlink w:anchor="_Toc242951201" w:history="1">
+      <w:hyperlink w:anchor="_Toc242976943" w:history="1">
         <w:r>
           <w:rPr>
             <w:rStyle w:val="aff8"/>
@@ -1194,7 +1194,7 @@
             <w:noProof/>
             <w:webHidden/>
           </w:rPr>
-          <w:instrText xml:space="preserve"> PAGEREF _Toc242951201 \h </w:instrText>
+          <w:instrText xml:space="preserve"> PAGEREF _Toc242976943 \h </w:instrText>
         </w:r>
         <w:r>
           <w:rPr>
@@ -1241,7 +1241,7 @@
           <w14:ligatures w14:val="standardContextual"/>
         </w:rPr>
       </w:pPr>
-      <w:hyperlink w:anchor="_Toc242951202" w:history="1">
+      <w:hyperlink w:anchor="_Toc242976944" w:history="1">
         <w:r>
           <w:rPr>
             <w:rStyle w:val="aff8"/>
@@ -1269,7 +1269,7 @@
             <w:noProof/>
             <w:webHidden/>
           </w:rPr>
-          <w:instrText xml:space="preserve"> PAGEREF _Toc242951202 \h </w:instrText>
+          <w:instrText xml:space="preserve"> PAGEREF _Toc242976944 \h </w:instrText>
         </w:r>
         <w:r>
           <w:rPr>
@@ -1316,7 +1316,7 @@
           <w14:ligatures w14:val="standardContextual"/>
         </w:rPr>
       </w:pPr>
-      <w:hyperlink w:anchor="_Toc242951203" w:history="1">
+      <w:hyperlink w:anchor="_Toc242976945" w:history="1">
         <w:r>
           <w:rPr>
             <w:rStyle w:val="aff8"/>
@@ -1344,82 +1344,7 @@
             <w:noProof/>
             <w:webHidden/>
           </w:rPr>
-          <w:instrText xml:space="preserve"> PAGEREF _Toc242951203 \h </w:instrText>
-        </w:r>
-        <w:r>
-          <w:rPr>
-            <w:noProof/>
-            <w:webHidden/>
-          </w:rPr>
-        </w:r>
-        <w:r>
-          <w:rPr>
-            <w:noProof/>
-            <w:webHidden/>
-          </w:rPr>
-          <w:fldChar w:fldCharType="separate"/>
-        </w:r>
-        <w:r>
-          <w:rPr>
-            <w:noProof/>
-            <w:webHidden/>
-          </w:rPr>
-          <w:t>21</w:t>
-        </w:r>
-        <w:r>
-          <w:rPr>
-            <w:noProof/>
-            <w:webHidden/>
-          </w:rPr>
-          <w:fldChar w:fldCharType="end"/>
-        </w:r>
-      </w:hyperlink>
-    </w:p>
-    <w:p>
-      <w:pPr>
-        <w:pStyle w:val="14"/>
-        <w:tabs>
-          <w:tab w:val="right" w:leader="dot" w:pos="9345"/>
-        </w:tabs>
-        <w:rPr>
-          <w:rFonts w:asciiTheme="minorHAnsi" w:eastAsiaTheme="minorEastAsia" w:hAnsiTheme="minorHAnsi"/>
-          <w:noProof/>
-          <w:kern w:val="2"/>
-          <w:sz w:val="24"/>
-          <w:szCs w:val="24"/>
-          <w:lang w:val="ru-RU" w:eastAsia="ru-RU"/>
-          <w14:ligatures w14:val="standardContextual"/>
-        </w:rPr>
-      </w:pPr>
-      <w:hyperlink w:anchor="_Toc242951204" w:history="1">
-        <w:r>
-          <w:rPr>
-            <w:rStyle w:val="aff8"/>
-            <w:rFonts w:eastAsiaTheme="majorEastAsia"/>
-            <w:noProof/>
-          </w:rPr>
-          <w:t>ПРИЛОЖЕНИЕ А</w:t>
-        </w:r>
-        <w:r>
-          <w:rPr>
-            <w:noProof/>
-            <w:webHidden/>
-          </w:rPr>
-          <w:tab/>
-        </w:r>
-        <w:r>
-          <w:rPr>
-            <w:noProof/>
-            <w:webHidden/>
-          </w:rPr>
-          <w:fldChar w:fldCharType="begin"/>
-        </w:r>
-        <w:r>
-          <w:rPr>
-            <w:noProof/>
-            <w:webHidden/>
-          </w:rPr>
-          <w:instrText xml:space="preserve"> PAGEREF _Toc242951204 \h </w:instrText>
+          <w:instrText xml:space="preserve"> PAGEREF _Toc242976945 \h </w:instrText>
         </w:r>
         <w:r>
           <w:rPr>
@@ -1452,6 +1377,81 @@
     </w:p>
     <w:p>
       <w:pPr>
+        <w:pStyle w:val="14"/>
+        <w:tabs>
+          <w:tab w:val="right" w:leader="dot" w:pos="9345"/>
+        </w:tabs>
+        <w:rPr>
+          <w:rFonts w:asciiTheme="minorHAnsi" w:eastAsiaTheme="minorEastAsia" w:hAnsiTheme="minorHAnsi"/>
+          <w:noProof/>
+          <w:kern w:val="2"/>
+          <w:sz w:val="24"/>
+          <w:szCs w:val="24"/>
+          <w:lang w:val="ru-RU" w:eastAsia="ru-RU"/>
+          <w14:ligatures w14:val="standardContextual"/>
+        </w:rPr>
+      </w:pPr>
+      <w:hyperlink w:anchor="_Toc242976946" w:history="1">
+        <w:r>
+          <w:rPr>
+            <w:rStyle w:val="aff8"/>
+            <w:rFonts w:eastAsiaTheme="majorEastAsia"/>
+            <w:noProof/>
+          </w:rPr>
+          <w:t>ПРИЛОЖЕНИЕ А</w:t>
+        </w:r>
+        <w:r>
+          <w:rPr>
+            <w:noProof/>
+            <w:webHidden/>
+          </w:rPr>
+          <w:tab/>
+        </w:r>
+        <w:r>
+          <w:rPr>
+            <w:noProof/>
+            <w:webHidden/>
+          </w:rPr>
+          <w:fldChar w:fldCharType="begin"/>
+        </w:r>
+        <w:r>
+          <w:rPr>
+            <w:noProof/>
+            <w:webHidden/>
+          </w:rPr>
+          <w:instrText xml:space="preserve"> PAGEREF _Toc242976946 \h </w:instrText>
+        </w:r>
+        <w:r>
+          <w:rPr>
+            <w:noProof/>
+            <w:webHidden/>
+          </w:rPr>
+        </w:r>
+        <w:r>
+          <w:rPr>
+            <w:noProof/>
+            <w:webHidden/>
+          </w:rPr>
+          <w:fldChar w:fldCharType="separate"/>
+        </w:r>
+        <w:r>
+          <w:rPr>
+            <w:noProof/>
+            <w:webHidden/>
+          </w:rPr>
+          <w:t>23</w:t>
+        </w:r>
+        <w:r>
+          <w:rPr>
+            <w:noProof/>
+            <w:webHidden/>
+          </w:rPr>
+          <w:fldChar w:fldCharType="end"/>
+        </w:r>
+      </w:hyperlink>
+    </w:p>
+    <w:p>
+      <w:pPr>
         <w:ind w:firstLine="0"/>
       </w:pPr>
       <w:r>
@@ -1462,7 +1462,7 @@
       <w:pPr>
         <w:pStyle w:val="1"/>
       </w:pPr>
-      <w:bookmarkStart w:id="0" w:name="_Toc242951189"/>
+      <w:bookmarkStart w:id="0" w:name="_Toc242976931"/>
       <w:r>
         <w:lastRenderedPageBreak/>
         <w:t>1 Исходные данные для технологического проектирования</w:t>
@@ -2616,7 +2616,7 @@
       <w:pPr>
         <w:pStyle w:val="1"/>
       </w:pPr>
-      <w:bookmarkStart w:id="1" w:name="_Toc242951190"/>
+      <w:bookmarkStart w:id="1" w:name="_Toc242976932"/>
       <w:r>
         <w:lastRenderedPageBreak/>
         <w:t>2 Определение объёмов земляных работ</w:t>
@@ -2627,7 +2627,7 @@
       <w:pPr>
         <w:pStyle w:val="21"/>
       </w:pPr>
-      <w:bookmarkStart w:id="2" w:name="_Toc242951191"/>
+      <w:bookmarkStart w:id="2" w:name="_Toc242976933"/>
       <w:r>
         <w:t>2.1 Объёмы планировочных работ</w:t>
       </w:r>
@@ -6572,7 +6572,7 @@
       <w:pPr>
         <w:pStyle w:val="21"/>
       </w:pPr>
-      <w:bookmarkStart w:id="3" w:name="_Toc242951192"/>
+      <w:bookmarkStart w:id="3" w:name="_Toc242976934"/>
       <w:r>
         <w:t>2.2 Контуры, размеры и геометрический объём котлована</w:t>
       </w:r>
@@ -6741,7 +6741,7 @@
       <w:pPr>
         <w:pStyle w:val="21"/>
       </w:pPr>
-      <w:bookmarkStart w:id="4" w:name="_Toc242951193"/>
+      <w:bookmarkStart w:id="4" w:name="_Toc242976935"/>
       <w:r>
         <w:t>2.3 Сводный баланс грунта</w:t>
       </w:r>
@@ -13857,7 +13857,7 @@
       <w:pPr>
         <w:pStyle w:val="21"/>
       </w:pPr>
-      <w:bookmarkStart w:id="5" w:name="_Toc242951194"/>
+      <w:bookmarkStart w:id="5" w:name="_Toc242976936"/>
       <w:r>
         <w:lastRenderedPageBreak/>
         <w:t>2.4 Распределение грунта в котловане</w:t>
@@ -14614,7 +14614,7 @@
       <w:pPr>
         <w:pStyle w:val="21"/>
       </w:pPr>
-      <w:bookmarkStart w:id="6" w:name="_Toc242951195"/>
+      <w:bookmarkStart w:id="6" w:name="_Toc242976937"/>
       <w:r>
         <w:t>2.5 Распределение земляных масс на площадке. Картограмма</w:t>
       </w:r>
@@ -16960,7 +16960,7 @@
       <w:pPr>
         <w:pStyle w:val="21"/>
       </w:pPr>
-      <w:bookmarkStart w:id="7" w:name="_Toc242951196"/>
+      <w:bookmarkStart w:id="7" w:name="_Toc242976938"/>
       <w:r>
         <w:t>2.6 Определение средней дальности перемещения грунта</w:t>
       </w:r>
@@ -20583,7 +20583,7 @@
       <w:pPr>
         <w:pStyle w:val="1"/>
       </w:pPr>
-      <w:bookmarkStart w:id="8" w:name="_Toc242951197"/>
+      <w:bookmarkStart w:id="8" w:name="_Toc242976939"/>
       <w:r>
         <w:lastRenderedPageBreak/>
         <w:t>3 Назначение комплекта машин</w:t>
@@ -20599,7 +20599,7 @@
       <w:pPr>
         <w:pStyle w:val="21"/>
       </w:pPr>
-      <w:bookmarkStart w:id="9" w:name="_Toc242951198"/>
+      <w:bookmarkStart w:id="9" w:name="_Toc242976940"/>
       <w:r>
         <w:t>3.1 Машины для вертикальной планировки строительной площадки</w:t>
       </w:r>
@@ -22645,7 +22645,7 @@
       <w:pPr>
         <w:pStyle w:val="21"/>
       </w:pPr>
-      <w:bookmarkStart w:id="10" w:name="_Toc242951199"/>
+      <w:bookmarkStart w:id="10" w:name="_Toc242976941"/>
       <w:r>
         <w:t>3.2 Машины для разработки грунта в котловане</w:t>
       </w:r>
@@ -26411,7 +26411,7 @@
       <w:pPr>
         <w:pStyle w:val="1"/>
       </w:pPr>
-      <w:bookmarkStart w:id="11" w:name="_Toc242951200"/>
+      <w:bookmarkStart w:id="11" w:name="_Toc242976942"/>
       <w:r>
         <w:lastRenderedPageBreak/>
         <w:t>4 Технологическая карта на земляные работы</w:t>
@@ -26427,7 +26427,7 @@
       <w:pPr>
         <w:pStyle w:val="21"/>
       </w:pPr>
-      <w:bookmarkStart w:id="12" w:name="_Toc242951201"/>
+      <w:bookmarkStart w:id="12" w:name="_Toc242976943"/>
       <w:r>
         <w:t>4.1 Область применения</w:t>
       </w:r>
@@ -26466,7 +26466,7 @@
       <w:pPr>
         <w:pStyle w:val="21"/>
       </w:pPr>
-      <w:bookmarkStart w:id="13" w:name="_Toc242951202"/>
+      <w:bookmarkStart w:id="13" w:name="_Toc242976944"/>
       <w:r>
         <w:t>4.2 Технология и организация производства работ</w:t>
       </w:r>
@@ -26546,12 +26546,30 @@
       </w:r>
     </w:p>
     <w:p>
+      <w:r>
+        <w:rPr>
+          <w:b/>
+        </w:rPr>
+        <w:t>Обратная засыпка (лист 7).</w:t>
+      </w:r>
+      <w:r>
+        <w:t xml:space="preserve"> Пазухи засыпаются после устройства подземной части здания привозным песком: объём пазух 952,92 м³, песка в </w:t>
+      </w:r>
+      <w:r>
+        <w:lastRenderedPageBreak/>
+        <w:t>плотном теле 916,26 м³ (табл. 2.9). Песок завозится автосамосвалами КамАЗ-55111 и отсыпается в резерв вдоль бровки котлована за пределами призмы обрушения; в широкую зону у съезда (место крана, c = 7 м) он подаётся по съезду. Бульдозер ДЗ-35С сдвигает песок в пазуху, песок разравнивается вручную и уплотняется электротрамбовками ИЭ-4502 (глубина уплотнения 0,4 м за 2 прохода, [2], § Е2-1-59). Высота сл</w:t>
+      </w:r>
+      <w:r>
+        <w:t>оя назначается по глубине действия средства уплотнения ([1], с. 31): пазуха глубиной 2,09 м засыпается 6 слоями по 0,35 м. В широкой зоне у съезда на расстоянии не менее 0,8 м от стены песок уплотняется катком ДУ-31А (прил. 9 [1]). Последним засыпается съезд - местным грунтом из отвала у котлована (134,79 м³) бульдозером с послойным уплотнением катком.</w:t>
+      </w:r>
+    </w:p>
+    <w:p>
       <w:pPr>
         <w:pStyle w:val="1"/>
         <w:ind w:firstLine="0"/>
         <w:jc w:val="center"/>
       </w:pPr>
-      <w:bookmarkStart w:id="14" w:name="_Toc242951203"/>
+      <w:bookmarkStart w:id="14" w:name="_Toc242976945"/>
       <w:r>
         <w:lastRenderedPageBreak/>
         <w:t>СПИСОК ИСПОЛЬЗОВАННЫХ ИСТОЧНИКОВ</w:t>
@@ -26594,7 +26612,7 @@
         <w:ind w:firstLine="0"/>
         <w:jc w:val="center"/>
       </w:pPr>
-      <w:bookmarkStart w:id="15" w:name="_Toc242951204"/>
+      <w:bookmarkStart w:id="15" w:name="_Toc242976946"/>
       <w:r>
         <w:lastRenderedPageBreak/>
         <w:t>ПРИЛОЖЕНИЕ А</w:t>
@@ -26625,7 +26643,10 @@
     </w:p>
     <w:p>
       <w:r>
-        <w:t>Графическая часть выполнена на листах формата А3 ([1], разд. 3) и приведена на следующих страницах:</w:t>
+        <w:t xml:space="preserve">Графическая часть выполнена на листах формата А3 ([1], разд. 3) и </w:t>
+      </w:r>
+      <w:r>
+        <w:t>приведена на следующих страницах:</w:t>
       </w:r>
     </w:p>
     <w:p>
@@ -26635,10 +26656,7 @@
     </w:p>
     <w:p>
       <w:r>
-        <w:t xml:space="preserve">Лист 2. План площадки с </w:t>
-      </w:r>
-      <w:r>
-        <w:t>окончательными рабочими отметками и обводами.</w:t>
+        <w:t>Лист 2. План площадки с окончательными рабочими отметками и обводами.</w:t>
       </w:r>
     </w:p>
     <w:p>
@@ -26659,6 +26677,11 @@
     <w:p>
       <w:r>
         <w:t>Лист 6. Технологическая схема разработки грунта и устройства дна котлована.</w:t>
+      </w:r>
+    </w:p>
+    <w:p>
+      <w:r>
+        <w:t>Лист 7. Технологическая схема производства работ по обратной засыпке.</w:t>
       </w:r>
     </w:p>
     <w:p>
@@ -26685,7 +26708,7 @@
         </w:rPr>
         <w:lastRenderedPageBreak/>
         <w:drawing>
-          <wp:inline distT="0" distB="0" distL="0" distR="0" wp14:anchorId="55165F50" wp14:editId="56535C60">
+          <wp:inline distT="0" distB="0" distL="0" distR="0" wp14:anchorId="69496F6F" wp14:editId="4144E15F">
             <wp:extent cx="15084000" cy="10656000"/>
             <wp:effectExtent l="0" t="0" r="0" b="0"/>
             <wp:docPr id="1" name="Picture 1"/>
@@ -26745,7 +26768,7 @@
         </w:rPr>
         <w:lastRenderedPageBreak/>
         <w:drawing>
-          <wp:inline distT="0" distB="0" distL="0" distR="0" wp14:anchorId="570BA052" wp14:editId="741254A2">
+          <wp:inline distT="0" distB="0" distL="0" distR="0" wp14:anchorId="0A86D082" wp14:editId="70F9BA47">
             <wp:extent cx="15084000" cy="10656000"/>
             <wp:effectExtent l="0" t="0" r="0" b="0"/>
             <wp:docPr id="2" name="Picture 2"/>
@@ -26805,7 +26828,7 @@
         </w:rPr>
         <w:lastRenderedPageBreak/>
         <w:drawing>
-          <wp:inline distT="0" distB="0" distL="0" distR="0" wp14:anchorId="7E45CBCD" wp14:editId="56A8688A">
+          <wp:inline distT="0" distB="0" distL="0" distR="0" wp14:anchorId="376C38B2" wp14:editId="4DC7C4BA">
             <wp:extent cx="15084000" cy="10656000"/>
             <wp:effectExtent l="0" t="0" r="0" b="0"/>
             <wp:docPr id="3" name="Picture 3"/>
@@ -26865,7 +26888,7 @@
         </w:rPr>
         <w:lastRenderedPageBreak/>
         <w:drawing>
-          <wp:inline distT="0" distB="0" distL="0" distR="0" wp14:anchorId="15BF53B9" wp14:editId="67FB8EA9">
+          <wp:inline distT="0" distB="0" distL="0" distR="0" wp14:anchorId="03D2F907" wp14:editId="4FA832C5">
             <wp:extent cx="15084000" cy="10656000"/>
             <wp:effectExtent l="0" t="0" r="0" b="0"/>
             <wp:docPr id="4" name="Picture 4"/>
@@ -26925,7 +26948,7 @@
         </w:rPr>
         <w:lastRenderedPageBreak/>
         <w:drawing>
-          <wp:inline distT="0" distB="0" distL="0" distR="0" wp14:anchorId="389CDAE9" wp14:editId="7486FD99">
+          <wp:inline distT="0" distB="0" distL="0" distR="0" wp14:anchorId="02B0965F" wp14:editId="4B857614">
             <wp:extent cx="15084000" cy="10656000"/>
             <wp:effectExtent l="0" t="0" r="0" b="0"/>
             <wp:docPr id="5" name="Picture 5"/>
@@ -26985,7 +27008,7 @@
         </w:rPr>
         <w:lastRenderedPageBreak/>
         <w:drawing>
-          <wp:inline distT="0" distB="0" distL="0" distR="0" wp14:anchorId="79BBD86E" wp14:editId="366AEBEC">
+          <wp:inline distT="0" distB="0" distL="0" distR="0" wp14:anchorId="5A0FC69E" wp14:editId="2A4374B7">
             <wp:extent cx="15084000" cy="10656000"/>
             <wp:effectExtent l="0" t="0" r="0" b="0"/>
             <wp:docPr id="6" name="Picture 6"/>
@@ -27021,9 +27044,69 @@
         </w:drawing>
       </w:r>
     </w:p>
+    <w:p>
+      <w:pPr>
+        <w:sectPr>
+          <w:headerReference w:type="default" r:id="rId25"/>
+          <w:footerReference w:type="default" r:id="rId26"/>
+          <w:pgSz w:w="23811" w:h="16838" w:orient="landscape"/>
+          <w:pgMar w:top="0" w:right="0" w:bottom="0" w:left="0" w:header="0" w:footer="0" w:gutter="0"/>
+          <w:cols w:space="720"/>
+          <w:docGrid w:linePitch="360"/>
+        </w:sectPr>
+      </w:pPr>
+    </w:p>
+    <w:p>
+      <w:pPr>
+        <w:spacing w:line="240" w:lineRule="auto"/>
+        <w:ind w:firstLine="0"/>
+        <w:jc w:val="center"/>
+      </w:pPr>
+      <w:r>
+        <w:rPr>
+          <w:noProof/>
+        </w:rPr>
+        <w:lastRenderedPageBreak/>
+        <w:drawing>
+          <wp:inline distT="0" distB="0" distL="0" distR="0" wp14:anchorId="78E157BC" wp14:editId="77EFBD88">
+            <wp:extent cx="15084000" cy="10656000"/>
+            <wp:effectExtent l="0" t="0" r="0" b="0"/>
+            <wp:docPr id="7" name="Picture 7"/>
+            <wp:cNvGraphicFramePr>
+              <a:graphicFrameLocks xmlns:a="http://schemas.openxmlformats.org/drawingml/2006/main" noChangeAspect="1"/>
+            </wp:cNvGraphicFramePr>
+            <a:graphic xmlns:a="http://schemas.openxmlformats.org/drawingml/2006/main">
+              <a:graphicData uri="http://schemas.openxmlformats.org/drawingml/2006/picture">
+                <pic:pic xmlns:pic="http://schemas.openxmlformats.org/drawingml/2006/picture">
+                  <pic:nvPicPr>
+                    <pic:cNvPr id="0" name="list7.png"/>
+                    <pic:cNvPicPr/>
+                  </pic:nvPicPr>
+                  <pic:blipFill>
+                    <a:blip r:embed="rId27"/>
+                    <a:stretch>
+                      <a:fillRect/>
+                    </a:stretch>
+                  </pic:blipFill>
+                  <pic:spPr>
+                    <a:xfrm>
+                      <a:off x="0" y="0"/>
+                      <a:ext cx="15084000" cy="10656000"/>
+                    </a:xfrm>
+                    <a:prstGeom prst="rect">
+                      <a:avLst/>
+                    </a:prstGeom>
+                  </pic:spPr>
+                </pic:pic>
+              </a:graphicData>
+            </a:graphic>
+          </wp:inline>
+        </w:drawing>
+      </w:r>
+    </w:p>
     <w:sectPr>
-      <w:headerReference w:type="default" r:id="rId25"/>
-      <w:footerReference w:type="default" r:id="rId26"/>
+      <w:headerReference w:type="default" r:id="rId28"/>
+      <w:footerReference w:type="default" r:id="rId29"/>
       <w:pgSz w:w="23811" w:h="16838" w:orient="landscape"/>
       <w:pgMar w:top="0" w:right="0" w:bottom="0" w:left="0" w:header="0" w:footer="0" w:gutter="0"/>
       <w:cols w:space="720"/>
@@ -27148,6 +27231,16 @@
 </w:ftr>
 </file>
 
+<file path=word/footer8.xml><?xml version="1.0" encoding="utf-8"?>
+<w:ftr xmlns:wpc="http://schemas.microsoft.com/office/word/2010/wordprocessingCanvas" xmlns:cx="http://schemas.microsoft.com/office/drawing/2014/chartex" xmlns:cx1="http://schemas.microsoft.com/office/drawing/2015/9/8/chartex" xmlns:cx2="http://schemas.microsoft.com/office/drawing/2015/10/21/chartex" xmlns:cx3="http://schemas.microsoft.com/office/drawing/2016/5/9/chartex" xmlns:cx4="http://schemas.microsoft.com/office/drawing/2016/5/10/chartex" xmlns:cx5="http://schemas.microsoft.com/office/drawing/2016/5/11/chartex" xmlns:cx6="http://schemas.microsoft.com/office/drawing/2016/5/12/chartex" xmlns:cx7="http://schemas.microsoft.com/office/drawing/2016/5/13/chartex" xmlns:cx8="http://schemas.microsoft.com/office/drawing/2016/5/14/chartex" xmlns:mc="http://schemas.openxmlformats.org/markup-compatibility/2006" xmlns:aink="http://schemas.microsoft.com/office/drawing/2016/ink" xmlns:am3d="http://schemas.microsoft.com/office/drawing/2017/model3d" xmlns:o="urn:schemas-microsoft-com:office:office" xmlns:oel="http://schemas.microsoft.com/office/2019/extlst" xmlns:r="http://schemas.openxmlformats.org/officeDocument/2006/relationships" xmlns:m="http://schemas.openxmlformats.org/officeDocument/2006/math" xmlns:v="urn:schemas-microsoft-com:vml" xmlns:wp14="http://schemas.microsoft.com/office/word/2010/wordprocessingDrawing" xmlns:wp="http://schemas.openxmlformats.org/drawingml/2006/wordprocessingDrawing" xmlns:w10="urn:schemas-microsoft-com:office:word" xmlns:w="http://schemas.openxmlformats.org/wordprocessingml/2006/main" xmlns:w14="http://schemas.microsoft.com/office/word/2010/wordml" xmlns:w15="http://schemas.microsoft.com/office/word/2012/wordml" xmlns:w16cex="http://schemas.microsoft.com/office/word/2018/wordml/cex" xmlns:w16cid="http://schemas.microsoft.com/office/word/2016/wordml/cid" xmlns:w16="http://schemas.microsoft.com/office/word/2018/wordml" xmlns:w16sdtdh="http://schemas.microsoft.com/office/word/2020/wordml/sdtdatahash" xmlns:w16se="http://schemas.microsoft.com/office/word/2015/wordml/symex" xmlns:wpg="http://schemas.microsoft.com/office/word/2010/wordprocessingGroup" xmlns:wpi="http://schemas.microsoft.com/office/word/2010/wordprocessingInk" xmlns:wne="http://schemas.microsoft.com/office/word/2006/wordml" xmlns:wps="http://schemas.microsoft.com/office/word/2010/wordprocessingShape" mc:Ignorable="w14 w15 w16se w16cid w16 w16cex w16sdtdh wp14">
+  <w:p>
+    <w:pPr>
+      <w:pStyle w:val="a7"/>
+    </w:pPr>
+  </w:p>
+</w:ftr>
+</file>
+
 <file path=word/footnotes.xml><?xml version="1.0" encoding="utf-8"?>
 <w:footnotes xmlns:wpc="http://schemas.microsoft.com/office/word/2010/wordprocessingCanvas" xmlns:cx="http://schemas.microsoft.com/office/drawing/2014/chartex" xmlns:cx1="http://schemas.microsoft.com/office/drawing/2015/9/8/chartex" xmlns:cx2="http://schemas.microsoft.com/office/drawing/2015/10/21/chartex" xmlns:cx3="http://schemas.microsoft.com/office/drawing/2016/5/9/chartex" xmlns:cx4="http://schemas.microsoft.com/office/drawing/2016/5/10/chartex" xmlns:cx5="http://schemas.microsoft.com/office/drawing/2016/5/11/chartex" xmlns:cx6="http://schemas.microsoft.com/office/drawing/2016/5/12/chartex" xmlns:cx7="http://schemas.microsoft.com/office/drawing/2016/5/13/chartex" xmlns:cx8="http://schemas.microsoft.com/office/drawing/2016/5/14/chartex" xmlns:mc="http://schemas.openxmlformats.org/markup-compatibility/2006" xmlns:aink="http://schemas.microsoft.com/office/drawing/2016/ink" xmlns:am3d="http://schemas.microsoft.com/office/drawing/2017/model3d" xmlns:o="urn:schemas-microsoft-com:office:office" xmlns:oel="http://schemas.microsoft.com/office/2019/extlst" xmlns:r="http://schemas.openxmlformats.org/officeDocument/2006/relationships" xmlns:m="http://schemas.openxmlformats.org/officeDocument/2006/math" xmlns:v="urn:schemas-microsoft-com:vml" xmlns:wp14="http://schemas.microsoft.com/office/word/2010/wordprocessingDrawing" xmlns:wp="http://schemas.openxmlformats.org/drawingml/2006/wordprocessingDrawing" xmlns:w10="urn:schemas-microsoft-com:office:word" xmlns:w="http://schemas.openxmlformats.org/wordprocessingml/2006/main" xmlns:w14="http://schemas.microsoft.com/office/word/2010/wordml" xmlns:w15="http://schemas.microsoft.com/office/word/2012/wordml" xmlns:w16cex="http://schemas.microsoft.com/office/word/2018/wordml/cex" xmlns:w16cid="http://schemas.microsoft.com/office/word/2016/wordml/cid" xmlns:w16="http://schemas.microsoft.com/office/word/2018/wordml" xmlns:w16sdtdh="http://schemas.microsoft.com/office/word/2020/wordml/sdtdatahash" xmlns:w16se="http://schemas.microsoft.com/office/word/2015/wordml/symex" xmlns:wpg="http://schemas.microsoft.com/office/word/2010/wordprocessingGroup" xmlns:wpi="http://schemas.microsoft.com/office/word/2010/wordprocessingInk" xmlns:wne="http://schemas.microsoft.com/office/word/2006/wordml" xmlns:wps="http://schemas.microsoft.com/office/word/2010/wordprocessingShape" mc:Ignorable="w14 w15 w16se w16cid w16 w16cex w16sdtdh wp14">
   <w:footnote w:type="separator" w:id="-1">
@@ -27224,6 +27317,16 @@
 </file>
 
 <file path=word/header6.xml><?xml version="1.0" encoding="utf-8"?>
+<w:hdr xmlns:wpc="http://schemas.microsoft.com/office/word/2010/wordprocessingCanvas" xmlns:cx="http://schemas.microsoft.com/office/drawing/2014/chartex" xmlns:cx1="http://schemas.microsoft.com/office/drawing/2015/9/8/chartex" xmlns:cx2="http://schemas.microsoft.com/office/drawing/2015/10/21/chartex" xmlns:cx3="http://schemas.microsoft.com/office/drawing/2016/5/9/chartex" xmlns:cx4="http://schemas.microsoft.com/office/drawing/2016/5/10/chartex" xmlns:cx5="http://schemas.microsoft.com/office/drawing/2016/5/11/chartex" xmlns:cx6="http://schemas.microsoft.com/office/drawing/2016/5/12/chartex" xmlns:cx7="http://schemas.microsoft.com/office/drawing/2016/5/13/chartex" xmlns:cx8="http://schemas.microsoft.com/office/drawing/2016/5/14/chartex" xmlns:mc="http://schemas.openxmlformats.org/markup-compatibility/2006" xmlns:aink="http://schemas.microsoft.com/office/drawing/2016/ink" xmlns:am3d="http://schemas.microsoft.com/office/drawing/2017/model3d" xmlns:o="urn:schemas-microsoft-com:office:office" xmlns:oel="http://schemas.microsoft.com/office/2019/extlst" xmlns:r="http://schemas.openxmlformats.org/officeDocument/2006/relationships" xmlns:m="http://schemas.openxmlformats.org/officeDocument/2006/math" xmlns:v="urn:schemas-microsoft-com:vml" xmlns:wp14="http://schemas.microsoft.com/office/word/2010/wordprocessingDrawing" xmlns:wp="http://schemas.openxmlformats.org/drawingml/2006/wordprocessingDrawing" xmlns:w10="urn:schemas-microsoft-com:office:word" xmlns:w="http://schemas.openxmlformats.org/wordprocessingml/2006/main" xmlns:w14="http://schemas.microsoft.com/office/word/2010/wordml" xmlns:w15="http://schemas.microsoft.com/office/word/2012/wordml" xmlns:w16cex="http://schemas.microsoft.com/office/word/2018/wordml/cex" xmlns:w16cid="http://schemas.microsoft.com/office/word/2016/wordml/cid" xmlns:w16="http://schemas.microsoft.com/office/word/2018/wordml" xmlns:w16sdtdh="http://schemas.microsoft.com/office/word/2020/wordml/sdtdatahash" xmlns:w16se="http://schemas.microsoft.com/office/word/2015/wordml/symex" xmlns:wpg="http://schemas.microsoft.com/office/word/2010/wordprocessingGroup" xmlns:wpi="http://schemas.microsoft.com/office/word/2010/wordprocessingInk" xmlns:wne="http://schemas.microsoft.com/office/word/2006/wordml" xmlns:wps="http://schemas.microsoft.com/office/word/2010/wordprocessingShape" mc:Ignorable="w14 w15 w16se w16cid w16 w16cex w16sdtdh wp14">
+  <w:p>
+    <w:pPr>
+      <w:pStyle w:val="a5"/>
+    </w:pPr>
+  </w:p>
+</w:hdr>
+</file>
+
+<file path=word/header7.xml><?xml version="1.0" encoding="utf-8"?>
 <w:hdr xmlns:wpc="http://schemas.microsoft.com/office/word/2010/wordprocessingCanvas" xmlns:cx="http://schemas.microsoft.com/office/drawing/2014/chartex" xmlns:cx1="http://schemas.microsoft.com/office/drawing/2015/9/8/chartex" xmlns:cx2="http://schemas.microsoft.com/office/drawing/2015/10/21/chartex" xmlns:cx3="http://schemas.microsoft.com/office/drawing/2016/5/9/chartex" xmlns:cx4="http://schemas.microsoft.com/office/drawing/2016/5/10/chartex" xmlns:cx5="http://schemas.microsoft.com/office/drawing/2016/5/11/chartex" xmlns:cx6="http://schemas.microsoft.com/office/drawing/2016/5/12/chartex" xmlns:cx7="http://schemas.microsoft.com/office/drawing/2016/5/13/chartex" xmlns:cx8="http://schemas.microsoft.com/office/drawing/2016/5/14/chartex" xmlns:mc="http://schemas.openxmlformats.org/markup-compatibility/2006" xmlns:aink="http://schemas.microsoft.com/office/drawing/2016/ink" xmlns:am3d="http://schemas.microsoft.com/office/drawing/2017/model3d" xmlns:o="urn:schemas-microsoft-com:office:office" xmlns:oel="http://schemas.microsoft.com/office/2019/extlst" xmlns:r="http://schemas.openxmlformats.org/officeDocument/2006/relationships" xmlns:m="http://schemas.openxmlformats.org/officeDocument/2006/math" xmlns:v="urn:schemas-microsoft-com:vml" xmlns:wp14="http://schemas.microsoft.com/office/word/2010/wordprocessingDrawing" xmlns:wp="http://schemas.openxmlformats.org/drawingml/2006/wordprocessingDrawing" xmlns:w10="urn:schemas-microsoft-com:office:word" xmlns:w="http://schemas.openxmlformats.org/wordprocessingml/2006/main" xmlns:w14="http://schemas.microsoft.com/office/word/2010/wordml" xmlns:w15="http://schemas.microsoft.com/office/word/2012/wordml" xmlns:w16cex="http://schemas.microsoft.com/office/word/2018/wordml/cex" xmlns:w16cid="http://schemas.microsoft.com/office/word/2016/wordml/cid" xmlns:w16="http://schemas.microsoft.com/office/word/2018/wordml" xmlns:w16sdtdh="http://schemas.microsoft.com/office/word/2020/wordml/sdtdatahash" xmlns:w16se="http://schemas.microsoft.com/office/word/2015/wordml/symex" xmlns:wpg="http://schemas.microsoft.com/office/word/2010/wordprocessingGroup" xmlns:wpi="http://schemas.microsoft.com/office/word/2010/wordprocessingInk" xmlns:wne="http://schemas.microsoft.com/office/word/2006/wordml" xmlns:wps="http://schemas.microsoft.com/office/word/2010/wordprocessingShape" mc:Ignorable="w14 w15 w16se w16cid w16 w16cex w16sdtdh wp14">
   <w:p>
     <w:pPr>
@@ -27406,31 +27509,31 @@
       </w:rPr>
     </w:lvl>
   </w:abstractNum>
-  <w:num w:numId="1" w16cid:durableId="1881211508">
+  <w:num w:numId="1" w16cid:durableId="1274247449">
     <w:abstractNumId w:val="8"/>
   </w:num>
-  <w:num w:numId="2" w16cid:durableId="1953971672">
+  <w:num w:numId="2" w16cid:durableId="1116604801">
     <w:abstractNumId w:val="6"/>
   </w:num>
-  <w:num w:numId="3" w16cid:durableId="489365748">
+  <w:num w:numId="3" w16cid:durableId="1788960362">
     <w:abstractNumId w:val="5"/>
   </w:num>
-  <w:num w:numId="4" w16cid:durableId="2116514997">
+  <w:num w:numId="4" w16cid:durableId="803236826">
     <w:abstractNumId w:val="4"/>
   </w:num>
-  <w:num w:numId="5" w16cid:durableId="1547450624">
+  <w:num w:numId="5" w16cid:durableId="937634917">
     <w:abstractNumId w:val="7"/>
   </w:num>
-  <w:num w:numId="6" w16cid:durableId="2054113715">
+  <w:num w:numId="6" w16cid:durableId="1459178576">
     <w:abstractNumId w:val="3"/>
   </w:num>
-  <w:num w:numId="7" w16cid:durableId="545260909">
+  <w:num w:numId="7" w16cid:durableId="1841383834">
     <w:abstractNumId w:val="2"/>
   </w:num>
-  <w:num w:numId="8" w16cid:durableId="1975521253">
+  <w:num w:numId="8" w16cid:durableId="1588267192">
     <w:abstractNumId w:val="1"/>
   </w:num>
-  <w:num w:numId="9" w16cid:durableId="537476987">
+  <w:num w:numId="9" w16cid:durableId="1297568219">
     <w:abstractNumId w:val="0"/>
   </w:num>
 </w:numbering>
@@ -38832,7 +38935,7 @@
     <w:autoRedefine/>
     <w:uiPriority w:val="39"/>
     <w:unhideWhenUsed/>
-    <w:rsid w:val="0095737F"/>
+    <w:rsid w:val="00842A32"/>
     <w:pPr>
       <w:spacing w:after="100"/>
     </w:pPr>
@@ -38844,7 +38947,7 @@
     <w:autoRedefine/>
     <w:uiPriority w:val="39"/>
     <w:unhideWhenUsed/>
-    <w:rsid w:val="0095737F"/>
+    <w:rsid w:val="00842A32"/>
     <w:pPr>
       <w:spacing w:after="100"/>
       <w:ind w:left="280"/>
@@ -38855,7 +38958,7 @@
     <w:basedOn w:val="a2"/>
     <w:uiPriority w:val="99"/>
     <w:unhideWhenUsed/>
-    <w:rsid w:val="0095737F"/>
+    <w:rsid w:val="00842A32"/>
     <w:rPr>
       <w:color w:val="0000FF" w:themeColor="hyperlink"/>
       <w:u w:val="single"/>

--- a/kursovaya-tsp/Пояснительная записка. Вариант 2.docx
+++ b/kursovaya-tsp/Пояснительная записка. Вариант 2.docx
@@ -266,7 +266,7 @@
       <w:r>
         <w:fldChar w:fldCharType="separate"/>
       </w:r>
-      <w:hyperlink w:anchor="_Toc242976931" w:history="1">
+      <w:hyperlink w:anchor="_Toc243661796" w:history="1">
         <w:r>
           <w:rPr>
             <w:rStyle w:val="aff8"/>
@@ -294,7 +294,7 @@
             <w:noProof/>
             <w:webHidden/>
           </w:rPr>
-          <w:instrText xml:space="preserve"> PAGEREF _Toc242976931 \h </w:instrText>
+          <w:instrText xml:space="preserve"> PAGEREF _Toc243661796 \h </w:instrText>
         </w:r>
         <w:r>
           <w:rPr>
@@ -341,7 +341,7 @@
           <w14:ligatures w14:val="standardContextual"/>
         </w:rPr>
       </w:pPr>
-      <w:hyperlink w:anchor="_Toc242976932" w:history="1">
+      <w:hyperlink w:anchor="_Toc243661797" w:history="1">
         <w:r>
           <w:rPr>
             <w:rStyle w:val="aff8"/>
@@ -369,7 +369,7 @@
             <w:noProof/>
             <w:webHidden/>
           </w:rPr>
-          <w:instrText xml:space="preserve"> PAGEREF _Toc242976932 \h </w:instrText>
+          <w:instrText xml:space="preserve"> PAGEREF _Toc243661797 \h </w:instrText>
         </w:r>
         <w:r>
           <w:rPr>
@@ -416,7 +416,7 @@
           <w14:ligatures w14:val="standardContextual"/>
         </w:rPr>
       </w:pPr>
-      <w:hyperlink w:anchor="_Toc242976933" w:history="1">
+      <w:hyperlink w:anchor="_Toc243661798" w:history="1">
         <w:r>
           <w:rPr>
             <w:rStyle w:val="aff8"/>
@@ -444,7 +444,7 @@
             <w:noProof/>
             <w:webHidden/>
           </w:rPr>
-          <w:instrText xml:space="preserve"> PAGEREF _Toc242976933 \h </w:instrText>
+          <w:instrText xml:space="preserve"> PAGEREF _Toc243661798 \h </w:instrText>
         </w:r>
         <w:r>
           <w:rPr>
@@ -491,7 +491,7 @@
           <w14:ligatures w14:val="standardContextual"/>
         </w:rPr>
       </w:pPr>
-      <w:hyperlink w:anchor="_Toc242976934" w:history="1">
+      <w:hyperlink w:anchor="_Toc243661799" w:history="1">
         <w:r>
           <w:rPr>
             <w:rStyle w:val="aff8"/>
@@ -519,7 +519,7 @@
             <w:noProof/>
             <w:webHidden/>
           </w:rPr>
-          <w:instrText xml:space="preserve"> PAGEREF _Toc242976934 \h </w:instrText>
+          <w:instrText xml:space="preserve"> PAGEREF _Toc243661799 \h </w:instrText>
         </w:r>
         <w:r>
           <w:rPr>
@@ -566,7 +566,7 @@
           <w14:ligatures w14:val="standardContextual"/>
         </w:rPr>
       </w:pPr>
-      <w:hyperlink w:anchor="_Toc242976935" w:history="1">
+      <w:hyperlink w:anchor="_Toc243661800" w:history="1">
         <w:r>
           <w:rPr>
             <w:rStyle w:val="aff8"/>
@@ -594,7 +594,7 @@
             <w:noProof/>
             <w:webHidden/>
           </w:rPr>
-          <w:instrText xml:space="preserve"> PAGEREF _Toc242976935 \h </w:instrText>
+          <w:instrText xml:space="preserve"> PAGEREF _Toc243661800 \h </w:instrText>
         </w:r>
         <w:r>
           <w:rPr>
@@ -641,7 +641,7 @@
           <w14:ligatures w14:val="standardContextual"/>
         </w:rPr>
       </w:pPr>
-      <w:hyperlink w:anchor="_Toc242976936" w:history="1">
+      <w:hyperlink w:anchor="_Toc243661801" w:history="1">
         <w:r>
           <w:rPr>
             <w:rStyle w:val="aff8"/>
@@ -669,7 +669,7 @@
             <w:noProof/>
             <w:webHidden/>
           </w:rPr>
-          <w:instrText xml:space="preserve"> PAGEREF _Toc242976936 \h </w:instrText>
+          <w:instrText xml:space="preserve"> PAGEREF _Toc243661801 \h </w:instrText>
         </w:r>
         <w:r>
           <w:rPr>
@@ -716,7 +716,7 @@
           <w14:ligatures w14:val="standardContextual"/>
         </w:rPr>
       </w:pPr>
-      <w:hyperlink w:anchor="_Toc242976937" w:history="1">
+      <w:hyperlink w:anchor="_Toc243661802" w:history="1">
         <w:r>
           <w:rPr>
             <w:rStyle w:val="aff8"/>
@@ -744,7 +744,7 @@
             <w:noProof/>
             <w:webHidden/>
           </w:rPr>
-          <w:instrText xml:space="preserve"> PAGEREF _Toc242976937 \h </w:instrText>
+          <w:instrText xml:space="preserve"> PAGEREF _Toc243661802 \h </w:instrText>
         </w:r>
         <w:r>
           <w:rPr>
@@ -791,7 +791,7 @@
           <w14:ligatures w14:val="standardContextual"/>
         </w:rPr>
       </w:pPr>
-      <w:hyperlink w:anchor="_Toc242976938" w:history="1">
+      <w:hyperlink w:anchor="_Toc243661803" w:history="1">
         <w:r>
           <w:rPr>
             <w:rStyle w:val="aff8"/>
@@ -819,7 +819,7 @@
             <w:noProof/>
             <w:webHidden/>
           </w:rPr>
-          <w:instrText xml:space="preserve"> PAGEREF _Toc242976938 \h </w:instrText>
+          <w:instrText xml:space="preserve"> PAGEREF _Toc243661803 \h </w:instrText>
         </w:r>
         <w:r>
           <w:rPr>
@@ -866,7 +866,7 @@
           <w14:ligatures w14:val="standardContextual"/>
         </w:rPr>
       </w:pPr>
-      <w:hyperlink w:anchor="_Toc242976939" w:history="1">
+      <w:hyperlink w:anchor="_Toc243661804" w:history="1">
         <w:r>
           <w:rPr>
             <w:rStyle w:val="aff8"/>
@@ -894,157 +894,7 @@
             <w:noProof/>
             <w:webHidden/>
           </w:rPr>
-          <w:instrText xml:space="preserve"> PAGEREF _Toc242976939 \h </w:instrText>
-        </w:r>
-        <w:r>
-          <w:rPr>
-            <w:noProof/>
-            <w:webHidden/>
-          </w:rPr>
-        </w:r>
-        <w:r>
-          <w:rPr>
-            <w:noProof/>
-            <w:webHidden/>
-          </w:rPr>
-          <w:fldChar w:fldCharType="separate"/>
-        </w:r>
-        <w:r>
-          <w:rPr>
-            <w:noProof/>
-            <w:webHidden/>
-          </w:rPr>
-          <w:t>14</w:t>
-        </w:r>
-        <w:r>
-          <w:rPr>
-            <w:noProof/>
-            <w:webHidden/>
-          </w:rPr>
-          <w:fldChar w:fldCharType="end"/>
-        </w:r>
-      </w:hyperlink>
-    </w:p>
-    <w:p>
-      <w:pPr>
-        <w:pStyle w:val="2c"/>
-        <w:tabs>
-          <w:tab w:val="right" w:leader="dot" w:pos="9345"/>
-        </w:tabs>
-        <w:rPr>
-          <w:rFonts w:asciiTheme="minorHAnsi" w:eastAsiaTheme="minorEastAsia" w:hAnsiTheme="minorHAnsi"/>
-          <w:noProof/>
-          <w:kern w:val="2"/>
-          <w:sz w:val="24"/>
-          <w:szCs w:val="24"/>
-          <w:lang w:val="ru-RU" w:eastAsia="ru-RU"/>
-          <w14:ligatures w14:val="standardContextual"/>
-        </w:rPr>
-      </w:pPr>
-      <w:hyperlink w:anchor="_Toc242976940" w:history="1">
-        <w:r>
-          <w:rPr>
-            <w:rStyle w:val="aff8"/>
-            <w:rFonts w:eastAsiaTheme="majorEastAsia"/>
-            <w:noProof/>
-          </w:rPr>
-          <w:t>3.1 Машины для вертикальной планировки строительной площадки</w:t>
-        </w:r>
-        <w:r>
-          <w:rPr>
-            <w:noProof/>
-            <w:webHidden/>
-          </w:rPr>
-          <w:tab/>
-        </w:r>
-        <w:r>
-          <w:rPr>
-            <w:noProof/>
-            <w:webHidden/>
-          </w:rPr>
-          <w:fldChar w:fldCharType="begin"/>
-        </w:r>
-        <w:r>
-          <w:rPr>
-            <w:noProof/>
-            <w:webHidden/>
-          </w:rPr>
-          <w:instrText xml:space="preserve"> PAGEREF _Toc242976940 \h </w:instrText>
-        </w:r>
-        <w:r>
-          <w:rPr>
-            <w:noProof/>
-            <w:webHidden/>
-          </w:rPr>
-        </w:r>
-        <w:r>
-          <w:rPr>
-            <w:noProof/>
-            <w:webHidden/>
-          </w:rPr>
-          <w:fldChar w:fldCharType="separate"/>
-        </w:r>
-        <w:r>
-          <w:rPr>
-            <w:noProof/>
-            <w:webHidden/>
-          </w:rPr>
-          <w:t>14</w:t>
-        </w:r>
-        <w:r>
-          <w:rPr>
-            <w:noProof/>
-            <w:webHidden/>
-          </w:rPr>
-          <w:fldChar w:fldCharType="end"/>
-        </w:r>
-      </w:hyperlink>
-    </w:p>
-    <w:p>
-      <w:pPr>
-        <w:pStyle w:val="2c"/>
-        <w:tabs>
-          <w:tab w:val="right" w:leader="dot" w:pos="9345"/>
-        </w:tabs>
-        <w:rPr>
-          <w:rFonts w:asciiTheme="minorHAnsi" w:eastAsiaTheme="minorEastAsia" w:hAnsiTheme="minorHAnsi"/>
-          <w:noProof/>
-          <w:kern w:val="2"/>
-          <w:sz w:val="24"/>
-          <w:szCs w:val="24"/>
-          <w:lang w:val="ru-RU" w:eastAsia="ru-RU"/>
-          <w14:ligatures w14:val="standardContextual"/>
-        </w:rPr>
-      </w:pPr>
-      <w:hyperlink w:anchor="_Toc242976941" w:history="1">
-        <w:r>
-          <w:rPr>
-            <w:rStyle w:val="aff8"/>
-            <w:rFonts w:eastAsiaTheme="majorEastAsia"/>
-            <w:noProof/>
-          </w:rPr>
-          <w:t>3.2 Машины для разработки грунта в котловане</w:t>
-        </w:r>
-        <w:r>
-          <w:rPr>
-            <w:noProof/>
-            <w:webHidden/>
-          </w:rPr>
-          <w:tab/>
-        </w:r>
-        <w:r>
-          <w:rPr>
-            <w:noProof/>
-            <w:webHidden/>
-          </w:rPr>
-          <w:fldChar w:fldCharType="begin"/>
-        </w:r>
-        <w:r>
-          <w:rPr>
-            <w:noProof/>
-            <w:webHidden/>
-          </w:rPr>
-          <w:instrText xml:space="preserve"> PAGEREF _Toc242976941 \h </w:instrText>
+          <w:instrText xml:space="preserve"> PAGEREF _Toc243661804 \h </w:instrText>
         </w:r>
         <w:r>
           <w:rPr>
@@ -1077,6 +927,156 @@
     </w:p>
     <w:p>
       <w:pPr>
+        <w:pStyle w:val="2c"/>
+        <w:tabs>
+          <w:tab w:val="right" w:leader="dot" w:pos="9345"/>
+        </w:tabs>
+        <w:rPr>
+          <w:rFonts w:asciiTheme="minorHAnsi" w:eastAsiaTheme="minorEastAsia" w:hAnsiTheme="minorHAnsi"/>
+          <w:noProof/>
+          <w:kern w:val="2"/>
+          <w:sz w:val="24"/>
+          <w:szCs w:val="24"/>
+          <w:lang w:val="ru-RU" w:eastAsia="ru-RU"/>
+          <w14:ligatures w14:val="standardContextual"/>
+        </w:rPr>
+      </w:pPr>
+      <w:hyperlink w:anchor="_Toc243661805" w:history="1">
+        <w:r>
+          <w:rPr>
+            <w:rStyle w:val="aff8"/>
+            <w:rFonts w:eastAsiaTheme="majorEastAsia"/>
+            <w:noProof/>
+          </w:rPr>
+          <w:t>3.1 Машины для вертикальной планировки строительной площадки</w:t>
+        </w:r>
+        <w:r>
+          <w:rPr>
+            <w:noProof/>
+            <w:webHidden/>
+          </w:rPr>
+          <w:tab/>
+        </w:r>
+        <w:r>
+          <w:rPr>
+            <w:noProof/>
+            <w:webHidden/>
+          </w:rPr>
+          <w:fldChar w:fldCharType="begin"/>
+        </w:r>
+        <w:r>
+          <w:rPr>
+            <w:noProof/>
+            <w:webHidden/>
+          </w:rPr>
+          <w:instrText xml:space="preserve"> PAGEREF _Toc243661805 \h </w:instrText>
+        </w:r>
+        <w:r>
+          <w:rPr>
+            <w:noProof/>
+            <w:webHidden/>
+          </w:rPr>
+        </w:r>
+        <w:r>
+          <w:rPr>
+            <w:noProof/>
+            <w:webHidden/>
+          </w:rPr>
+          <w:fldChar w:fldCharType="separate"/>
+        </w:r>
+        <w:r>
+          <w:rPr>
+            <w:noProof/>
+            <w:webHidden/>
+          </w:rPr>
+          <w:t>15</w:t>
+        </w:r>
+        <w:r>
+          <w:rPr>
+            <w:noProof/>
+            <w:webHidden/>
+          </w:rPr>
+          <w:fldChar w:fldCharType="end"/>
+        </w:r>
+      </w:hyperlink>
+    </w:p>
+    <w:p>
+      <w:pPr>
+        <w:pStyle w:val="2c"/>
+        <w:tabs>
+          <w:tab w:val="right" w:leader="dot" w:pos="9345"/>
+        </w:tabs>
+        <w:rPr>
+          <w:rFonts w:asciiTheme="minorHAnsi" w:eastAsiaTheme="minorEastAsia" w:hAnsiTheme="minorHAnsi"/>
+          <w:noProof/>
+          <w:kern w:val="2"/>
+          <w:sz w:val="24"/>
+          <w:szCs w:val="24"/>
+          <w:lang w:val="ru-RU" w:eastAsia="ru-RU"/>
+          <w14:ligatures w14:val="standardContextual"/>
+        </w:rPr>
+      </w:pPr>
+      <w:hyperlink w:anchor="_Toc243661806" w:history="1">
+        <w:r>
+          <w:rPr>
+            <w:rStyle w:val="aff8"/>
+            <w:rFonts w:eastAsiaTheme="majorEastAsia"/>
+            <w:noProof/>
+          </w:rPr>
+          <w:t>3.2 Машины для разработки грунта в котловане</w:t>
+        </w:r>
+        <w:r>
+          <w:rPr>
+            <w:noProof/>
+            <w:webHidden/>
+          </w:rPr>
+          <w:tab/>
+        </w:r>
+        <w:r>
+          <w:rPr>
+            <w:noProof/>
+            <w:webHidden/>
+          </w:rPr>
+          <w:fldChar w:fldCharType="begin"/>
+        </w:r>
+        <w:r>
+          <w:rPr>
+            <w:noProof/>
+            <w:webHidden/>
+          </w:rPr>
+          <w:instrText xml:space="preserve"> PAGEREF _Toc243661806 \h </w:instrText>
+        </w:r>
+        <w:r>
+          <w:rPr>
+            <w:noProof/>
+            <w:webHidden/>
+          </w:rPr>
+        </w:r>
+        <w:r>
+          <w:rPr>
+            <w:noProof/>
+            <w:webHidden/>
+          </w:rPr>
+          <w:fldChar w:fldCharType="separate"/>
+        </w:r>
+        <w:r>
+          <w:rPr>
+            <w:noProof/>
+            <w:webHidden/>
+          </w:rPr>
+          <w:t>17</w:t>
+        </w:r>
+        <w:r>
+          <w:rPr>
+            <w:noProof/>
+            <w:webHidden/>
+          </w:rPr>
+          <w:fldChar w:fldCharType="end"/>
+        </w:r>
+      </w:hyperlink>
+    </w:p>
+    <w:p>
+      <w:pPr>
         <w:pStyle w:val="14"/>
         <w:tabs>
           <w:tab w:val="right" w:leader="dot" w:pos="9345"/>
@@ -1091,7 +1091,7 @@
           <w14:ligatures w14:val="standardContextual"/>
         </w:rPr>
       </w:pPr>
-      <w:hyperlink w:anchor="_Toc242976942" w:history="1">
+      <w:hyperlink w:anchor="_Toc243661807" w:history="1">
         <w:r>
           <w:rPr>
             <w:rStyle w:val="aff8"/>
@@ -1119,157 +1119,7 @@
             <w:noProof/>
             <w:webHidden/>
           </w:rPr>
-          <w:instrText xml:space="preserve"> PAGEREF _Toc242976942 \h </w:instrText>
-        </w:r>
-        <w:r>
-          <w:rPr>
-            <w:noProof/>
-            <w:webHidden/>
-          </w:rPr>
-        </w:r>
-        <w:r>
-          <w:rPr>
-            <w:noProof/>
-            <w:webHidden/>
-          </w:rPr>
-          <w:fldChar w:fldCharType="separate"/>
-        </w:r>
-        <w:r>
-          <w:rPr>
-            <w:noProof/>
-            <w:webHidden/>
-          </w:rPr>
-          <w:t>18</w:t>
-        </w:r>
-        <w:r>
-          <w:rPr>
-            <w:noProof/>
-            <w:webHidden/>
-          </w:rPr>
-          <w:fldChar w:fldCharType="end"/>
-        </w:r>
-      </w:hyperlink>
-    </w:p>
-    <w:p>
-      <w:pPr>
-        <w:pStyle w:val="2c"/>
-        <w:tabs>
-          <w:tab w:val="right" w:leader="dot" w:pos="9345"/>
-        </w:tabs>
-        <w:rPr>
-          <w:rFonts w:asciiTheme="minorHAnsi" w:eastAsiaTheme="minorEastAsia" w:hAnsiTheme="minorHAnsi"/>
-          <w:noProof/>
-          <w:kern w:val="2"/>
-          <w:sz w:val="24"/>
-          <w:szCs w:val="24"/>
-          <w:lang w:val="ru-RU" w:eastAsia="ru-RU"/>
-          <w14:ligatures w14:val="standardContextual"/>
-        </w:rPr>
-      </w:pPr>
-      <w:hyperlink w:anchor="_Toc242976943" w:history="1">
-        <w:r>
-          <w:rPr>
-            <w:rStyle w:val="aff8"/>
-            <w:rFonts w:eastAsiaTheme="majorEastAsia"/>
-            <w:noProof/>
-          </w:rPr>
-          <w:t>4.1 Область применения</w:t>
-        </w:r>
-        <w:r>
-          <w:rPr>
-            <w:noProof/>
-            <w:webHidden/>
-          </w:rPr>
-          <w:tab/>
-        </w:r>
-        <w:r>
-          <w:rPr>
-            <w:noProof/>
-            <w:webHidden/>
-          </w:rPr>
-          <w:fldChar w:fldCharType="begin"/>
-        </w:r>
-        <w:r>
-          <w:rPr>
-            <w:noProof/>
-            <w:webHidden/>
-          </w:rPr>
-          <w:instrText xml:space="preserve"> PAGEREF _Toc242976943 \h </w:instrText>
-        </w:r>
-        <w:r>
-          <w:rPr>
-            <w:noProof/>
-            <w:webHidden/>
-          </w:rPr>
-        </w:r>
-        <w:r>
-          <w:rPr>
-            <w:noProof/>
-            <w:webHidden/>
-          </w:rPr>
-          <w:fldChar w:fldCharType="separate"/>
-        </w:r>
-        <w:r>
-          <w:rPr>
-            <w:noProof/>
-            <w:webHidden/>
-          </w:rPr>
-          <w:t>18</w:t>
-        </w:r>
-        <w:r>
-          <w:rPr>
-            <w:noProof/>
-            <w:webHidden/>
-          </w:rPr>
-          <w:fldChar w:fldCharType="end"/>
-        </w:r>
-      </w:hyperlink>
-    </w:p>
-    <w:p>
-      <w:pPr>
-        <w:pStyle w:val="2c"/>
-        <w:tabs>
-          <w:tab w:val="right" w:leader="dot" w:pos="9345"/>
-        </w:tabs>
-        <w:rPr>
-          <w:rFonts w:asciiTheme="minorHAnsi" w:eastAsiaTheme="minorEastAsia" w:hAnsiTheme="minorHAnsi"/>
-          <w:noProof/>
-          <w:kern w:val="2"/>
-          <w:sz w:val="24"/>
-          <w:szCs w:val="24"/>
-          <w:lang w:val="ru-RU" w:eastAsia="ru-RU"/>
-          <w14:ligatures w14:val="standardContextual"/>
-        </w:rPr>
-      </w:pPr>
-      <w:hyperlink w:anchor="_Toc242976944" w:history="1">
-        <w:r>
-          <w:rPr>
-            <w:rStyle w:val="aff8"/>
-            <w:rFonts w:eastAsiaTheme="majorEastAsia"/>
-            <w:noProof/>
-          </w:rPr>
-          <w:t>4.2 Технология и организация производства работ</w:t>
-        </w:r>
-        <w:r>
-          <w:rPr>
-            <w:noProof/>
-            <w:webHidden/>
-          </w:rPr>
-          <w:tab/>
-        </w:r>
-        <w:r>
-          <w:rPr>
-            <w:noProof/>
-            <w:webHidden/>
-          </w:rPr>
-          <w:fldChar w:fldCharType="begin"/>
-        </w:r>
-        <w:r>
-          <w:rPr>
-            <w:noProof/>
-            <w:webHidden/>
-          </w:rPr>
-          <w:instrText xml:space="preserve"> PAGEREF _Toc242976944 \h </w:instrText>
+          <w:instrText xml:space="preserve"> PAGEREF _Toc243661807 \h </w:instrText>
         </w:r>
         <w:r>
           <w:rPr>
@@ -1302,6 +1152,156 @@
     </w:p>
     <w:p>
       <w:pPr>
+        <w:pStyle w:val="2c"/>
+        <w:tabs>
+          <w:tab w:val="right" w:leader="dot" w:pos="9345"/>
+        </w:tabs>
+        <w:rPr>
+          <w:rFonts w:asciiTheme="minorHAnsi" w:eastAsiaTheme="minorEastAsia" w:hAnsiTheme="minorHAnsi"/>
+          <w:noProof/>
+          <w:kern w:val="2"/>
+          <w:sz w:val="24"/>
+          <w:szCs w:val="24"/>
+          <w:lang w:val="ru-RU" w:eastAsia="ru-RU"/>
+          <w14:ligatures w14:val="standardContextual"/>
+        </w:rPr>
+      </w:pPr>
+      <w:hyperlink w:anchor="_Toc243661808" w:history="1">
+        <w:r>
+          <w:rPr>
+            <w:rStyle w:val="aff8"/>
+            <w:rFonts w:eastAsiaTheme="majorEastAsia"/>
+            <w:noProof/>
+          </w:rPr>
+          <w:t>4.1 Область применения</w:t>
+        </w:r>
+        <w:r>
+          <w:rPr>
+            <w:noProof/>
+            <w:webHidden/>
+          </w:rPr>
+          <w:tab/>
+        </w:r>
+        <w:r>
+          <w:rPr>
+            <w:noProof/>
+            <w:webHidden/>
+          </w:rPr>
+          <w:fldChar w:fldCharType="begin"/>
+        </w:r>
+        <w:r>
+          <w:rPr>
+            <w:noProof/>
+            <w:webHidden/>
+          </w:rPr>
+          <w:instrText xml:space="preserve"> PAGEREF _Toc243661808 \h </w:instrText>
+        </w:r>
+        <w:r>
+          <w:rPr>
+            <w:noProof/>
+            <w:webHidden/>
+          </w:rPr>
+        </w:r>
+        <w:r>
+          <w:rPr>
+            <w:noProof/>
+            <w:webHidden/>
+          </w:rPr>
+          <w:fldChar w:fldCharType="separate"/>
+        </w:r>
+        <w:r>
+          <w:rPr>
+            <w:noProof/>
+            <w:webHidden/>
+          </w:rPr>
+          <w:t>19</w:t>
+        </w:r>
+        <w:r>
+          <w:rPr>
+            <w:noProof/>
+            <w:webHidden/>
+          </w:rPr>
+          <w:fldChar w:fldCharType="end"/>
+        </w:r>
+      </w:hyperlink>
+    </w:p>
+    <w:p>
+      <w:pPr>
+        <w:pStyle w:val="2c"/>
+        <w:tabs>
+          <w:tab w:val="right" w:leader="dot" w:pos="9345"/>
+        </w:tabs>
+        <w:rPr>
+          <w:rFonts w:asciiTheme="minorHAnsi" w:eastAsiaTheme="minorEastAsia" w:hAnsiTheme="minorHAnsi"/>
+          <w:noProof/>
+          <w:kern w:val="2"/>
+          <w:sz w:val="24"/>
+          <w:szCs w:val="24"/>
+          <w:lang w:val="ru-RU" w:eastAsia="ru-RU"/>
+          <w14:ligatures w14:val="standardContextual"/>
+        </w:rPr>
+      </w:pPr>
+      <w:hyperlink w:anchor="_Toc243661809" w:history="1">
+        <w:r>
+          <w:rPr>
+            <w:rStyle w:val="aff8"/>
+            <w:rFonts w:eastAsiaTheme="majorEastAsia"/>
+            <w:noProof/>
+          </w:rPr>
+          <w:t>4.2 Технология и организация производства работ</w:t>
+        </w:r>
+        <w:r>
+          <w:rPr>
+            <w:noProof/>
+            <w:webHidden/>
+          </w:rPr>
+          <w:tab/>
+        </w:r>
+        <w:r>
+          <w:rPr>
+            <w:noProof/>
+            <w:webHidden/>
+          </w:rPr>
+          <w:fldChar w:fldCharType="begin"/>
+        </w:r>
+        <w:r>
+          <w:rPr>
+            <w:noProof/>
+            <w:webHidden/>
+          </w:rPr>
+          <w:instrText xml:space="preserve"> PAGEREF _Toc243661809 \h </w:instrText>
+        </w:r>
+        <w:r>
+          <w:rPr>
+            <w:noProof/>
+            <w:webHidden/>
+          </w:rPr>
+        </w:r>
+        <w:r>
+          <w:rPr>
+            <w:noProof/>
+            <w:webHidden/>
+          </w:rPr>
+          <w:fldChar w:fldCharType="separate"/>
+        </w:r>
+        <w:r>
+          <w:rPr>
+            <w:noProof/>
+            <w:webHidden/>
+          </w:rPr>
+          <w:t>20</w:t>
+        </w:r>
+        <w:r>
+          <w:rPr>
+            <w:noProof/>
+            <w:webHidden/>
+          </w:rPr>
+          <w:fldChar w:fldCharType="end"/>
+        </w:r>
+      </w:hyperlink>
+    </w:p>
+    <w:p>
+      <w:pPr>
         <w:pStyle w:val="14"/>
         <w:tabs>
           <w:tab w:val="right" w:leader="dot" w:pos="9345"/>
@@ -1316,7 +1316,7 @@
           <w14:ligatures w14:val="standardContextual"/>
         </w:rPr>
       </w:pPr>
-      <w:hyperlink w:anchor="_Toc242976945" w:history="1">
+      <w:hyperlink w:anchor="_Toc243661810" w:history="1">
         <w:r>
           <w:rPr>
             <w:rStyle w:val="aff8"/>
@@ -1344,82 +1344,7 @@
             <w:noProof/>
             <w:webHidden/>
           </w:rPr>
-          <w:instrText xml:space="preserve"> PAGEREF _Toc242976945 \h </w:instrText>
-        </w:r>
-        <w:r>
-          <w:rPr>
-            <w:noProof/>
-            <w:webHidden/>
-          </w:rPr>
-        </w:r>
-        <w:r>
-          <w:rPr>
-            <w:noProof/>
-            <w:webHidden/>
-          </w:rPr>
-          <w:fldChar w:fldCharType="separate"/>
-        </w:r>
-        <w:r>
-          <w:rPr>
-            <w:noProof/>
-            <w:webHidden/>
-          </w:rPr>
-          <w:t>22</w:t>
-        </w:r>
-        <w:r>
-          <w:rPr>
-            <w:noProof/>
-            <w:webHidden/>
-          </w:rPr>
-          <w:fldChar w:fldCharType="end"/>
-        </w:r>
-      </w:hyperlink>
-    </w:p>
-    <w:p>
-      <w:pPr>
-        <w:pStyle w:val="14"/>
-        <w:tabs>
-          <w:tab w:val="right" w:leader="dot" w:pos="9345"/>
-        </w:tabs>
-        <w:rPr>
-          <w:rFonts w:asciiTheme="minorHAnsi" w:eastAsiaTheme="minorEastAsia" w:hAnsiTheme="minorHAnsi"/>
-          <w:noProof/>
-          <w:kern w:val="2"/>
-          <w:sz w:val="24"/>
-          <w:szCs w:val="24"/>
-          <w:lang w:val="ru-RU" w:eastAsia="ru-RU"/>
-          <w14:ligatures w14:val="standardContextual"/>
-        </w:rPr>
-      </w:pPr>
-      <w:hyperlink w:anchor="_Toc242976946" w:history="1">
-        <w:r>
-          <w:rPr>
-            <w:rStyle w:val="aff8"/>
-            <w:rFonts w:eastAsiaTheme="majorEastAsia"/>
-            <w:noProof/>
-          </w:rPr>
-          <w:t>ПРИЛОЖЕНИЕ А</w:t>
-        </w:r>
-        <w:r>
-          <w:rPr>
-            <w:noProof/>
-            <w:webHidden/>
-          </w:rPr>
-          <w:tab/>
-        </w:r>
-        <w:r>
-          <w:rPr>
-            <w:noProof/>
-            <w:webHidden/>
-          </w:rPr>
-          <w:fldChar w:fldCharType="begin"/>
-        </w:r>
-        <w:r>
-          <w:rPr>
-            <w:noProof/>
-            <w:webHidden/>
-          </w:rPr>
-          <w:instrText xml:space="preserve"> PAGEREF _Toc242976946 \h </w:instrText>
+          <w:instrText xml:space="preserve"> PAGEREF _Toc243661810 \h </w:instrText>
         </w:r>
         <w:r>
           <w:rPr>
@@ -1452,6 +1377,81 @@
     </w:p>
     <w:p>
       <w:pPr>
+        <w:pStyle w:val="14"/>
+        <w:tabs>
+          <w:tab w:val="right" w:leader="dot" w:pos="9345"/>
+        </w:tabs>
+        <w:rPr>
+          <w:rFonts w:asciiTheme="minorHAnsi" w:eastAsiaTheme="minorEastAsia" w:hAnsiTheme="minorHAnsi"/>
+          <w:noProof/>
+          <w:kern w:val="2"/>
+          <w:sz w:val="24"/>
+          <w:szCs w:val="24"/>
+          <w:lang w:val="ru-RU" w:eastAsia="ru-RU"/>
+          <w14:ligatures w14:val="standardContextual"/>
+        </w:rPr>
+      </w:pPr>
+      <w:hyperlink w:anchor="_Toc243661811" w:history="1">
+        <w:r>
+          <w:rPr>
+            <w:rStyle w:val="aff8"/>
+            <w:rFonts w:eastAsiaTheme="majorEastAsia"/>
+            <w:noProof/>
+          </w:rPr>
+          <w:t>ПРИЛОЖЕНИЕ А</w:t>
+        </w:r>
+        <w:r>
+          <w:rPr>
+            <w:noProof/>
+            <w:webHidden/>
+          </w:rPr>
+          <w:tab/>
+        </w:r>
+        <w:r>
+          <w:rPr>
+            <w:noProof/>
+            <w:webHidden/>
+          </w:rPr>
+          <w:fldChar w:fldCharType="begin"/>
+        </w:r>
+        <w:r>
+          <w:rPr>
+            <w:noProof/>
+            <w:webHidden/>
+          </w:rPr>
+          <w:instrText xml:space="preserve"> PAGEREF _Toc243661811 \h </w:instrText>
+        </w:r>
+        <w:r>
+          <w:rPr>
+            <w:noProof/>
+            <w:webHidden/>
+          </w:rPr>
+        </w:r>
+        <w:r>
+          <w:rPr>
+            <w:noProof/>
+            <w:webHidden/>
+          </w:rPr>
+          <w:fldChar w:fldCharType="separate"/>
+        </w:r>
+        <w:r>
+          <w:rPr>
+            <w:noProof/>
+            <w:webHidden/>
+          </w:rPr>
+          <w:t>24</w:t>
+        </w:r>
+        <w:r>
+          <w:rPr>
+            <w:noProof/>
+            <w:webHidden/>
+          </w:rPr>
+          <w:fldChar w:fldCharType="end"/>
+        </w:r>
+      </w:hyperlink>
+    </w:p>
+    <w:p>
+      <w:pPr>
         <w:ind w:firstLine="0"/>
       </w:pPr>
       <w:r>
@@ -1462,7 +1462,7 @@
       <w:pPr>
         <w:pStyle w:val="1"/>
       </w:pPr>
-      <w:bookmarkStart w:id="0" w:name="_Toc242976931"/>
+      <w:bookmarkStart w:id="0" w:name="_Toc243661796"/>
       <w:r>
         <w:lastRenderedPageBreak/>
         <w:t>1 Исходные данные для технологического проектирования</w:t>
@@ -2616,7 +2616,7 @@
       <w:pPr>
         <w:pStyle w:val="1"/>
       </w:pPr>
-      <w:bookmarkStart w:id="1" w:name="_Toc242976932"/>
+      <w:bookmarkStart w:id="1" w:name="_Toc243661797"/>
       <w:r>
         <w:lastRenderedPageBreak/>
         <w:t>2 Определение объёмов земляных работ</w:t>
@@ -2627,7 +2627,7 @@
       <w:pPr>
         <w:pStyle w:val="21"/>
       </w:pPr>
-      <w:bookmarkStart w:id="2" w:name="_Toc242976933"/>
+      <w:bookmarkStart w:id="2" w:name="_Toc243661798"/>
       <w:r>
         <w:t>2.1 Объёмы планировочных работ</w:t>
       </w:r>
@@ -6572,7 +6572,7 @@
       <w:pPr>
         <w:pStyle w:val="21"/>
       </w:pPr>
-      <w:bookmarkStart w:id="3" w:name="_Toc242976934"/>
+      <w:bookmarkStart w:id="3" w:name="_Toc243661799"/>
       <w:r>
         <w:t>2.2 Контуры, размеры и геометрический объём котлована</w:t>
       </w:r>
@@ -6741,7 +6741,7 @@
       <w:pPr>
         <w:pStyle w:val="21"/>
       </w:pPr>
-      <w:bookmarkStart w:id="4" w:name="_Toc242976935"/>
+      <w:bookmarkStart w:id="4" w:name="_Toc243661800"/>
       <w:r>
         <w:t>2.3 Сводный баланс грунта</w:t>
       </w:r>
@@ -6749,7 +6749,7 @@
     </w:p>
     <w:p>
       <w:r>
-        <w:t>Для соблюдения нулевого баланса земляных масс разность между суммарными объёмами насыпей и выемок не должна превышать 5 % ([1], с. 14). Пазухи котлована засыпаются привозным песком, поэтому в насыпи котлована учитывается только засыпка съезда грунтом котлована.</w:t>
+        <w:t>Для соблюдения нулевого баланса земляных масс суммарные объёмы выемки и насыпи с учётом котлована должны быть равны; расхождение - не более 5 % ([1], с. 15; на практическом занятии 23.10 - до 10 %). Грунт площадки - супесь, не песок, поэтому засыпка котлована грунтом площадки не учитывается: ΣVн котл = 0 (практическое занятие 23.10), пазухи и съезд засыпаются привозным песком.</w:t>
       </w:r>
     </w:p>
     <w:p>
@@ -6964,13 +6964,7 @@
               <w:rPr>
                 <w:sz w:val="24"/>
               </w:rPr>
-              <w:t xml:space="preserve">В котловане (Vк; </w:t>
-            </w:r>
-            <w:r>
-              <w:rPr>
-                <w:sz w:val="24"/>
-              </w:rPr>
-              <w:t>засыпка съезда Vс)</w:t>
+              <w:t>В котловане (Vк; засыпка грунтом площадки ΣVн котл)</w:t>
             </w:r>
           </w:p>
         </w:tc>
@@ -7008,7 +7002,7 @@
               <w:rPr>
                 <w:sz w:val="24"/>
               </w:rPr>
-              <w:t>132,30</w:t>
+              <w:t>0,00</w:t>
             </w:r>
           </w:p>
         </w:tc>
@@ -7027,7 +7021,7 @@
               <w:rPr>
                 <w:sz w:val="24"/>
               </w:rPr>
-              <w:t>127,21</w:t>
+              <w:t>0,00</w:t>
             </w:r>
           </w:p>
         </w:tc>
@@ -7086,7 +7080,7 @@
               <w:rPr>
                 <w:sz w:val="24"/>
               </w:rPr>
-              <w:t>33 676,26</w:t>
+              <w:t>33 543,96</w:t>
             </w:r>
           </w:p>
         </w:tc>
@@ -7104,7 +7098,7 @@
               <w:rPr>
                 <w:sz w:val="24"/>
               </w:rPr>
-              <w:t>32 381,02</w:t>
+              <w:t>32 253,81</w:t>
             </w:r>
           </w:p>
         </w:tc>
@@ -7147,7 +7141,7 @@
                 <w:b/>
                 <w:sz w:val="24"/>
               </w:rPr>
-              <w:t>-8 319,93</w:t>
+              <w:t>-8 192,72</w:t>
             </w:r>
           </w:p>
         </w:tc>
@@ -7178,7 +7172,7 @@
                 <w:b/>
                 <w:sz w:val="24"/>
               </w:rPr>
-              <w:t>25,69 %</w:t>
+              <w:t>25,40 %</w:t>
             </w:r>
           </w:p>
         </w:tc>
@@ -7191,10 +7185,7 @@
     </w:p>
     <w:p>
       <w:r>
-        <w:t xml:space="preserve">Баланс отрицательный: -8 319,93 м³ (25,69 % &gt; 5 %) - на площадке преобладает насыпь, требуется перерасчёт средней </w:t>
-      </w:r>
-      <w:r>
-        <w:t>отметки планировки на величину:</w:t>
+        <w:t>Баланс отрицательный: -8 192,72 м³ (25,40 % &gt; 5 %) - на площадке преобладает насыпь, требуется перерасчёт средней отметки планировки на величину:</w:t>
       </w:r>
     </w:p>
     <w:p>
@@ -7208,7 +7199,7 @@
       </w:pPr>
       <w:r>
         <w:tab/>
-        <w:t>Δh = (ΣVв - ΣVн / kо.р) / Fпл,</w:t>
+        <w:t>Δh = (ΣVв - ΣVн / kо.р) · kо.р / F,</w:t>
       </w:r>
       <w:r>
         <w:tab/>
@@ -7220,12 +7211,12 @@
         <w:ind w:firstLine="0"/>
       </w:pPr>
       <w:r>
-        <w:t>где Fпл - площадь строительной площадки без площади котлована по верху (котлован в насыпи), м².</w:t>
+        <w:t>где F = 300 · 500 = 150 000 м² - площадь строительной площадки (формула - по практическому занятию 23.10); знак «-» - понижение средней отметки, «+» - повышение.</w:t>
       </w:r>
     </w:p>
     <w:p>
       <w:r>
-        <w:t>Fпл = 150 000 - 1 972,19 = 148 027,81 м²; Δh = -8 319,93 / 148 027,81 = -0,056205 ≈ -0,0562 м (понижение планировочной отметки). На Δh скорректированы все рабочие отметки: h' = h + Δh (табл. 2.4).</w:t>
+        <w:t>Δh = -8 192,72 · 1,04 / 150 000 = -0,056803 ≈ -0,0568 м (понижение планировочной отметки). На Δh скорректированы все рабочие отметки: h' = h + Δh (табл. 2.4).</w:t>
       </w:r>
     </w:p>
     <w:p>
@@ -7274,7 +7265,7 @@
               <w:rPr>
                 <w:sz w:val="22"/>
               </w:rPr>
-              <w:t>h1 = -0,3062</w:t>
+              <w:t>h1 = -0,3068</w:t>
             </w:r>
           </w:p>
         </w:tc>
@@ -7293,7 +7284,7 @@
               <w:rPr>
                 <w:sz w:val="22"/>
               </w:rPr>
-              <w:t>h2 = +0,0938</w:t>
+              <w:t>h2 = +0,0932</w:t>
             </w:r>
           </w:p>
         </w:tc>
@@ -7312,7 +7303,7 @@
               <w:rPr>
                 <w:sz w:val="22"/>
               </w:rPr>
-              <w:t>h3 = +0,2838</w:t>
+              <w:t>h3 = +0,2832</w:t>
             </w:r>
           </w:p>
         </w:tc>
@@ -7331,7 +7322,7 @@
               <w:rPr>
                 <w:sz w:val="22"/>
               </w:rPr>
-              <w:t>h4 = +0,4138</w:t>
+              <w:t>h4 = +0,4132</w:t>
             </w:r>
           </w:p>
         </w:tc>
@@ -7350,7 +7341,7 @@
               <w:rPr>
                 <w:sz w:val="22"/>
               </w:rPr>
-              <w:t>h5 = +0,6038</w:t>
+              <w:t>h5 = +0,6032</w:t>
             </w:r>
           </w:p>
         </w:tc>
@@ -7369,7 +7360,7 @@
               <w:rPr>
                 <w:sz w:val="22"/>
               </w:rPr>
-              <w:t>h6 = +0,7938</w:t>
+              <w:t>h6 = +0,7932</w:t>
             </w:r>
           </w:p>
         </w:tc>
@@ -7393,13 +7384,26 @@
               <w:rPr>
                 <w:sz w:val="22"/>
               </w:rPr>
-              <w:t xml:space="preserve">h7 = </w:t>
-            </w:r>
+              <w:t>h7 = -0,5468</w:t>
+            </w:r>
+          </w:p>
+        </w:tc>
+        <w:tc>
+          <w:tcPr>
+            <w:tcW w:w="1559" w:type="dxa"/>
+          </w:tcPr>
+          <w:p>
+            <w:pPr>
+              <w:keepNext/>
+              <w:spacing w:line="240" w:lineRule="auto"/>
+              <w:ind w:firstLine="0"/>
+              <w:jc w:val="center"/>
+            </w:pPr>
             <w:r>
               <w:rPr>
                 <w:sz w:val="22"/>
               </w:rPr>
-              <w:t>-0,5462</w:t>
+              <w:t>h8 = -0,3668</w:t>
             </w:r>
           </w:p>
         </w:tc>
@@ -7418,7 +7422,7 @@
               <w:rPr>
                 <w:sz w:val="22"/>
               </w:rPr>
-              <w:t>h8 = -0,3662</w:t>
+              <w:t>h9 = +0,2232</w:t>
             </w:r>
           </w:p>
         </w:tc>
@@ -7437,7 +7441,7 @@
               <w:rPr>
                 <w:sz w:val="22"/>
               </w:rPr>
-              <w:t>h9 = +0,2238</w:t>
+              <w:t>h10 = +0,4632</w:t>
             </w:r>
           </w:p>
         </w:tc>
@@ -7456,7 +7460,7 @@
               <w:rPr>
                 <w:sz w:val="22"/>
               </w:rPr>
-              <w:t>h10 = +0,4638</w:t>
+              <w:t>h11 = +0,7832</w:t>
             </w:r>
           </w:p>
         </w:tc>
@@ -7475,26 +7479,7 @@
               <w:rPr>
                 <w:sz w:val="22"/>
               </w:rPr>
-              <w:t>h11 = +0,7838</w:t>
-            </w:r>
-          </w:p>
-        </w:tc>
-        <w:tc>
-          <w:tcPr>
-            <w:tcW w:w="1559" w:type="dxa"/>
-          </w:tcPr>
-          <w:p>
-            <w:pPr>
-              <w:keepNext/>
-              <w:spacing w:line="240" w:lineRule="auto"/>
-              <w:ind w:firstLine="0"/>
-              <w:jc w:val="center"/>
-            </w:pPr>
-            <w:r>
-              <w:rPr>
-                <w:sz w:val="22"/>
-              </w:rPr>
-              <w:t>h12 = +0,4138</w:t>
+              <w:t>h12 = +0,4132</w:t>
             </w:r>
           </w:p>
         </w:tc>
@@ -7517,7 +7502,7 @@
               <w:rPr>
                 <w:sz w:val="22"/>
               </w:rPr>
-              <w:t>h13 = -0,2962</w:t>
+              <w:t>h13 = -0,2968</w:t>
             </w:r>
           </w:p>
         </w:tc>
@@ -7535,7 +7520,13 @@
               <w:rPr>
                 <w:sz w:val="22"/>
               </w:rPr>
-              <w:t>h14 = -0,4862</w:t>
+              <w:t xml:space="preserve">h14 = </w:t>
+            </w:r>
+            <w:r>
+              <w:rPr>
+                <w:sz w:val="22"/>
+              </w:rPr>
+              <w:t>-0,4868</w:t>
             </w:r>
           </w:p>
         </w:tc>
@@ -7553,7 +7544,7 @@
               <w:rPr>
                 <w:sz w:val="22"/>
               </w:rPr>
-              <w:t>h15 = -0,3362</w:t>
+              <w:t>h15 = -0,3368</w:t>
             </w:r>
           </w:p>
         </w:tc>
@@ -7571,7 +7562,7 @@
               <w:rPr>
                 <w:sz w:val="22"/>
               </w:rPr>
-              <w:t>h16 = +0,0838</w:t>
+              <w:t>h16 = +0,0832</w:t>
             </w:r>
           </w:p>
         </w:tc>
@@ -7589,7 +7580,7 @@
               <w:rPr>
                 <w:sz w:val="22"/>
               </w:rPr>
-              <w:t>h17 = +0,3038</w:t>
+              <w:t>h17 = +0,3032</w:t>
             </w:r>
           </w:p>
         </w:tc>
@@ -7607,7 +7598,7 @@
               <w:rPr>
                 <w:sz w:val="22"/>
               </w:rPr>
-              <w:t>h18 = +0,7038</w:t>
+              <w:t>h18 = +0,7032</w:t>
             </w:r>
           </w:p>
         </w:tc>
@@ -7630,7 +7621,7 @@
               <w:rPr>
                 <w:sz w:val="22"/>
               </w:rPr>
-              <w:t>h19 = -0,4562</w:t>
+              <w:t>h19 = -0,4568</w:t>
             </w:r>
           </w:p>
         </w:tc>
@@ -7648,7 +7639,7 @@
               <w:rPr>
                 <w:sz w:val="22"/>
               </w:rPr>
-              <w:t>h20 = -0,7062</w:t>
+              <w:t>h20 = -0,7068</w:t>
             </w:r>
           </w:p>
         </w:tc>
@@ -7666,7 +7657,7 @@
               <w:rPr>
                 <w:sz w:val="22"/>
               </w:rPr>
-              <w:t>h21 = -0,5762</w:t>
+              <w:t>h21 = -0,5768</w:t>
             </w:r>
           </w:p>
         </w:tc>
@@ -7684,7 +7675,7 @@
               <w:rPr>
                 <w:sz w:val="22"/>
               </w:rPr>
-              <w:t>h22 = -0,3362</w:t>
+              <w:t>h22 = -0,3368</w:t>
             </w:r>
           </w:p>
         </w:tc>
@@ -7702,7 +7693,7 @@
               <w:rPr>
                 <w:sz w:val="22"/>
               </w:rPr>
-              <w:t>h23 = -0,4862</w:t>
+              <w:t>h23 = -0,4868</w:t>
             </w:r>
           </w:p>
         </w:tc>
@@ -7720,7 +7711,7 @@
               <w:rPr>
                 <w:sz w:val="22"/>
               </w:rPr>
-              <w:t>h24 = +0,0838</w:t>
+              <w:t>h24 = +0,0832</w:t>
             </w:r>
           </w:p>
         </w:tc>
@@ -7733,10 +7724,10 @@
     </w:p>
     <w:p>
       <w:r>
-        <w:t xml:space="preserve">По </w:t>
+        <w:t xml:space="preserve">По скорректированным отметкам заново определены точки нулевых работ (табл. 2.6), объёмы </w:t>
       </w:r>
       <w:r>
-        <w:t>скорректированным отметкам заново определены точки нулевых работ (табл. 2.6), объёмы планировочных работ (табл. 2.7), откосы, котлован (табл. 2.5) и сводный баланс (табл. 2.8).</w:t>
+        <w:t>планировочных работ (табл. 2.7), откосы, котлован (табл. 2.5) и сводный баланс (табл. 2.8).</w:t>
       </w:r>
     </w:p>
     <w:p>
@@ -7920,7 +7911,7 @@
               <w:rPr>
                 <w:sz w:val="24"/>
               </w:rPr>
-              <w:t>0,0944</w:t>
+              <w:t>0,0938</w:t>
             </w:r>
           </w:p>
         </w:tc>
@@ -7944,7 +7935,13 @@
               <w:rPr>
                 <w:sz w:val="24"/>
               </w:rPr>
-              <w:t>Рабочая отметка в центре котлована</w:t>
+              <w:t xml:space="preserve">Рабочая отметка в </w:t>
+            </w:r>
+            <w:r>
+              <w:rPr>
+                <w:sz w:val="24"/>
+              </w:rPr>
+              <w:t>центре котлована</w:t>
             </w:r>
           </w:p>
         </w:tc>
@@ -8001,7 +7998,7 @@
               <w:rPr>
                 <w:sz w:val="24"/>
               </w:rPr>
-              <w:t>0,1088</w:t>
+              <w:t>0,1082</w:t>
             </w:r>
           </w:p>
         </w:tc>
@@ -8078,7 +8075,7 @@
               <w:rPr>
                 <w:sz w:val="24"/>
               </w:rPr>
-              <w:t>2,0912</w:t>
+              <w:t>2,0918</w:t>
             </w:r>
           </w:p>
         </w:tc>
@@ -8155,7 +8152,7 @@
               <w:rPr>
                 <w:sz w:val="24"/>
               </w:rPr>
-              <w:t>1,4011</w:t>
+              <w:t>1,4015</w:t>
             </w:r>
           </w:p>
         </w:tc>
@@ -8309,7 +8306,7 @@
               <w:rPr>
                 <w:sz w:val="24"/>
               </w:rPr>
-              <w:t>1 980,28</w:t>
+              <w:t>1 980,36</w:t>
             </w:r>
           </w:p>
         </w:tc>
@@ -8332,7 +8329,14 @@
               <w:rPr>
                 <w:sz w:val="24"/>
               </w:rPr>
-              <w:t>Объём котлована без съезда</w:t>
+              <w:lastRenderedPageBreak/>
+              <w:t xml:space="preserve">Объём </w:t>
+            </w:r>
+            <w:r>
+              <w:rPr>
+                <w:sz w:val="24"/>
+              </w:rPr>
+              <w:t>котлована без съезда</w:t>
             </w:r>
           </w:p>
         </w:tc>
@@ -8386,7 +8390,7 @@
               <w:rPr>
                 <w:sz w:val="24"/>
               </w:rPr>
-              <w:t>3 830,28</w:t>
+              <w:t>3 831,47</w:t>
             </w:r>
           </w:p>
         </w:tc>
@@ -8409,7 +8413,6 @@
               <w:rPr>
                 <w:sz w:val="24"/>
               </w:rPr>
-              <w:lastRenderedPageBreak/>
               <w:t>Длина съезда в плане</w:t>
             </w:r>
           </w:p>
@@ -8464,7 +8467,7 @@
               <w:rPr>
                 <w:sz w:val="24"/>
               </w:rPr>
-              <w:t>20,912</w:t>
+              <w:t>20,918</w:t>
             </w:r>
           </w:p>
         </w:tc>
@@ -8541,7 +8544,7 @@
               <w:rPr>
                 <w:sz w:val="24"/>
               </w:rPr>
-              <w:t>140,18</w:t>
+              <w:t>140,27</w:t>
             </w:r>
           </w:p>
         </w:tc>
@@ -8618,7 +8621,7 @@
               <w:rPr>
                 <w:sz w:val="24"/>
               </w:rPr>
-              <w:t>3 970,46</w:t>
+              <w:t>3 971,74</w:t>
             </w:r>
           </w:p>
         </w:tc>
@@ -8641,13 +8644,7 @@
               <w:rPr>
                 <w:sz w:val="24"/>
               </w:rPr>
-              <w:t xml:space="preserve">Площадь </w:t>
-            </w:r>
-            <w:r>
-              <w:rPr>
-                <w:sz w:val="24"/>
-              </w:rPr>
-              <w:t>фундаментной плиты</w:t>
+              <w:t>Площадь фундаментной плиты</w:t>
             </w:r>
           </w:p>
         </w:tc>
@@ -9109,7 +9106,13 @@
               <w:rPr>
                 <w:sz w:val="24"/>
               </w:rPr>
-              <w:t>Высота стен ниже естественной поверхности</w:t>
+              <w:t xml:space="preserve">Высота стен ниже </w:t>
+            </w:r>
+            <w:r>
+              <w:rPr>
+                <w:sz w:val="24"/>
+              </w:rPr>
+              <w:t>естественной поверхности</w:t>
             </w:r>
           </w:p>
         </w:tc>
@@ -9163,7 +9166,7 @@
               <w:rPr>
                 <w:sz w:val="24"/>
               </w:rPr>
-              <w:t>1,4412</w:t>
+              <w:t>1,4418</w:t>
             </w:r>
           </w:p>
         </w:tc>
@@ -9240,7 +9243,7 @@
               <w:rPr>
                 <w:sz w:val="24"/>
               </w:rPr>
-              <w:t>1 919,91</w:t>
+              <w:t>1 920,71</w:t>
             </w:r>
           </w:p>
         </w:tc>
@@ -9317,7 +9320,7 @@
               <w:rPr>
                 <w:sz w:val="24"/>
               </w:rPr>
-              <w:t>2 489,49</w:t>
+              <w:t>2 490,29</w:t>
             </w:r>
           </w:p>
         </w:tc>
@@ -9394,7 +9397,7 @@
               <w:rPr>
                 <w:sz w:val="24"/>
               </w:rPr>
-              <w:t>952,92</w:t>
+              <w:t>953,30</w:t>
             </w:r>
           </w:p>
         </w:tc>
@@ -9417,7 +9420,7 @@
               <w:rPr>
                 <w:sz w:val="24"/>
               </w:rPr>
-              <w:t>Засыпка съезда (грунт котлована)</w:t>
+              <w:t>Засыпка съезда (привозной песок)</w:t>
             </w:r>
           </w:p>
         </w:tc>
@@ -9471,7 +9474,7 @@
               <w:rPr>
                 <w:sz w:val="24"/>
               </w:rPr>
-              <w:t>140,18</w:t>
+              <w:t>140,27</w:t>
             </w:r>
           </w:p>
         </w:tc>
@@ -9548,7 +9551,7 @@
               <w:rPr>
                 <w:sz w:val="24"/>
               </w:rPr>
-              <w:t>1 093,10</w:t>
+              <w:t>1 093,57</w:t>
             </w:r>
           </w:p>
         </w:tc>
@@ -9809,7 +9812,7 @@
               <w:rPr>
                 <w:sz w:val="24"/>
               </w:rPr>
-              <w:t>-0,3062</w:t>
+              <w:t>-0,3068</w:t>
             </w:r>
           </w:p>
         </w:tc>
@@ -9828,7 +9831,7 @@
               <w:rPr>
                 <w:sz w:val="24"/>
               </w:rPr>
-              <w:t>+0,0938</w:t>
+              <w:t>+0,0932</w:t>
             </w:r>
           </w:p>
         </w:tc>
@@ -9847,7 +9850,7 @@
               <w:rPr>
                 <w:sz w:val="24"/>
               </w:rPr>
-              <w:t>76,55</w:t>
+              <w:t>76,70</w:t>
             </w:r>
           </w:p>
         </w:tc>
@@ -9866,7 +9869,7 @@
               <w:rPr>
                 <w:sz w:val="24"/>
               </w:rPr>
-              <w:t>23,45</w:t>
+              <w:t>23,30</w:t>
             </w:r>
           </w:p>
         </w:tc>
@@ -9947,7 +9950,7 @@
               <w:rPr>
                 <w:sz w:val="24"/>
               </w:rPr>
-              <w:t>+0,0938</w:t>
+              <w:t>+0,0932</w:t>
             </w:r>
           </w:p>
         </w:tc>
@@ -9966,7 +9969,7 @@
               <w:rPr>
                 <w:sz w:val="24"/>
               </w:rPr>
-              <w:t>-0,3662</w:t>
+              <w:t>-0,3668</w:t>
             </w:r>
           </w:p>
         </w:tc>
@@ -9985,7 +9988,7 @@
               <w:rPr>
                 <w:sz w:val="24"/>
               </w:rPr>
-              <w:t>20,39</w:t>
+              <w:t>20,26</w:t>
             </w:r>
           </w:p>
         </w:tc>
@@ -10004,7 +10007,7 @@
               <w:rPr>
                 <w:sz w:val="24"/>
               </w:rPr>
-              <w:t>79,61</w:t>
+              <w:t>79,74</w:t>
             </w:r>
           </w:p>
         </w:tc>
@@ -10081,7 +10084,7 @@
               <w:rPr>
                 <w:sz w:val="24"/>
               </w:rPr>
-              <w:t>-0,3662</w:t>
+              <w:t>-0,3668</w:t>
             </w:r>
           </w:p>
         </w:tc>
@@ -10099,7 +10102,7 @@
               <w:rPr>
                 <w:sz w:val="24"/>
               </w:rPr>
-              <w:t>+0,2238</w:t>
+              <w:t>+0,2232</w:t>
             </w:r>
           </w:p>
         </w:tc>
@@ -10117,7 +10120,7 @@
               <w:rPr>
                 <w:sz w:val="24"/>
               </w:rPr>
-              <w:t>62,07</w:t>
+              <w:t>62,17</w:t>
             </w:r>
           </w:p>
         </w:tc>
@@ -10135,7 +10138,7 @@
               <w:rPr>
                 <w:sz w:val="24"/>
               </w:rPr>
-              <w:t>37,93</w:t>
+              <w:t>37,83</w:t>
             </w:r>
           </w:p>
         </w:tc>
@@ -10212,7 +10215,7 @@
               <w:rPr>
                 <w:sz w:val="24"/>
               </w:rPr>
-              <w:t>+0,2238</w:t>
+              <w:t>+0,2232</w:t>
             </w:r>
           </w:p>
         </w:tc>
@@ -10230,7 +10233,7 @@
               <w:rPr>
                 <w:sz w:val="24"/>
               </w:rPr>
-              <w:t>-0,3362</w:t>
+              <w:t>-0,3368</w:t>
             </w:r>
           </w:p>
         </w:tc>
@@ -10248,7 +10251,7 @@
               <w:rPr>
                 <w:sz w:val="24"/>
               </w:rPr>
-              <w:t>39,96</w:t>
+              <w:t>39,86</w:t>
             </w:r>
           </w:p>
         </w:tc>
@@ -10266,7 +10269,7 @@
               <w:rPr>
                 <w:sz w:val="24"/>
               </w:rPr>
-              <w:t>60,04</w:t>
+              <w:t>60,14</w:t>
             </w:r>
           </w:p>
         </w:tc>
@@ -10343,7 +10346,7 @@
               <w:rPr>
                 <w:sz w:val="24"/>
               </w:rPr>
-              <w:t>-0,3362</w:t>
+              <w:t>-0,3368</w:t>
             </w:r>
           </w:p>
         </w:tc>
@@ -10361,7 +10364,7 @@
               <w:rPr>
                 <w:sz w:val="24"/>
               </w:rPr>
-              <w:t>+0,0838</w:t>
+              <w:t>+0,0832</w:t>
             </w:r>
           </w:p>
         </w:tc>
@@ -10379,7 +10382,7 @@
               <w:rPr>
                 <w:sz w:val="24"/>
               </w:rPr>
-              <w:t>80,05</w:t>
+              <w:t>80,19</w:t>
             </w:r>
           </w:p>
         </w:tc>
@@ -10397,7 +10400,7 @@
               <w:rPr>
                 <w:sz w:val="24"/>
               </w:rPr>
-              <w:t>19,95</w:t>
+              <w:t>19,81</w:t>
             </w:r>
           </w:p>
         </w:tc>
@@ -10474,7 +10477,7 @@
               <w:rPr>
                 <w:sz w:val="24"/>
               </w:rPr>
-              <w:t>+0,0838</w:t>
+              <w:t>+0,0832</w:t>
             </w:r>
           </w:p>
         </w:tc>
@@ -10492,7 +10495,7 @@
               <w:rPr>
                 <w:sz w:val="24"/>
               </w:rPr>
-              <w:t>-0,3362</w:t>
+              <w:t>-0,3368</w:t>
             </w:r>
           </w:p>
         </w:tc>
@@ -10510,7 +10513,7 @@
               <w:rPr>
                 <w:sz w:val="24"/>
               </w:rPr>
-              <w:t>19,95</w:t>
+              <w:t>19,81</w:t>
             </w:r>
           </w:p>
         </w:tc>
@@ -10528,7 +10531,7 @@
               <w:rPr>
                 <w:sz w:val="24"/>
               </w:rPr>
-              <w:t>80,05</w:t>
+              <w:t>80,19</w:t>
             </w:r>
           </w:p>
         </w:tc>
@@ -10605,7 +10608,7 @@
               <w:rPr>
                 <w:sz w:val="24"/>
               </w:rPr>
-              <w:t>+0,3038</w:t>
+              <w:t>+0,3032</w:t>
             </w:r>
           </w:p>
         </w:tc>
@@ -10623,7 +10626,7 @@
               <w:rPr>
                 <w:sz w:val="24"/>
               </w:rPr>
-              <w:t>-0,4862</w:t>
+              <w:t>-0,4868</w:t>
             </w:r>
           </w:p>
         </w:tc>
@@ -10641,7 +10644,7 @@
               <w:rPr>
                 <w:sz w:val="24"/>
               </w:rPr>
-              <w:t>38,46</w:t>
+              <w:t>38,38</w:t>
             </w:r>
           </w:p>
         </w:tc>
@@ -10659,7 +10662,7 @@
               <w:rPr>
                 <w:sz w:val="24"/>
               </w:rPr>
-              <w:t>61,54</w:t>
+              <w:t>61,62</w:t>
             </w:r>
           </w:p>
         </w:tc>
@@ -10736,7 +10739,7 @@
               <w:rPr>
                 <w:sz w:val="24"/>
               </w:rPr>
-              <w:t>-0,4862</w:t>
+              <w:t>-0,4868</w:t>
             </w:r>
           </w:p>
         </w:tc>
@@ -10754,7 +10757,7 @@
               <w:rPr>
                 <w:sz w:val="24"/>
               </w:rPr>
-              <w:t>+0,0838</w:t>
+              <w:t>+0,0832</w:t>
             </w:r>
           </w:p>
         </w:tc>
@@ -10772,7 +10775,7 @@
               <w:rPr>
                 <w:sz w:val="24"/>
               </w:rPr>
-              <w:t>85,30</w:t>
+              <w:t>85,40</w:t>
             </w:r>
           </w:p>
         </w:tc>
@@ -10790,7 +10793,7 @@
               <w:rPr>
                 <w:sz w:val="24"/>
               </w:rPr>
-              <w:t>14,70</w:t>
+              <w:t>14,60</w:t>
             </w:r>
           </w:p>
         </w:tc>
@@ -10869,14 +10872,7 @@
                 <w:b/>
                 <w:sz w:val="24"/>
               </w:rPr>
-              <w:t xml:space="preserve">F, </w:t>
-            </w:r>
-            <w:r>
-              <w:rPr>
-                <w:b/>
-                <w:sz w:val="24"/>
-              </w:rPr>
-              <w:t>м²</w:t>
+              <w:t>F, м²</w:t>
             </w:r>
           </w:p>
         </w:tc>
@@ -10999,7 +10995,7 @@
               <w:rPr>
                 <w:sz w:val="24"/>
               </w:rPr>
-              <w:t>9 760,91</w:t>
+              <w:t>9 763,96</w:t>
             </w:r>
           </w:p>
         </w:tc>
@@ -11018,7 +11014,7 @@
               <w:rPr>
                 <w:sz w:val="24"/>
               </w:rPr>
-              <w:t>0,2437</w:t>
+              <w:t>0,2441</w:t>
             </w:r>
           </w:p>
         </w:tc>
@@ -11037,7 +11033,7 @@
               <w:rPr>
                 <w:sz w:val="24"/>
               </w:rPr>
-              <w:t>2 378,93</w:t>
+              <w:t>2 383,19</w:t>
             </w:r>
           </w:p>
         </w:tc>
@@ -11106,7 +11102,7 @@
               <w:rPr>
                 <w:sz w:val="24"/>
               </w:rPr>
-              <w:t>239,09</w:t>
+              <w:t>236,04</w:t>
             </w:r>
           </w:p>
         </w:tc>
@@ -11125,7 +11121,7 @@
               <w:rPr>
                 <w:sz w:val="24"/>
               </w:rPr>
-              <w:t>0,0313</w:t>
+              <w:t>0,0311</w:t>
             </w:r>
           </w:p>
         </w:tc>
@@ -11157,7 +11153,7 @@
               <w:rPr>
                 <w:sz w:val="24"/>
               </w:rPr>
-              <w:t>7,48</w:t>
+              <w:t>7,33</w:t>
             </w:r>
           </w:p>
         </w:tc>
@@ -11176,7 +11172,7 @@
               <w:rPr>
                 <w:sz w:val="24"/>
               </w:rPr>
-              <w:t>7,19</w:t>
+              <w:t>7,05</w:t>
             </w:r>
           </w:p>
         </w:tc>
@@ -11217,7 +11213,7 @@
               <w:rPr>
                 <w:sz w:val="24"/>
               </w:rPr>
-              <w:t>2 470,57</w:t>
+              <w:t>2 478,67</w:t>
             </w:r>
           </w:p>
         </w:tc>
@@ -11235,7 +11231,7 @@
               <w:rPr>
                 <w:sz w:val="24"/>
               </w:rPr>
-              <w:t>0,1221</w:t>
+              <w:t>0,1223</w:t>
             </w:r>
           </w:p>
         </w:tc>
@@ -11253,7 +11249,7 @@
               <w:rPr>
                 <w:sz w:val="24"/>
               </w:rPr>
-              <w:t>301,57</w:t>
+              <w:t>303,06</w:t>
             </w:r>
           </w:p>
         </w:tc>
@@ -11318,7 +11314,7 @@
               <w:rPr>
                 <w:sz w:val="24"/>
               </w:rPr>
-              <w:t>7 529,43</w:t>
+              <w:t>7 521,33</w:t>
             </w:r>
           </w:p>
         </w:tc>
@@ -11336,7 +11332,7 @@
               <w:rPr>
                 <w:sz w:val="24"/>
               </w:rPr>
-              <w:t>0,1203</w:t>
+              <w:t>0,1199</w:t>
             </w:r>
           </w:p>
         </w:tc>
@@ -11366,7 +11362,7 @@
               <w:rPr>
                 <w:sz w:val="24"/>
               </w:rPr>
-              <w:t>905,64</w:t>
+              <w:t>901,96</w:t>
             </w:r>
           </w:p>
         </w:tc>
@@ -11384,7 +11380,7 @@
               <w:rPr>
                 <w:sz w:val="24"/>
               </w:rPr>
-              <w:t>870,81</w:t>
+              <w:t>867,27</w:t>
             </w:r>
           </w:p>
         </w:tc>
@@ -11443,7 +11439,7 @@
               <w:rPr>
                 <w:sz w:val="24"/>
               </w:rPr>
-              <w:t>0,3463</w:t>
+              <w:t>0,3457</w:t>
             </w:r>
           </w:p>
         </w:tc>
@@ -11473,7 +11469,7 @@
               <w:rPr>
                 <w:sz w:val="24"/>
               </w:rPr>
-              <w:t>3 463,00</w:t>
+              <w:t>3 457,00</w:t>
             </w:r>
           </w:p>
         </w:tc>
@@ -11491,7 +11487,7 @@
               <w:rPr>
                 <w:sz w:val="24"/>
               </w:rPr>
-              <w:t>3 329,81</w:t>
+              <w:t>3 324,04</w:t>
             </w:r>
           </w:p>
         </w:tc>
@@ -11550,7 +11546,7 @@
               <w:rPr>
                 <w:sz w:val="24"/>
               </w:rPr>
-              <w:t>0,5663</w:t>
+              <w:t>0,5657</w:t>
             </w:r>
           </w:p>
         </w:tc>
@@ -11580,7 +11576,7 @@
               <w:rPr>
                 <w:sz w:val="24"/>
               </w:rPr>
-              <w:t>5 663,00</w:t>
+              <w:t>5 657,00</w:t>
             </w:r>
           </w:p>
         </w:tc>
@@ -11598,7 +11594,7 @@
               <w:rPr>
                 <w:sz w:val="24"/>
               </w:rPr>
-              <w:t>5 445,19</w:t>
+              <w:t>5 439,42</w:t>
             </w:r>
           </w:p>
         </w:tc>
@@ -11657,7 +11653,7 @@
               <w:rPr>
                 <w:sz w:val="24"/>
               </w:rPr>
-              <w:t>0,6488</w:t>
+              <w:t>0,6482</w:t>
             </w:r>
           </w:p>
         </w:tc>
@@ -11687,7 +11683,7 @@
               <w:rPr>
                 <w:sz w:val="24"/>
               </w:rPr>
-              <w:t>6 488,00</w:t>
+              <w:t>6 482,00</w:t>
             </w:r>
           </w:p>
         </w:tc>
@@ -11705,7 +11701,7 @@
               <w:rPr>
                 <w:sz w:val="24"/>
               </w:rPr>
-              <w:t>6 238,46</w:t>
+              <w:t>6 232,69</w:t>
             </w:r>
           </w:p>
         </w:tc>
@@ -11764,7 +11760,7 @@
               <w:rPr>
                 <w:sz w:val="24"/>
               </w:rPr>
-              <w:t>0,4237</w:t>
+              <w:t>0,4243</w:t>
             </w:r>
           </w:p>
         </w:tc>
@@ -11782,7 +11778,7 @@
               <w:rPr>
                 <w:sz w:val="24"/>
               </w:rPr>
-              <w:t>4 237,00</w:t>
+              <w:t>4 243,00</w:t>
             </w:r>
           </w:p>
         </w:tc>
@@ -11847,7 +11843,7 @@
               <w:rPr>
                 <w:sz w:val="24"/>
               </w:rPr>
-              <w:t>9 242,03</w:t>
+              <w:t>9 246,09</w:t>
             </w:r>
           </w:p>
         </w:tc>
@@ -11865,7 +11861,7 @@
               <w:rPr>
                 <w:sz w:val="24"/>
               </w:rPr>
-              <w:t>0,2377</w:t>
+              <w:t>0,2381</w:t>
             </w:r>
           </w:p>
         </w:tc>
@@ -11883,7 +11879,7 @@
               <w:rPr>
                 <w:sz w:val="24"/>
               </w:rPr>
-              <w:t>2 197,02</w:t>
+              <w:t>2 201,31</w:t>
             </w:r>
           </w:p>
         </w:tc>
@@ -11948,7 +11944,7 @@
               <w:rPr>
                 <w:sz w:val="24"/>
               </w:rPr>
-              <w:t>757,97</w:t>
+              <w:t>753,91</w:t>
             </w:r>
           </w:p>
         </w:tc>
@@ -11966,7 +11962,7 @@
               <w:rPr>
                 <w:sz w:val="24"/>
               </w:rPr>
-              <w:t>0,0746</w:t>
+              <w:t>0,0744</w:t>
             </w:r>
           </w:p>
         </w:tc>
@@ -11996,7 +11992,7 @@
               <w:rPr>
                 <w:sz w:val="24"/>
               </w:rPr>
-              <w:t>56,54</w:t>
+              <w:t>56,09</w:t>
             </w:r>
           </w:p>
         </w:tc>
@@ -12014,7 +12010,7 @@
               <w:rPr>
                 <w:sz w:val="24"/>
               </w:rPr>
-              <w:t>54,37</w:t>
+              <w:t>53,93</w:t>
             </w:r>
           </w:p>
         </w:tc>
@@ -12037,6 +12033,7 @@
               <w:rPr>
                 <w:sz w:val="24"/>
               </w:rPr>
+              <w:lastRenderedPageBreak/>
               <w:t>8</w:t>
             </w:r>
           </w:p>
@@ -12055,7 +12052,7 @@
               <w:rPr>
                 <w:sz w:val="24"/>
               </w:rPr>
-              <w:t>2 402,86</w:t>
+              <w:t>2 411,44</w:t>
             </w:r>
           </w:p>
         </w:tc>
@@ -12073,7 +12070,7 @@
               <w:rPr>
                 <w:sz w:val="24"/>
               </w:rPr>
-              <w:t>0,1121</w:t>
+              <w:t>0,1123</w:t>
             </w:r>
           </w:p>
         </w:tc>
@@ -12091,7 +12088,7 @@
               <w:rPr>
                 <w:sz w:val="24"/>
               </w:rPr>
-              <w:t>269,28</w:t>
+              <w:t>270,72</w:t>
             </w:r>
           </w:p>
         </w:tc>
@@ -12138,7 +12135,6 @@
               <w:rPr>
                 <w:sz w:val="24"/>
               </w:rPr>
-              <w:lastRenderedPageBreak/>
               <w:t>8'</w:t>
             </w:r>
           </w:p>
@@ -12157,7 +12153,7 @@
               <w:rPr>
                 <w:sz w:val="24"/>
               </w:rPr>
-              <w:t>7 597,14</w:t>
+              <w:t>7 588,56</w:t>
             </w:r>
           </w:p>
         </w:tc>
@@ -12175,7 +12171,7 @@
               <w:rPr>
                 <w:sz w:val="24"/>
               </w:rPr>
-              <w:t>0,1543</w:t>
+              <w:t>0,1539</w:t>
             </w:r>
           </w:p>
         </w:tc>
@@ -12205,7 +12201,7 @@
               <w:rPr>
                 <w:sz w:val="24"/>
               </w:rPr>
-              <w:t>1 172,09</w:t>
+              <w:t>1 168,03</w:t>
             </w:r>
           </w:p>
         </w:tc>
@@ -12223,7 +12219,7 @@
               <w:rPr>
                 <w:sz w:val="24"/>
               </w:rPr>
-              <w:t>1 127,01</w:t>
+              <w:t>1 123,11</w:t>
             </w:r>
           </w:p>
         </w:tc>
@@ -12282,7 +12278,7 @@
               <w:rPr>
                 <w:sz w:val="24"/>
               </w:rPr>
-              <w:t>0,4088</w:t>
+              <w:t>0,4082</w:t>
             </w:r>
           </w:p>
         </w:tc>
@@ -12312,7 +12308,7 @@
               <w:rPr>
                 <w:sz w:val="24"/>
               </w:rPr>
-              <w:t>4 088,00</w:t>
+              <w:t>4 082,00</w:t>
             </w:r>
           </w:p>
         </w:tc>
@@ -12330,7 +12326,7 @@
               <w:rPr>
                 <w:sz w:val="24"/>
               </w:rPr>
-              <w:t>3 930,77</w:t>
+              <w:t>3 925,00</w:t>
             </w:r>
           </w:p>
         </w:tc>
@@ -12389,7 +12385,7 @@
               <w:rPr>
                 <w:sz w:val="24"/>
               </w:rPr>
-              <w:t>0,5513</w:t>
+              <w:t>0,5507</w:t>
             </w:r>
           </w:p>
         </w:tc>
@@ -12419,7 +12415,7 @@
               <w:rPr>
                 <w:sz w:val="24"/>
               </w:rPr>
-              <w:t>5 513,00</w:t>
+              <w:t>5 507,00</w:t>
             </w:r>
           </w:p>
         </w:tc>
@@ -12437,7 +12433,7 @@
               <w:rPr>
                 <w:sz w:val="24"/>
               </w:rPr>
-              <w:t>5 300,96</w:t>
+              <w:t>5 295,19</w:t>
             </w:r>
           </w:p>
         </w:tc>
@@ -12496,7 +12492,7 @@
               <w:rPr>
                 <w:sz w:val="24"/>
               </w:rPr>
-              <w:t>0,4862</w:t>
+              <w:t>0,4868</w:t>
             </w:r>
           </w:p>
         </w:tc>
@@ -12514,7 +12510,7 @@
               <w:rPr>
                 <w:sz w:val="24"/>
               </w:rPr>
-              <w:t>4 862,00</w:t>
+              <w:t>4 868,00</w:t>
             </w:r>
           </w:p>
         </w:tc>
@@ -12597,7 +12593,7 @@
               <w:rPr>
                 <w:sz w:val="24"/>
               </w:rPr>
-              <w:t>0,5262</w:t>
+              <w:t>0,5268</w:t>
             </w:r>
           </w:p>
         </w:tc>
@@ -12615,7 +12611,7 @@
               <w:rPr>
                 <w:sz w:val="24"/>
               </w:rPr>
-              <w:t>5 262,00</w:t>
+              <w:t>5 268,00</w:t>
             </w:r>
           </w:p>
         </w:tc>
@@ -12680,7 +12676,7 @@
               <w:rPr>
                 <w:sz w:val="24"/>
               </w:rPr>
-              <w:t>9 800,95</w:t>
+              <w:t>9 803,79</w:t>
             </w:r>
           </w:p>
         </w:tc>
@@ -12698,7 +12694,7 @@
               <w:rPr>
                 <w:sz w:val="24"/>
               </w:rPr>
-              <w:t>0,2497</w:t>
+              <w:t>0,2501</w:t>
             </w:r>
           </w:p>
         </w:tc>
@@ -12716,7 +12712,7 @@
               <w:rPr>
                 <w:sz w:val="24"/>
               </w:rPr>
-              <w:t>2 447,49</w:t>
+              <w:t>2 451,73</w:t>
             </w:r>
           </w:p>
         </w:tc>
@@ -12781,7 +12777,7 @@
               <w:rPr>
                 <w:sz w:val="24"/>
               </w:rPr>
-              <w:t>199,05</w:t>
+              <w:t>196,21</w:t>
             </w:r>
           </w:p>
         </w:tc>
@@ -12799,7 +12795,7 @@
               <w:rPr>
                 <w:sz w:val="24"/>
               </w:rPr>
-              <w:t>0,0279</w:t>
+              <w:t>0,0277</w:t>
             </w:r>
           </w:p>
         </w:tc>
@@ -12829,7 +12825,7 @@
               <w:rPr>
                 <w:sz w:val="24"/>
               </w:rPr>
-              <w:t>5,56</w:t>
+              <w:t>5,44</w:t>
             </w:r>
           </w:p>
         </w:tc>
@@ -12847,7 +12843,7 @@
               <w:rPr>
                 <w:sz w:val="24"/>
               </w:rPr>
-              <w:t>5,35</w:t>
+              <w:t>5,23</w:t>
             </w:r>
           </w:p>
         </w:tc>
@@ -12888,7 +12884,7 @@
               <w:rPr>
                 <w:sz w:val="24"/>
               </w:rPr>
-              <w:t>7 079,60</w:t>
+              <w:t>7 090,54</w:t>
             </w:r>
           </w:p>
         </w:tc>
@@ -12906,7 +12902,7 @@
               <w:rPr>
                 <w:sz w:val="24"/>
               </w:rPr>
-              <w:t>0,2056</w:t>
+              <w:t>0,2059</w:t>
             </w:r>
           </w:p>
         </w:tc>
@@ -12924,7 +12920,7 @@
               <w:rPr>
                 <w:sz w:val="24"/>
               </w:rPr>
-              <w:t>1 455,56</w:t>
+              <w:t>1 459,94</w:t>
             </w:r>
           </w:p>
         </w:tc>
@@ -12989,7 +12985,7 @@
               <w:rPr>
                 <w:sz w:val="24"/>
               </w:rPr>
-              <w:t>2 920,40</w:t>
+              <w:t>2 909,46</w:t>
             </w:r>
           </w:p>
         </w:tc>
@@ -13007,7 +13003,7 @@
               <w:rPr>
                 <w:sz w:val="24"/>
               </w:rPr>
-              <w:t>0,0969</w:t>
+              <w:t>0,0966</w:t>
             </w:r>
           </w:p>
         </w:tc>
@@ -13037,7 +13033,7 @@
               <w:rPr>
                 <w:sz w:val="24"/>
               </w:rPr>
-              <w:t>282,99</w:t>
+              <w:t>281,05</w:t>
             </w:r>
           </w:p>
         </w:tc>
@@ -13055,7 +13051,7 @@
               <w:rPr>
                 <w:sz w:val="24"/>
               </w:rPr>
-              <w:t>272,10</w:t>
+              <w:t>270,24</w:t>
             </w:r>
           </w:p>
         </w:tc>
@@ -13096,7 +13092,7 @@
               <w:rPr>
                 <w:sz w:val="24"/>
               </w:rPr>
-              <w:t>2 624,81</w:t>
+              <w:t>2 631,29</w:t>
             </w:r>
           </w:p>
         </w:tc>
@@ -13114,7 +13110,7 @@
               <w:rPr>
                 <w:sz w:val="24"/>
               </w:rPr>
-              <w:t>0,1621</w:t>
+              <w:t>0,1623</w:t>
             </w:r>
           </w:p>
         </w:tc>
@@ -13132,7 +13128,7 @@
               <w:rPr>
                 <w:sz w:val="24"/>
               </w:rPr>
-              <w:t>425,39</w:t>
+              <w:t>426,97</w:t>
             </w:r>
           </w:p>
         </w:tc>
@@ -13197,7 +13193,7 @@
               <w:rPr>
                 <w:sz w:val="24"/>
               </w:rPr>
-              <w:t>7 375,19</w:t>
+              <w:t>7 368,71</w:t>
             </w:r>
           </w:p>
         </w:tc>
@@ -13215,7 +13211,7 @@
               <w:rPr>
                 <w:sz w:val="24"/>
               </w:rPr>
-              <w:t>0,2183</w:t>
+              <w:t>0,2179</w:t>
             </w:r>
           </w:p>
         </w:tc>
@@ -13245,7 +13241,7 @@
               <w:rPr>
                 <w:sz w:val="24"/>
               </w:rPr>
-              <w:t>1 609,86</w:t>
+              <w:t>1 605,79</w:t>
             </w:r>
           </w:p>
         </w:tc>
@@ -13263,7 +13259,7 @@
               <w:rPr>
                 <w:sz w:val="24"/>
               </w:rPr>
-              <w:t>1 547,94</w:t>
+              <w:t>1 544,03</w:t>
             </w:r>
           </w:p>
         </w:tc>
@@ -13337,7 +13333,7 @@
                 <w:b/>
                 <w:sz w:val="24"/>
               </w:rPr>
-              <w:t>23 836,25</w:t>
+              <w:t>23 875,93</w:t>
             </w:r>
           </w:p>
         </w:tc>
@@ -13356,7 +13352,7 @@
                 <w:b/>
                 <w:sz w:val="24"/>
               </w:rPr>
-              <w:t>29 255,15</w:t>
+              <w:t>29 210,70</w:t>
             </w:r>
           </w:p>
         </w:tc>
@@ -13375,7 +13371,7 @@
                 <w:b/>
                 <w:sz w:val="24"/>
               </w:rPr>
-              <w:t>28 129,95</w:t>
+              <w:t>28 087,21</w:t>
             </w:r>
           </w:p>
         </w:tc>
@@ -13393,20 +13389,17 @@
     </w:p>
     <w:p>
       <w:r>
-        <w:t xml:space="preserve">Откосы выемки: Σh = 3,7096 м, n = 8, Σl = 861,85 м; ΣV = </w:t>
-      </w:r>
-      <w:r>
-        <w:t>(3,7096 / 8)² · 861,85 · 0,25 / 2 = 23,16 м³.</w:t>
+        <w:t>Откосы выемки: Σh = 3,7144 м, n = 8, Σl = 862,10 м; ΣV = (3,7144 / 8)² · 862,10 · 0,25 / 2 = 23,23 м³.</w:t>
       </w:r>
     </w:p>
     <w:p>
       <w:r>
-        <w:t>Откосы насыпи: Σh = 3,3904 м, n = 8, Σl = 738,15 м; ΣV = (3,3904 / 8)² · 738,15 · 0,25 / 2 = 16,57 м³.</w:t>
+        <w:t>Откосы насыпи: Σh = 3,3856 м, n = 8, Σl = 737,90 м; ΣV = (3,3856 / 8)² · 737,90 · 0,25 / 2 = 16,52 м³.</w:t>
       </w:r>
     </w:p>
     <w:p>
       <w:r>
-        <w:t>Итого по планировке: ΣVв.геом = 23 859,42 м³; ΣVн.геом = 29 271,72 м³. Котлован остаётся в зоне насыпи, глубина пересчитана: hк = 2,0912 м, Vк = 3 970,46 м³ (табл. 2.5).</w:t>
+        <w:t>Итого по планировке: ΣVв.геом = 23 899,16 м³; ΣVн.геом = 29 227,22 м³. Котлован остаётся в зоне насыпи, глубина пересчитана: hк = 2,0918 м, Vк = 3 971,74 м³ (табл. 2.5).</w:t>
       </w:r>
     </w:p>
     <w:p>
@@ -13539,13 +13532,7 @@
               <w:rPr>
                 <w:sz w:val="24"/>
               </w:rPr>
-              <w:t xml:space="preserve">В призмах </w:t>
-            </w:r>
-            <w:r>
-              <w:rPr>
-                <w:sz w:val="24"/>
-              </w:rPr>
-              <w:t>(планировка с откосами)</w:t>
+              <w:t>В призмах (планировка с откосами)</w:t>
             </w:r>
           </w:p>
         </w:tc>
@@ -13564,7 +13551,7 @@
               <w:rPr>
                 <w:sz w:val="24"/>
               </w:rPr>
-              <w:t>23 859,42</w:t>
+              <w:t>23 899,16</w:t>
             </w:r>
           </w:p>
         </w:tc>
@@ -13583,7 +13570,7 @@
               <w:rPr>
                 <w:sz w:val="24"/>
               </w:rPr>
-              <w:t>29 271,72</w:t>
+              <w:t>29 227,22</w:t>
             </w:r>
           </w:p>
         </w:tc>
@@ -13602,7 +13589,7 @@
               <w:rPr>
                 <w:sz w:val="24"/>
               </w:rPr>
-              <w:t>28 145,89</w:t>
+              <w:t>28 103,09</w:t>
             </w:r>
           </w:p>
         </w:tc>
@@ -13626,7 +13613,13 @@
               <w:rPr>
                 <w:sz w:val="24"/>
               </w:rPr>
-              <w:t>В котловане (Vк; засыпка съезда Vс)</w:t>
+              <w:t xml:space="preserve">В </w:t>
+            </w:r>
+            <w:r>
+              <w:rPr>
+                <w:sz w:val="24"/>
+              </w:rPr>
+              <w:t>котловане (Vк; засыпка грунтом площадки ΣVн котл)</w:t>
             </w:r>
           </w:p>
         </w:tc>
@@ -13645,7 +13638,7 @@
               <w:rPr>
                 <w:sz w:val="24"/>
               </w:rPr>
-              <w:t>3 970,46</w:t>
+              <w:t>3 971,74</w:t>
             </w:r>
           </w:p>
         </w:tc>
@@ -13664,7 +13657,7 @@
               <w:rPr>
                 <w:sz w:val="24"/>
               </w:rPr>
-              <w:t>140,18</w:t>
+              <w:t>0,00</w:t>
             </w:r>
           </w:p>
         </w:tc>
@@ -13683,7 +13676,7 @@
               <w:rPr>
                 <w:sz w:val="24"/>
               </w:rPr>
-              <w:t>134,79</w:t>
+              <w:t>0,00</w:t>
             </w:r>
           </w:p>
         </w:tc>
@@ -13724,7 +13717,7 @@
               <w:rPr>
                 <w:sz w:val="24"/>
               </w:rPr>
-              <w:t>27 829,88</w:t>
+              <w:t>27 870,89</w:t>
             </w:r>
           </w:p>
         </w:tc>
@@ -13742,7 +13735,7 @@
               <w:rPr>
                 <w:sz w:val="24"/>
               </w:rPr>
-              <w:t>29 411,91</w:t>
+              <w:t>29 227,22</w:t>
             </w:r>
           </w:p>
         </w:tc>
@@ -13760,7 +13753,7 @@
               <w:rPr>
                 <w:sz w:val="24"/>
               </w:rPr>
-              <w:t>28 280,68</w:t>
+              <w:t>28 103,09</w:t>
             </w:r>
           </w:p>
         </w:tc>
@@ -13803,7 +13796,7 @@
                 <w:b/>
                 <w:sz w:val="24"/>
               </w:rPr>
-              <w:t>-450,80</w:t>
+              <w:t>-232,20</w:t>
             </w:r>
           </w:p>
         </w:tc>
@@ -13834,7 +13827,7 @@
                 <w:b/>
                 <w:sz w:val="24"/>
               </w:rPr>
-              <w:t>1,59 %</w:t>
+              <w:t>0,83 %</w:t>
             </w:r>
           </w:p>
         </w:tc>
@@ -13847,17 +13840,17 @@
     </w:p>
     <w:p>
       <w:r>
-        <w:t xml:space="preserve">Баланс -450,80 м³ (1,59 % ≤ 5 %) - условие </w:t>
+        <w:t xml:space="preserve">Баланс -232,20 м³ (0,83 % ≤ 5 %) - условие соблюдено. Недостающий грунт подвозится из </w:t>
       </w:r>
       <w:r>
-        <w:t>соблюдено. Недостающий грунт подвозится из карьера ([1], с. 15).</w:t>
+        <w:t>карьера ([1], с. 15).</w:t>
       </w:r>
     </w:p>
     <w:p>
       <w:pPr>
         <w:pStyle w:val="21"/>
       </w:pPr>
-      <w:bookmarkStart w:id="5" w:name="_Toc242976936"/>
+      <w:bookmarkStart w:id="5" w:name="_Toc243661801"/>
       <w:r>
         <w:lastRenderedPageBreak/>
         <w:t>2.4 Распределение грунта в котловане</w:t>
@@ -13866,7 +13859,10 @@
     </w:p>
     <w:p>
       <w:r>
-        <w:t>Грунт, извлечённый из котлована, распределяется по строительной площадке для укладки в насыпь, складируется в отвал для обратной засыпки и вывозится при положительном балансе ([1], с. 16). Пазухи засыпаются привозным песком, поэтому в отвал у котлована складируется только грунт для засыпки съезда; остальной грунт котлована - в транспортные средства и в насыпь планировки. Баланс земляных работ по котловану составлен в форме, приведённой на практическом занятии, с содержанием табл. 3 [1] (табл. 2.9).</w:t>
+        <w:t>Грунт, извлечённый из котлована, распределяется по строительной площадке для укладки в насыпь, складируется в отвал для обратной засыпки и вывозится при положительном балансе ([1], с. 16). Грунт площадки - супесь, не песок, поэтому пазухи и съезд засыпаются привозным песком и в отвал у котлована грунт не складируется (ΣVн местного грунта = 0); весь грунт котлована - в транспортные средства и в насыпь планировки. Баланс земляных работ по котловану составлен в форме, приведённой на практическом занятии, с сод</w:t>
+      </w:r>
+      <w:r>
+        <w:t>ержанием табл. 3 [1] (табл. 2.9).</w:t>
       </w:r>
     </w:p>
     <w:p>
@@ -14149,7 +14145,7 @@
               <w:rPr>
                 <w:sz w:val="20"/>
               </w:rPr>
-              <w:t>3 830,28</w:t>
+              <w:t>3 831,47</w:t>
             </w:r>
           </w:p>
         </w:tc>
@@ -14168,7 +14164,7 @@
               <w:rPr>
                 <w:sz w:val="20"/>
               </w:rPr>
-              <w:t>Отвал (засыпка съезда)</w:t>
+              <w:t>Отвал (не требуется)</w:t>
             </w:r>
           </w:p>
         </w:tc>
@@ -14187,7 +14183,7 @@
               <w:rPr>
                 <w:sz w:val="20"/>
               </w:rPr>
-              <w:t>155,01</w:t>
+              <w:t>0,00</w:t>
             </w:r>
           </w:p>
         </w:tc>
@@ -14244,7 +14240,7 @@
               <w:rPr>
                 <w:sz w:val="20"/>
               </w:rPr>
-              <w:t>952,92</w:t>
+              <w:t>953,30</w:t>
             </w:r>
           </w:p>
         </w:tc>
@@ -14263,7 +14259,7 @@
               <w:rPr>
                 <w:sz w:val="20"/>
               </w:rPr>
-              <w:t>916,26</w:t>
+              <w:t>916,64</w:t>
             </w:r>
           </w:p>
         </w:tc>
@@ -14325,7 +14321,7 @@
               <w:rPr>
                 <w:sz w:val="20"/>
               </w:rPr>
-              <w:t>140,18</w:t>
+              <w:t>140,27</w:t>
             </w:r>
           </w:p>
         </w:tc>
@@ -14363,7 +14359,7 @@
               <w:rPr>
                 <w:sz w:val="20"/>
               </w:rPr>
-              <w:t>4 411,03</w:t>
+              <w:t>4 567,50</w:t>
             </w:r>
           </w:p>
         </w:tc>
@@ -14401,7 +14397,7 @@
               <w:rPr>
                 <w:sz w:val="20"/>
               </w:rPr>
-              <w:t>Съезд - грунт котлована из отвала</w:t>
+              <w:t>Съезд - песок из карьера</w:t>
             </w:r>
           </w:p>
         </w:tc>
@@ -14420,7 +14416,7 @@
               <w:rPr>
                 <w:sz w:val="20"/>
               </w:rPr>
-              <w:t>140,18</w:t>
+              <w:t>140,27</w:t>
             </w:r>
           </w:p>
         </w:tc>
@@ -14439,7 +14435,7 @@
               <w:rPr>
                 <w:sz w:val="20"/>
               </w:rPr>
-              <w:t>134,79</w:t>
+              <w:t>134,87</w:t>
             </w:r>
           </w:p>
         </w:tc>
@@ -14494,7 +14490,7 @@
                 <w:b/>
                 <w:sz w:val="20"/>
               </w:rPr>
-              <w:t>3 970,46</w:t>
+              <w:t>3 971,74</w:t>
             </w:r>
           </w:p>
         </w:tc>
@@ -14513,88 +14509,95 @@
                 <w:b/>
                 <w:sz w:val="20"/>
               </w:rPr>
-              <w:t>Σ (с kр)</w:t>
-            </w:r>
-          </w:p>
-        </w:tc>
-        <w:tc>
-          <w:tcPr>
-            <w:tcW w:w="964" w:type="dxa"/>
-          </w:tcPr>
-          <w:p>
-            <w:pPr>
-              <w:spacing w:line="240" w:lineRule="auto"/>
-              <w:ind w:firstLine="0"/>
-              <w:jc w:val="center"/>
-            </w:pPr>
+              <w:t xml:space="preserve">Σ (с </w:t>
+            </w:r>
             <w:r>
               <w:rPr>
                 <w:b/>
                 <w:sz w:val="20"/>
               </w:rPr>
-              <w:t>4 566,03</w:t>
-            </w:r>
-          </w:p>
-        </w:tc>
-        <w:tc>
-          <w:tcPr>
-            <w:tcW w:w="397" w:type="dxa"/>
-          </w:tcPr>
-          <w:p>
-            <w:pPr>
-              <w:spacing w:line="240" w:lineRule="auto"/>
-              <w:ind w:firstLine="0"/>
-              <w:jc w:val="center"/>
-            </w:pPr>
-          </w:p>
-        </w:tc>
-        <w:tc>
-          <w:tcPr>
-            <w:tcW w:w="1814" w:type="dxa"/>
-          </w:tcPr>
-          <w:p>
-            <w:pPr>
-              <w:spacing w:line="240" w:lineRule="auto"/>
-              <w:ind w:firstLine="0"/>
-              <w:jc w:val="left"/>
+              <w:t>kр)</w:t>
+            </w:r>
+          </w:p>
+        </w:tc>
+        <w:tc>
+          <w:tcPr>
+            <w:tcW w:w="964" w:type="dxa"/>
+          </w:tcPr>
+          <w:p>
+            <w:pPr>
+              <w:spacing w:line="240" w:lineRule="auto"/>
+              <w:ind w:firstLine="0"/>
+              <w:jc w:val="center"/>
             </w:pPr>
             <w:r>
               <w:rPr>
                 <w:b/>
                 <w:sz w:val="20"/>
               </w:rPr>
-              <w:t>ΣVн местного грунта</w:t>
-            </w:r>
-          </w:p>
-        </w:tc>
-        <w:tc>
-          <w:tcPr>
-            <w:tcW w:w="1020" w:type="dxa"/>
-          </w:tcPr>
-          <w:p>
-            <w:pPr>
-              <w:spacing w:line="240" w:lineRule="auto"/>
-              <w:ind w:firstLine="0"/>
-              <w:jc w:val="center"/>
-            </w:pPr>
-          </w:p>
-        </w:tc>
-        <w:tc>
-          <w:tcPr>
-            <w:tcW w:w="1247" w:type="dxa"/>
-          </w:tcPr>
-          <w:p>
-            <w:pPr>
-              <w:spacing w:line="240" w:lineRule="auto"/>
-              <w:ind w:firstLine="0"/>
-              <w:jc w:val="center"/>
+              <w:t>4 567,50</w:t>
+            </w:r>
+          </w:p>
+        </w:tc>
+        <w:tc>
+          <w:tcPr>
+            <w:tcW w:w="397" w:type="dxa"/>
+          </w:tcPr>
+          <w:p>
+            <w:pPr>
+              <w:spacing w:line="240" w:lineRule="auto"/>
+              <w:ind w:firstLine="0"/>
+              <w:jc w:val="center"/>
+            </w:pPr>
+          </w:p>
+        </w:tc>
+        <w:tc>
+          <w:tcPr>
+            <w:tcW w:w="1814" w:type="dxa"/>
+          </w:tcPr>
+          <w:p>
+            <w:pPr>
+              <w:spacing w:line="240" w:lineRule="auto"/>
+              <w:ind w:firstLine="0"/>
+              <w:jc w:val="left"/>
             </w:pPr>
             <w:r>
               <w:rPr>
                 <w:b/>
                 <w:sz w:val="20"/>
               </w:rPr>
-              <w:t>134,79</w:t>
+              <w:t>ΣVн местного грунта</w:t>
+            </w:r>
+          </w:p>
+        </w:tc>
+        <w:tc>
+          <w:tcPr>
+            <w:tcW w:w="1020" w:type="dxa"/>
+          </w:tcPr>
+          <w:p>
+            <w:pPr>
+              <w:spacing w:line="240" w:lineRule="auto"/>
+              <w:ind w:firstLine="0"/>
+              <w:jc w:val="center"/>
+            </w:pPr>
+          </w:p>
+        </w:tc>
+        <w:tc>
+          <w:tcPr>
+            <w:tcW w:w="1247" w:type="dxa"/>
+          </w:tcPr>
+          <w:p>
+            <w:pPr>
+              <w:spacing w:line="240" w:lineRule="auto"/>
+              <w:ind w:firstLine="0"/>
+              <w:jc w:val="center"/>
+            </w:pPr>
+            <w:r>
+              <w:rPr>
+                <w:b/>
+                <w:sz w:val="20"/>
+              </w:rPr>
+              <w:t>0,00</w:t>
             </w:r>
           </w:p>
         </w:tc>
@@ -14607,14 +14610,14 @@
     </w:p>
     <w:p>
       <w:r>
-        <w:t>В отвал ΣVн · kр = 134,79 · 1,15 = 155,01 м³; в транспортные средства (ΣVв - ΣVн) · kр = (3 970,46 - 134,79) · 1,15 = 4 411,03 м³, из них в насыпь планировки 3 835,67 м³ в плотном теле, вывоз 0,00 м³ (баланс отрицательный). Из карьера привозятся: песок для засыпки пазух 916,26 м³ и щебень для подсыпки 162,20 м³ (в плотном теле, V / kо.р).</w:t>
+        <w:t>В отвал ΣVн · kр = 0,00 м³; в транспортные средства (ΣVв - ΣVн) · kр = (3 971,74 - 0,00) · 1,15 = 4 567,50 м³, из них в насыпь планировки 3 971,74 м³ в плотном теле, вывоз 0,00 м³ (баланс отрицательный). Из карьера привозятся: песок для засыпки пазух 916,64 м³ и съезда 134,87 м³, щебень для подсыпки 162,20 м³ (в плотном теле, V / kо.р).</w:t>
       </w:r>
     </w:p>
     <w:p>
       <w:pPr>
         <w:pStyle w:val="21"/>
       </w:pPr>
-      <w:bookmarkStart w:id="6" w:name="_Toc242976937"/>
+      <w:bookmarkStart w:id="6" w:name="_Toc243661802"/>
       <w:r>
         <w:t>2.5 Распределение земляных масс на площадке. Картограмма</w:t>
       </w:r>
@@ -14622,11 +14625,11 @@
     </w:p>
     <w:p>
       <w:r>
-        <w:t xml:space="preserve">Распределение земляных масс выполнено с учётом наименьших моментов перемещений ([1], с. 19): минимум суммы произведений объёмов на расстояния между центрами тяжести фигур выемки и насыпи. Сначала грунт выемок перемещается в насыпь землеройно-транспортными машинами, затем недостающий грунт в насыпи восполняется грунтом из котлована (автосамосвалы, от центра котлована); остаток - недостача, подвоз из карьера. Объёмы фигур выемки - в плотном теле, насыпи - с учётом kо.р. </w:t>
+        <w:t xml:space="preserve">Распределение земляных масс выполнено с учётом наименьших моментов перемещений ([1], с. 19): минимум суммы произведений объёмов на расстояния между центрами тяжести фигур выемки и насыпи. Сначала грунт выемок перемещается в насыпь землеройно-транспортными машинами, затем недостающий грунт в насыпи восполняется грунтом из котлована (автосамосвалы, от центра котлована); остаток - недостача, подвоз </w:t>
       </w:r>
       <w:r>
         <w:lastRenderedPageBreak/>
-        <w:t>Машина назначается по дальности ([1], с. 22): до 70 м - бульдозер, дальше - скрепер. Перемещения нанесены на картограмму (лист 4), стрелки землеройно-транспортных машин не пересекаются.</w:t>
+        <w:t>из карьера. Объёмы фигур выемки - в плотном теле, насыпи - с учётом kо.р. Машина назначается по дальности ([1], с. 22): до 70 м - бульдозер, дальше - скрепер. Перемещения нанесены на картограмму (лист 4), стрелки землеройно-транспортных машин не пересекаются.</w:t>
       </w:r>
     </w:p>
     <w:p>
@@ -14818,7 +14821,7 @@
               <w:rPr>
                 <w:sz w:val="24"/>
               </w:rPr>
-              <w:t>7,19</w:t>
+              <w:t>7,05</w:t>
             </w:r>
           </w:p>
         </w:tc>
@@ -14918,7 +14921,7 @@
               <w:rPr>
                 <w:sz w:val="24"/>
               </w:rPr>
-              <w:t>870,81</w:t>
+              <w:t>867,27</w:t>
             </w:r>
           </w:p>
         </w:tc>
@@ -15015,7 +15018,7 @@
               <w:rPr>
                 <w:sz w:val="24"/>
               </w:rPr>
-              <w:t>1 500,93</w:t>
+              <w:t>1 508,87</w:t>
             </w:r>
           </w:p>
         </w:tc>
@@ -15110,7 +15113,7 @@
               <w:rPr>
                 <w:sz w:val="24"/>
               </w:rPr>
-              <w:t>301,57</w:t>
+              <w:t>303,06</w:t>
             </w:r>
           </w:p>
         </w:tc>
@@ -15205,7 +15208,7 @@
               <w:rPr>
                 <w:sz w:val="24"/>
               </w:rPr>
-              <w:t>1 527,30</w:t>
+              <w:t>1 512,11</w:t>
             </w:r>
           </w:p>
         </w:tc>
@@ -15300,7 +15303,7 @@
               <w:rPr>
                 <w:sz w:val="24"/>
               </w:rPr>
-              <w:t>2 655,33</w:t>
+              <w:t>2 676,96</w:t>
             </w:r>
           </w:p>
         </w:tc>
@@ -15395,7 +15398,7 @@
               <w:rPr>
                 <w:sz w:val="24"/>
               </w:rPr>
-              <w:t>54,37</w:t>
+              <w:t>53,93</w:t>
             </w:r>
           </w:p>
         </w:tc>
@@ -15490,7 +15493,7 @@
               <w:rPr>
                 <w:sz w:val="24"/>
               </w:rPr>
-              <w:t>2 197,02</w:t>
+              <w:t>2 201,31</w:t>
             </w:r>
           </w:p>
         </w:tc>
@@ -15585,7 +15588,7 @@
               <w:rPr>
                 <w:sz w:val="24"/>
               </w:rPr>
-              <w:t>269,28</w:t>
+              <w:t>270,72</w:t>
             </w:r>
           </w:p>
         </w:tc>
@@ -15680,7 +15683,7 @@
               <w:rPr>
                 <w:sz w:val="24"/>
               </w:rPr>
-              <w:t>592,85</w:t>
+              <w:t>561,16</w:t>
             </w:r>
           </w:p>
         </w:tc>
@@ -15775,7 +15778,7 @@
               <w:rPr>
                 <w:sz w:val="24"/>
               </w:rPr>
-              <w:t>1 944,76</w:t>
+              <w:t>2 021,41</w:t>
             </w:r>
           </w:p>
         </w:tc>
@@ -15870,7 +15873,7 @@
               <w:rPr>
                 <w:sz w:val="24"/>
               </w:rPr>
-              <w:t>1 127,01</w:t>
+              <w:t>1 123,11</w:t>
             </w:r>
           </w:p>
         </w:tc>
@@ -15965,7 +15968,7 @@
               <w:rPr>
                 <w:sz w:val="24"/>
               </w:rPr>
-              <w:t>1 197,39</w:t>
+              <w:t>1 162,33</w:t>
             </w:r>
           </w:p>
         </w:tc>
@@ -16060,7 +16063,7 @@
               <w:rPr>
                 <w:sz w:val="24"/>
               </w:rPr>
-              <w:t>2 464,10</w:t>
+              <w:t>2 491,95</w:t>
             </w:r>
           </w:p>
         </w:tc>
@@ -16155,7 +16158,7 @@
               <w:rPr>
                 <w:sz w:val="24"/>
               </w:rPr>
-              <w:t>2 792,55</w:t>
+              <w:t>2 770,82</w:t>
             </w:r>
           </w:p>
         </w:tc>
@@ -16250,7 +16253,7 @@
               <w:rPr>
                 <w:sz w:val="24"/>
               </w:rPr>
-              <w:t>5,35</w:t>
+              <w:t>5,23</w:t>
             </w:r>
           </w:p>
         </w:tc>
@@ -16345,7 +16348,7 @@
               <w:rPr>
                 <w:sz w:val="24"/>
               </w:rPr>
-              <w:t>2 175,39</w:t>
+              <w:t>2 181,49</w:t>
             </w:r>
           </w:p>
         </w:tc>
@@ -16440,7 +16443,7 @@
               <w:rPr>
                 <w:sz w:val="24"/>
               </w:rPr>
-              <w:t>272,10</w:t>
+              <w:t>270,24</w:t>
             </w:r>
           </w:p>
         </w:tc>
@@ -16458,7 +16461,7 @@
               <w:rPr>
                 <w:sz w:val="24"/>
               </w:rPr>
-              <w:t>112,0</w:t>
+              <w:t>112,1</w:t>
             </w:r>
           </w:p>
         </w:tc>
@@ -16535,7 +16538,7 @@
               <w:rPr>
                 <w:sz w:val="24"/>
               </w:rPr>
-              <w:t>333,02</w:t>
+              <w:t>342,89</w:t>
             </w:r>
           </w:p>
         </w:tc>
@@ -16553,7 +16556,7 @@
               <w:rPr>
                 <w:sz w:val="24"/>
               </w:rPr>
-              <w:t>153,4</w:t>
+              <w:t>153,3</w:t>
             </w:r>
           </w:p>
         </w:tc>
@@ -16630,7 +16633,7 @@
               <w:rPr>
                 <w:sz w:val="24"/>
               </w:rPr>
-              <w:t>1 122,54</w:t>
+              <w:t>1 117,06</w:t>
             </w:r>
           </w:p>
         </w:tc>
@@ -16725,7 +16728,7 @@
               <w:rPr>
                 <w:sz w:val="24"/>
               </w:rPr>
-              <w:t>425,39</w:t>
+              <w:t>426,97</w:t>
             </w:r>
           </w:p>
         </w:tc>
@@ -16820,7 +16823,7 @@
               <w:rPr>
                 <w:sz w:val="24"/>
               </w:rPr>
-              <w:t>3 835,67</w:t>
+              <w:t>3 971,74</w:t>
             </w:r>
           </w:p>
         </w:tc>
@@ -16915,7 +16918,7 @@
               <w:rPr>
                 <w:sz w:val="24"/>
               </w:rPr>
-              <w:t>458,03</w:t>
+              <w:t>239,55</w:t>
             </w:r>
           </w:p>
         </w:tc>
@@ -16960,7 +16963,7 @@
       <w:pPr>
         <w:pStyle w:val="21"/>
       </w:pPr>
-      <w:bookmarkStart w:id="7" w:name="_Toc242976938"/>
+      <w:bookmarkStart w:id="7" w:name="_Toc243661803"/>
       <w:r>
         <w:t>2.6 Определение средней дальности перемещения грунта</w:t>
       </w:r>
@@ -16968,10 +16971,14 @@
     </w:p>
     <w:p>
       <w:r>
-        <w:t xml:space="preserve">Средняя дальность перемещения грунта - </w:t>
+        <w:t xml:space="preserve">Средняя дальность перемещения грунта - расстояние между центрами тяжести </w:t>
       </w:r>
       <w:r>
-        <w:t>расстояние между центрами тяжести равновеликих по объёму участков выемки и насыпи - определена методом статических моментов отдельно для землеройно-транспортных машин и для автосамосвалов ([1], с. 19-21):</w:t>
+        <w:t xml:space="preserve">равновеликих по объёму участков выемки и насыпи - определена методом статических моментов отдельно для землеройно-транспортных машин и для автосамосвалов ([1], с. 19-21; практическое занятие 23.10). Оси x и y - по сторонам площадки от левого нижнего угла; центр тяжести фигуры сложной формы найден разбиением на треугольники. В насыпи учитывается </w:t>
+      </w:r>
+      <w:r>
+        <w:lastRenderedPageBreak/>
+        <w:t>только грунт, перемещаемый из выемок (без частей, восполняемых грунтом котлована и привозным грунтом):</w:t>
       </w:r>
     </w:p>
     <w:p>
@@ -16984,7 +16991,6 @@
         <w:ind w:firstLine="0"/>
       </w:pPr>
       <w:r>
-        <w:lastRenderedPageBreak/>
         <w:tab/>
         <w:t>Mx = x · V,   My = y · V,</w:t>
       </w:r>
@@ -17260,7 +17266,7 @@
               <w:rPr>
                 <w:sz w:val="22"/>
               </w:rPr>
-              <w:t>2 378,93</w:t>
+              <w:t>2 383,19</w:t>
             </w:r>
           </w:p>
         </w:tc>
@@ -17279,7 +17285,7 @@
               <w:rPr>
                 <w:sz w:val="22"/>
               </w:rPr>
-              <w:t>48,97</w:t>
+              <w:t>48,98</w:t>
             </w:r>
           </w:p>
         </w:tc>
@@ -17298,7 +17304,7 @@
               <w:rPr>
                 <w:sz w:val="22"/>
               </w:rPr>
-              <w:t>248,94</w:t>
+              <w:t>248,95</w:t>
             </w:r>
           </w:p>
         </w:tc>
@@ -17317,7 +17323,7 @@
               <w:rPr>
                 <w:sz w:val="22"/>
               </w:rPr>
-              <w:t>116 488,4</w:t>
+              <w:t>116 726,2</w:t>
             </w:r>
           </w:p>
         </w:tc>
@@ -17336,7 +17342,7 @@
               <w:rPr>
                 <w:sz w:val="22"/>
               </w:rPr>
-              <w:t>592 214,9</w:t>
+              <w:t>593 305,4</w:t>
             </w:r>
           </w:p>
         </w:tc>
@@ -17398,7 +17404,7 @@
               <w:rPr>
                 <w:sz w:val="22"/>
               </w:rPr>
-              <w:t>301,57</w:t>
+              <w:t>303,06</w:t>
             </w:r>
           </w:p>
         </w:tc>
@@ -17417,7 +17423,7 @@
               <w:rPr>
                 <w:sz w:val="22"/>
               </w:rPr>
-              <w:t>120,69</w:t>
+              <w:t>120,72</w:t>
             </w:r>
           </w:p>
         </w:tc>
@@ -17436,7 +17442,7 @@
               <w:rPr>
                 <w:sz w:val="22"/>
               </w:rPr>
-              <w:t>226,54</w:t>
+              <w:t>226,58</w:t>
             </w:r>
           </w:p>
         </w:tc>
@@ -17455,7 +17461,7 @@
               <w:rPr>
                 <w:sz w:val="22"/>
               </w:rPr>
-              <w:t>36 396,7</w:t>
+              <w:t>36 586,2</w:t>
             </w:r>
           </w:p>
         </w:tc>
@@ -17474,7 +17480,7 @@
               <w:rPr>
                 <w:sz w:val="22"/>
               </w:rPr>
-              <w:t>68 317,4</w:t>
+              <w:t>68 667,0</w:t>
             </w:r>
           </w:p>
         </w:tc>
@@ -17533,7 +17539,7 @@
               <w:rPr>
                 <w:sz w:val="22"/>
               </w:rPr>
-              <w:t>4 237,00</w:t>
+              <w:t>4 243,00</w:t>
             </w:r>
           </w:p>
         </w:tc>
@@ -17587,7 +17593,7 @@
               <w:rPr>
                 <w:sz w:val="22"/>
               </w:rPr>
-              <w:t>211 850,0</w:t>
+              <w:t>212 150,0</w:t>
             </w:r>
           </w:p>
         </w:tc>
@@ -17605,7 +17611,7 @@
               <w:rPr>
                 <w:sz w:val="22"/>
               </w:rPr>
-              <w:t>635 550,0</w:t>
+              <w:t>636 450,0</w:t>
             </w:r>
           </w:p>
         </w:tc>
@@ -17664,7 +17670,7 @@
               <w:rPr>
                 <w:sz w:val="22"/>
               </w:rPr>
-              <w:t>2 197,02</w:t>
+              <w:t>2 201,31</w:t>
             </w:r>
           </w:p>
         </w:tc>
@@ -17682,7 +17688,7 @@
               <w:rPr>
                 <w:sz w:val="22"/>
               </w:rPr>
-              <w:t>146,94</w:t>
+              <w:t>146,95</w:t>
             </w:r>
           </w:p>
         </w:tc>
@@ -17700,7 +17706,7 @@
               <w:rPr>
                 <w:sz w:val="22"/>
               </w:rPr>
-              <w:t>146,99</w:t>
+              <w:t>147,01</w:t>
             </w:r>
           </w:p>
         </w:tc>
@@ -17718,7 +17724,7 @@
               <w:rPr>
                 <w:sz w:val="22"/>
               </w:rPr>
-              <w:t>322 821,5</w:t>
+              <w:t>323 485,3</w:t>
             </w:r>
           </w:p>
         </w:tc>
@@ -17736,7 +17742,7 @@
               <w:rPr>
                 <w:sz w:val="22"/>
               </w:rPr>
-              <w:t>322 943,5</w:t>
+              <w:t>323 606,6</w:t>
             </w:r>
           </w:p>
         </w:tc>
@@ -17795,7 +17801,7 @@
               <w:rPr>
                 <w:sz w:val="22"/>
               </w:rPr>
-              <w:t>269,28</w:t>
+              <w:t>270,72</w:t>
             </w:r>
           </w:p>
         </w:tc>
@@ -17813,7 +17819,7 @@
               <w:rPr>
                 <w:sz w:val="22"/>
               </w:rPr>
-              <w:t>226,68</w:t>
+              <w:t>226,73</w:t>
             </w:r>
           </w:p>
         </w:tc>
@@ -17831,7 +17837,7 @@
               <w:rPr>
                 <w:sz w:val="22"/>
               </w:rPr>
-              <w:t>120,01</w:t>
+              <w:t>120,05</w:t>
             </w:r>
           </w:p>
         </w:tc>
@@ -17849,7 +17855,7 @@
               <w:rPr>
                 <w:sz w:val="22"/>
               </w:rPr>
-              <w:t>61 041,1</w:t>
+              <w:t>61 381,4</w:t>
             </w:r>
           </w:p>
         </w:tc>
@@ -17867,7 +17873,7 @@
               <w:rPr>
                 <w:sz w:val="22"/>
               </w:rPr>
-              <w:t>32 316,8</w:t>
+              <w:t>32 499,8</w:t>
             </w:r>
           </w:p>
         </w:tc>
@@ -17926,7 +17932,7 @@
               <w:rPr>
                 <w:sz w:val="22"/>
               </w:rPr>
-              <w:t>4 862,00</w:t>
+              <w:t>4 868,00</w:t>
             </w:r>
           </w:p>
         </w:tc>
@@ -17980,7 +17986,7 @@
               <w:rPr>
                 <w:sz w:val="22"/>
               </w:rPr>
-              <w:t>243 100,0</w:t>
+              <w:t>243 400,0</w:t>
             </w:r>
           </w:p>
         </w:tc>
@@ -17998,7 +18004,7 @@
               <w:rPr>
                 <w:sz w:val="22"/>
               </w:rPr>
-              <w:t>243 100,0</w:t>
+              <w:t>243 400,0</w:t>
             </w:r>
           </w:p>
         </w:tc>
@@ -18057,7 +18063,7 @@
               <w:rPr>
                 <w:sz w:val="22"/>
               </w:rPr>
-              <w:t>5 262,00</w:t>
+              <w:t>5 268,00</w:t>
             </w:r>
           </w:p>
         </w:tc>
@@ -18111,7 +18117,7 @@
               <w:rPr>
                 <w:sz w:val="22"/>
               </w:rPr>
-              <w:t>789 300,0</w:t>
+              <w:t>790 200,0</w:t>
             </w:r>
           </w:p>
         </w:tc>
@@ -18129,7 +18135,7 @@
               <w:rPr>
                 <w:sz w:val="22"/>
               </w:rPr>
-              <w:t>263 100,0</w:t>
+              <w:t>263 400,0</w:t>
             </w:r>
           </w:p>
         </w:tc>
@@ -18188,7 +18194,7 @@
               <w:rPr>
                 <w:sz w:val="22"/>
               </w:rPr>
-              <w:t>2 447,49</w:t>
+              <w:t>2 451,73</w:t>
             </w:r>
           </w:p>
         </w:tc>
@@ -18206,7 +18212,7 @@
               <w:rPr>
                 <w:sz w:val="22"/>
               </w:rPr>
-              <w:t>249,12</w:t>
+              <w:t>249,13</w:t>
             </w:r>
           </w:p>
         </w:tc>
@@ -18224,7 +18230,7 @@
               <w:rPr>
                 <w:sz w:val="22"/>
               </w:rPr>
-              <w:t>49,12</w:t>
+              <w:t>49,13</w:t>
             </w:r>
           </w:p>
         </w:tc>
@@ -18242,7 +18248,7 @@
               <w:rPr>
                 <w:sz w:val="22"/>
               </w:rPr>
-              <w:t>609 718,7</w:t>
+              <w:t>610 803,6</w:t>
             </w:r>
           </w:p>
         </w:tc>
@@ -18260,7 +18266,7 @@
               <w:rPr>
                 <w:sz w:val="22"/>
               </w:rPr>
-              <w:t>120 219,9</w:t>
+              <w:t>120 457,2</w:t>
             </w:r>
           </w:p>
         </w:tc>
@@ -18319,7 +18325,7 @@
               <w:rPr>
                 <w:sz w:val="22"/>
               </w:rPr>
-              <w:t>1 455,56</w:t>
+              <w:t>1 459,94</w:t>
             </w:r>
           </w:p>
         </w:tc>
@@ -18355,7 +18361,7 @@
               <w:rPr>
                 <w:sz w:val="22"/>
               </w:rPr>
-              <w:t>35,60</w:t>
+              <w:t>35,66</w:t>
             </w:r>
           </w:p>
         </w:tc>
@@ -18373,7 +18379,7 @@
               <w:rPr>
                 <w:sz w:val="22"/>
               </w:rPr>
-              <w:t>506 277,5</w:t>
+              <w:t>507 793,2</w:t>
             </w:r>
           </w:p>
         </w:tc>
@@ -18391,7 +18397,7 @@
               <w:rPr>
                 <w:sz w:val="22"/>
               </w:rPr>
-              <w:t>51 817,4</w:t>
+              <w:t>52 054,7</w:t>
             </w:r>
           </w:p>
         </w:tc>
@@ -18450,7 +18456,7 @@
               <w:rPr>
                 <w:sz w:val="22"/>
               </w:rPr>
-              <w:t>425,39</w:t>
+              <w:t>426,97</w:t>
             </w:r>
           </w:p>
         </w:tc>
@@ -18468,7 +18474,7 @@
               <w:rPr>
                 <w:sz w:val="22"/>
               </w:rPr>
-              <w:t>428,43</w:t>
+              <w:t>428,47</w:t>
             </w:r>
           </w:p>
         </w:tc>
@@ -18486,7 +18492,7 @@
               <w:rPr>
                 <w:sz w:val="22"/>
               </w:rPr>
-              <w:t>20,51</w:t>
+              <w:t>20,54</w:t>
             </w:r>
           </w:p>
         </w:tc>
@@ -18504,7 +18510,7 @@
               <w:rPr>
                 <w:sz w:val="22"/>
               </w:rPr>
-              <w:t>182 252,8</w:t>
+              <w:t>182 943,4</w:t>
             </w:r>
           </w:p>
         </w:tc>
@@ -18522,7 +18528,7 @@
               <w:rPr>
                 <w:sz w:val="22"/>
               </w:rPr>
-              <w:t>8 726,9</w:t>
+              <w:t>8 770,0</w:t>
             </w:r>
           </w:p>
         </w:tc>
@@ -18581,7 +18587,7 @@
               <w:rPr>
                 <w:sz w:val="22"/>
               </w:rPr>
-              <w:t>7,19</w:t>
+              <w:t>7,05</w:t>
             </w:r>
           </w:p>
         </w:tc>
@@ -18599,7 +18605,7 @@
               <w:rPr>
                 <w:sz w:val="22"/>
               </w:rPr>
-              <w:t>92,18</w:t>
+              <w:t>92,23</w:t>
             </w:r>
           </w:p>
         </w:tc>
@@ -18617,7 +18623,7 @@
               <w:rPr>
                 <w:sz w:val="22"/>
               </w:rPr>
-              <w:t>293,20</w:t>
+              <w:t>293,25</w:t>
             </w:r>
           </w:p>
         </w:tc>
@@ -18635,7 +18641,7 @@
               <w:rPr>
                 <w:sz w:val="22"/>
               </w:rPr>
-              <w:t>662,6</w:t>
+              <w:t>650,3</w:t>
             </w:r>
           </w:p>
         </w:tc>
@@ -18653,7 +18659,7 @@
               <w:rPr>
                 <w:sz w:val="22"/>
               </w:rPr>
-              <w:t>2 107,5</w:t>
+              <w:t>2 067,7</w:t>
             </w:r>
           </w:p>
         </w:tc>
@@ -18712,7 +18718,7 @@
               <w:rPr>
                 <w:sz w:val="22"/>
               </w:rPr>
-              <w:t>870,81</w:t>
+              <w:t>867,27</w:t>
             </w:r>
           </w:p>
         </w:tc>
@@ -18730,7 +18736,7 @@
               <w:rPr>
                 <w:sz w:val="22"/>
               </w:rPr>
-              <w:t>159,62</w:t>
+              <w:t>159,65</w:t>
             </w:r>
           </w:p>
         </w:tc>
@@ -18748,7 +18754,7 @@
               <w:rPr>
                 <w:sz w:val="22"/>
               </w:rPr>
-              <w:t>257,70</w:t>
+              <w:t>257,72</w:t>
             </w:r>
           </w:p>
         </w:tc>
@@ -18766,7 +18772,7 @@
               <w:rPr>
                 <w:sz w:val="22"/>
               </w:rPr>
-              <w:t>138 996,1</w:t>
+              <w:t>138 457,7</w:t>
             </w:r>
           </w:p>
         </w:tc>
@@ -18784,7 +18790,7 @@
               <w:rPr>
                 <w:sz w:val="22"/>
               </w:rPr>
-              <w:t>224 406,3</w:t>
+              <w:t>223 510,5</w:t>
             </w:r>
           </w:p>
         </w:tc>
@@ -18843,7 +18849,7 @@
               <w:rPr>
                 <w:sz w:val="22"/>
               </w:rPr>
-              <w:t>3 329,81</w:t>
+              <w:t>3 324,04</w:t>
             </w:r>
           </w:p>
         </w:tc>
@@ -18897,7 +18903,7 @@
               <w:rPr>
                 <w:sz w:val="22"/>
               </w:rPr>
-              <w:t>832 451,9</w:t>
+              <w:t>831 009,6</w:t>
             </w:r>
           </w:p>
         </w:tc>
@@ -18915,7 +18921,7 @@
               <w:rPr>
                 <w:sz w:val="22"/>
               </w:rPr>
-              <w:t>832 451,9</w:t>
+              <w:t>831 009,6</w:t>
             </w:r>
           </w:p>
         </w:tc>
@@ -18974,7 +18980,7 @@
               <w:rPr>
                 <w:sz w:val="22"/>
               </w:rPr>
-              <w:t>5 445,19</w:t>
+              <w:t>5 439,42</w:t>
             </w:r>
           </w:p>
         </w:tc>
@@ -19028,7 +19034,7 @@
               <w:rPr>
                 <w:sz w:val="22"/>
               </w:rPr>
-              <w:t>1 905 817,3</w:t>
+              <w:t>1 903 798,1</w:t>
             </w:r>
           </w:p>
         </w:tc>
@@ -19046,7 +19052,7 @@
               <w:rPr>
                 <w:sz w:val="22"/>
               </w:rPr>
-              <w:t>1 361 298,1</w:t>
+              <w:t>1 359 855,8</w:t>
             </w:r>
           </w:p>
         </w:tc>
@@ -19105,7 +19111,7 @@
               <w:rPr>
                 <w:sz w:val="22"/>
               </w:rPr>
-              <w:t>1 944,76</w:t>
+              <w:t>2 021,41</w:t>
             </w:r>
           </w:p>
         </w:tc>
@@ -19159,7 +19165,7 @@
               <w:rPr>
                 <w:sz w:val="22"/>
               </w:rPr>
-              <w:t>875 142,8</w:t>
+              <w:t>909 634,1</w:t>
             </w:r>
           </w:p>
         </w:tc>
@@ -19177,7 +19183,7 @@
               <w:rPr>
                 <w:sz w:val="22"/>
               </w:rPr>
-              <w:t>486 190,5</w:t>
+              <w:t>505 352,3</w:t>
             </w:r>
           </w:p>
         </w:tc>
@@ -19236,7 +19242,7 @@
               <w:rPr>
                 <w:sz w:val="22"/>
               </w:rPr>
-              <w:t>54,37</w:t>
+              <w:t>53,93</w:t>
             </w:r>
           </w:p>
         </w:tc>
@@ -19254,7 +19260,7 @@
               <w:rPr>
                 <w:sz w:val="22"/>
               </w:rPr>
-              <w:t>187,36</w:t>
+              <w:t>187,39</w:t>
             </w:r>
           </w:p>
         </w:tc>
@@ -19272,7 +19278,7 @@
               <w:rPr>
                 <w:sz w:val="22"/>
               </w:rPr>
-              <w:t>186,68</w:t>
+              <w:t>186,71</w:t>
             </w:r>
           </w:p>
         </w:tc>
@@ -19290,7 +19296,7 @@
               <w:rPr>
                 <w:sz w:val="22"/>
               </w:rPr>
-              <w:t>10 186,5</w:t>
+              <w:t>10 106,6</w:t>
             </w:r>
           </w:p>
         </w:tc>
@@ -19308,7 +19314,7 @@
               <w:rPr>
                 <w:sz w:val="22"/>
               </w:rPr>
-              <w:t>10 149,6</w:t>
+              <w:t>10 070,1</w:t>
             </w:r>
           </w:p>
         </w:tc>
@@ -19367,7 +19373,7 @@
               <w:rPr>
                 <w:sz w:val="22"/>
               </w:rPr>
-              <w:t>1 127,01</w:t>
+              <w:t>1 123,11</w:t>
             </w:r>
           </w:p>
         </w:tc>
@@ -19385,7 +19391,7 @@
               <w:rPr>
                 <w:sz w:val="22"/>
               </w:rPr>
-              <w:t>257,37</w:t>
+              <w:t>257,39</w:t>
             </w:r>
           </w:p>
         </w:tc>
@@ -19403,7 +19409,7 @@
               <w:rPr>
                 <w:sz w:val="22"/>
               </w:rPr>
-              <w:t>159,48</w:t>
+              <w:t>159,52</w:t>
             </w:r>
           </w:p>
         </w:tc>
@@ -19421,7 +19427,7 @@
               <w:rPr>
                 <w:sz w:val="22"/>
               </w:rPr>
-              <w:t>290 063,3</w:t>
+              <w:t>289 081,5</w:t>
             </w:r>
           </w:p>
         </w:tc>
@@ -19439,7 +19445,7 @@
               <w:rPr>
                 <w:sz w:val="22"/>
               </w:rPr>
-              <w:t>179 740,4</w:t>
+              <w:t>179 155,8</w:t>
             </w:r>
           </w:p>
         </w:tc>
@@ -19498,7 +19504,7 @@
               <w:rPr>
                 <w:sz w:val="22"/>
               </w:rPr>
-              <w:t>3 930,77</w:t>
+              <w:t>3 925,00</w:t>
             </w:r>
           </w:p>
         </w:tc>
@@ -19552,7 +19558,7 @@
               <w:rPr>
                 <w:sz w:val="22"/>
               </w:rPr>
-              <w:t>1 375 769,2</w:t>
+              <w:t>1 373 750,0</w:t>
             </w:r>
           </w:p>
         </w:tc>
@@ -19570,7 +19576,7 @@
               <w:rPr>
                 <w:sz w:val="22"/>
               </w:rPr>
-              <w:t>589 615,4</w:t>
+              <w:t>588 750,0</w:t>
             </w:r>
           </w:p>
         </w:tc>
@@ -19629,7 +19635,7 @@
               <w:rPr>
                 <w:sz w:val="22"/>
               </w:rPr>
-              <w:t>5 300,96</w:t>
+              <w:t>5 295,19</w:t>
             </w:r>
           </w:p>
         </w:tc>
@@ -19683,7 +19689,7 @@
               <w:rPr>
                 <w:sz w:val="22"/>
               </w:rPr>
-              <w:t>2 385 432,7</w:t>
+              <w:t>2 382 836,5</w:t>
             </w:r>
           </w:p>
         </w:tc>
@@ -19701,7 +19707,7 @@
               <w:rPr>
                 <w:sz w:val="22"/>
               </w:rPr>
-              <w:t>795 144,2</w:t>
+              <w:t>794 278,8</w:t>
             </w:r>
           </w:p>
         </w:tc>
@@ -19760,7 +19766,7 @@
               <w:rPr>
                 <w:sz w:val="22"/>
               </w:rPr>
-              <w:t>5,35</w:t>
+              <w:t>5,23</w:t>
             </w:r>
           </w:p>
         </w:tc>
@@ -19778,7 +19784,7 @@
               <w:rPr>
                 <w:sz w:val="22"/>
               </w:rPr>
-              <w:t>293,35</w:t>
+              <w:t>293,40</w:t>
             </w:r>
           </w:p>
         </w:tc>
@@ -19796,7 +19802,7 @@
               <w:rPr>
                 <w:sz w:val="22"/>
               </w:rPr>
-              <w:t>93,35</w:t>
+              <w:t>93,40</w:t>
             </w:r>
           </w:p>
         </w:tc>
@@ -19814,7 +19820,7 @@
               <w:rPr>
                 <w:sz w:val="22"/>
               </w:rPr>
-              <w:t>1 568,3</w:t>
+              <w:t>1 535,1</w:t>
             </w:r>
           </w:p>
         </w:tc>
@@ -19832,7 +19838,7 @@
               <w:rPr>
                 <w:sz w:val="22"/>
               </w:rPr>
-              <w:t>499,1</w:t>
+              <w:t>488,7</w:t>
             </w:r>
           </w:p>
         </w:tc>
@@ -19891,7 +19897,7 @@
               <w:rPr>
                 <w:sz w:val="22"/>
               </w:rPr>
-              <w:t>272,10</w:t>
+              <w:t>270,24</w:t>
             </w:r>
           </w:p>
         </w:tc>
@@ -19909,7 +19915,7 @@
               <w:rPr>
                 <w:sz w:val="22"/>
               </w:rPr>
-              <w:t>355,28</w:t>
+              <w:t>355,32</w:t>
             </w:r>
           </w:p>
         </w:tc>
@@ -19927,7 +19933,7 @@
               <w:rPr>
                 <w:sz w:val="22"/>
               </w:rPr>
-              <w:t>84,91</w:t>
+              <w:t>84,96</w:t>
             </w:r>
           </w:p>
         </w:tc>
@@ -19945,7 +19951,7 @@
               <w:rPr>
                 <w:sz w:val="22"/>
               </w:rPr>
-              <w:t>96 672,7</w:t>
+              <w:t>96 022,9</w:t>
             </w:r>
           </w:p>
         </w:tc>
@@ -19963,7 +19969,7 @@
               <w:rPr>
                 <w:sz w:val="22"/>
               </w:rPr>
-              <w:t>23 104,1</w:t>
+              <w:t>22 959,6</w:t>
             </w:r>
           </w:p>
         </w:tc>
@@ -20022,7 +20028,7 @@
               <w:rPr>
                 <w:sz w:val="22"/>
               </w:rPr>
-              <w:t>1 547,94</w:t>
+              <w:t>1 544,03</w:t>
             </w:r>
           </w:p>
         </w:tc>
@@ -20040,7 +20046,7 @@
               <w:rPr>
                 <w:sz w:val="22"/>
               </w:rPr>
-              <w:t>457,68</w:t>
+              <w:t>457,69</w:t>
             </w:r>
           </w:p>
         </w:tc>
@@ -20058,7 +20064,7 @@
               <w:rPr>
                 <w:sz w:val="22"/>
               </w:rPr>
-              <w:t>60,49</w:t>
+              <w:t>60,52</w:t>
             </w:r>
           </w:p>
         </w:tc>
@@ -20076,7 +20082,7 @@
               <w:rPr>
                 <w:sz w:val="22"/>
               </w:rPr>
-              <w:t>708 454,0</w:t>
+              <w:t>706 684,3</w:t>
             </w:r>
           </w:p>
         </w:tc>
@@ -20094,7 +20100,7 @@
               <w:rPr>
                 <w:sz w:val="22"/>
               </w:rPr>
-              <w:t>93 640,6</w:t>
+              <w:t>93 444,3</w:t>
             </w:r>
           </w:p>
         </w:tc>
@@ -20107,10 +20113,7 @@
     </w:p>
     <w:p>
       <w:r>
-        <w:t xml:space="preserve">Центр тяжести «выемка»: (129,18; 98,10) м; «насыпь»: (361,69; 192,91) м. Lср = √((129,18 - 361,69)² + (98,10 - 192,91)²) = </w:t>
-      </w:r>
-      <w:r>
-        <w:t>251,09 м.</w:t>
+        <w:t>Центр тяжести «выемка»: (129,23; 98,12) м; «насыпь»: (362,02; 193,12) м. Lср = √((129,23 - 362,02)² + (98,12 - 193,12)²) = 251,43 м.</w:t>
       </w:r>
     </w:p>
     <w:p>
@@ -20121,7 +20124,10 @@
         <w:jc w:val="left"/>
       </w:pPr>
       <w:r>
-        <w:t>Таблица 2.12 - Средняя дальность перемещения грунта автосамосвалом: котлован - насыпь (табл. 6 [1])</w:t>
+        <w:t xml:space="preserve">Таблица 2.12 - </w:t>
+      </w:r>
+      <w:r>
+        <w:t>Средняя дальность перемещения грунта автосамосвалом: котлован - насыпь (табл. 6 [1])</w:t>
       </w:r>
     </w:p>
     <w:tbl>
@@ -20344,7 +20350,7 @@
               <w:rPr>
                 <w:sz w:val="22"/>
               </w:rPr>
-              <w:t>3 835,67</w:t>
+              <w:t>3 971,74</w:t>
             </w:r>
           </w:p>
         </w:tc>
@@ -20401,7 +20407,7 @@
               <w:rPr>
                 <w:sz w:val="22"/>
               </w:rPr>
-              <w:t>958 918,5</w:t>
+              <w:t>992 934,4</w:t>
             </w:r>
           </w:p>
         </w:tc>
@@ -20420,7 +20426,7 @@
               <w:rPr>
                 <w:sz w:val="22"/>
               </w:rPr>
-              <w:t>575 351,1</w:t>
+              <w:t>595 760,6</w:t>
             </w:r>
           </w:p>
         </w:tc>
@@ -20482,7 +20488,7 @@
               <w:rPr>
                 <w:sz w:val="22"/>
               </w:rPr>
-              <w:t>3 835,67</w:t>
+              <w:t>3 971,74</w:t>
             </w:r>
           </w:p>
         </w:tc>
@@ -20539,7 +20545,7 @@
               <w:rPr>
                 <w:sz w:val="22"/>
               </w:rPr>
-              <w:t>1 726 053,3</w:t>
+              <w:t>1 787 281,9</w:t>
             </w:r>
           </w:p>
         </w:tc>
@@ -20558,7 +20564,7 @@
               <w:rPr>
                 <w:sz w:val="22"/>
               </w:rPr>
-              <w:t>958 918,5</w:t>
+              <w:t>992 934,4</w:t>
             </w:r>
           </w:p>
         </w:tc>
@@ -20576,14 +20582,15 @@
     </w:p>
     <w:p>
       <w:r>
-        <w:t>Проверка аналитическим методом Lср = Σ(V · l) / ΣV ([1], с. 19): для землеройно-транспортных машин 253,45 м, для автосамосвалов 223,61 м.</w:t>
+        <w:lastRenderedPageBreak/>
+        <w:t>Проверка аналитическим методом Lср = Σ(V · l) / ΣV ([1], с. 19): для землеройно-транспортных машин 253,79 м, для автосамосвалов 223,61 м.</w:t>
       </w:r>
     </w:p>
     <w:p>
       <w:pPr>
         <w:pStyle w:val="1"/>
       </w:pPr>
-      <w:bookmarkStart w:id="8" w:name="_Toc242976939"/>
+      <w:bookmarkStart w:id="8" w:name="_Toc243661804"/>
       <w:r>
         <w:lastRenderedPageBreak/>
         <w:t>3 Назначение комплекта машин</w:t>
@@ -20599,7 +20606,7 @@
       <w:pPr>
         <w:pStyle w:val="21"/>
       </w:pPr>
-      <w:bookmarkStart w:id="9" w:name="_Toc242976940"/>
+      <w:bookmarkStart w:id="9" w:name="_Toc243661805"/>
       <w:r>
         <w:t>3.1 Машины для вертикальной планировки строительной площадки</w:t>
       </w:r>
@@ -20607,10 +20614,10 @@
     </w:p>
     <w:p>
       <w:r>
-        <w:t>Средняя дальность перемещения грунта Lср = 251,09 м (табл. 2.11). При дальности от 150 до 1000 м применяют прицепные скреперы с ковшом до 10 м³ ([1], с. 22; прил. 5: ковш 6 м³ - 100-350 м). Для технико-экономического сравнения рассмотрены два варианта (табл. 7 [1]): ведущая машина - бульдозер (вариант 1) и скрепер (вариант 2). Супесь разрабатывается скреперами без предварительного рыхления (прил. 5), трактор-рыхлитель включён в оба варианта по форме табл. 7 [1]. Нормы времени - по ЕНиР [2] (табл. 3.1); доба</w:t>
+        <w:t xml:space="preserve">Средняя дальность перемещения грунта Lср = 251,43 м (табл. 2.11). При дальности от 150 до 1000 м применяют прицепные скреперы с ковшом до 10 м³ ([1], с. 22; прил. 5: ковш 6 м³ - 100-350 м; на практическом занятии 23.10: бульдозер - 50-150 м, прицепной скрепер - 150-1000 м, самоходный - более 1000 м). Для технико-экономического сравнения рассмотрены два варианта (табл. 7 [1]): ведущая машина - бульдозер (вариант 1) и скрепер (вариант 2). Супесь разрабатывается скреперами без предварительного рыхления (прил. </w:t>
       </w:r>
       <w:r>
-        <w:t>вка на каждые следующие 10 м сверх расстояния, указанного в норме, принята пропорционально. Работа - в 2 смены по 8 ч, срок планировки t = 20 дней (5-20 дней, одинаковый для вариантов).</w:t>
+        <w:t>5), трактор-рыхлитель включён в оба варианта по форме табл. 7 [1]. Нормы времени - по ЕНиР [2] (табл. 3.1); добавка на каждые следующие 10 м сверх расстояния, указанного в норме, принята пропорционально. Работа - в 2 смены по 8 ч, срок планировки t = 20 дней (5-20 дней, одинаковый для вариантов).</w:t>
       </w:r>
     </w:p>
     <w:p>
@@ -20781,13 +20788,7 @@
               <w:rPr>
                 <w:sz w:val="22"/>
               </w:rPr>
-              <w:t>Е2-1-22, табл. 2, №</w:t>
-            </w:r>
-            <w:r>
-              <w:rPr>
-                <w:sz w:val="22"/>
-              </w:rPr>
-              <w:t xml:space="preserve"> 9б, 9д</w:t>
+              <w:t>Е2-1-22, табл. 2, № 9б, 9д</w:t>
             </w:r>
           </w:p>
         </w:tc>
@@ -21208,11 +21209,7 @@
     </w:p>
     <w:p>
       <w:r>
-        <w:lastRenderedPageBreak/>
-        <w:t xml:space="preserve">Дневная выработка, </w:t>
-      </w:r>
-      <w:r>
-        <w:t>количество машино-смен и количество машин ([1], с. 25-27):</w:t>
+        <w:t>Дневная выработка, количество машино-смен и количество машин ([1], с. 25-27):</w:t>
       </w:r>
     </w:p>
     <w:p>
@@ -21280,7 +21277,10 @@
       </w:pPr>
       <w:r>
         <w:tab/>
-        <w:t>n = nвед · Vдн.вед / Vдн.об,</w:t>
+        <w:t xml:space="preserve">n = nвед · </w:t>
+      </w:r>
+      <w:r>
+        <w:t>Vдн.вед / Vдн.об,</w:t>
       </w:r>
       <w:r>
         <w:tab/>
@@ -21550,7 +21550,7 @@
               <w:rPr>
                 <w:sz w:val="20"/>
               </w:rPr>
-              <w:t>27 411,69</w:t>
+              <w:t>27 457,31</w:t>
             </w:r>
           </w:p>
         </w:tc>
@@ -21569,7 +21569,7 @@
               <w:rPr>
                 <w:sz w:val="20"/>
               </w:rPr>
-              <w:t>5,3029</w:t>
+              <w:t>5,3101</w:t>
             </w:r>
           </w:p>
         </w:tc>
@@ -21588,7 +21588,7 @@
               <w:rPr>
                 <w:sz w:val="20"/>
               </w:rPr>
-              <w:t>181,70</w:t>
+              <w:t>182,25</w:t>
             </w:r>
           </w:p>
         </w:tc>
@@ -21607,7 +21607,7 @@
               <w:rPr>
                 <w:sz w:val="20"/>
               </w:rPr>
-              <w:t>301,72</w:t>
+              <w:t>301,32</w:t>
             </w:r>
           </w:p>
         </w:tc>
@@ -21685,7 +21685,7 @@
               <w:rPr>
                 <w:sz w:val="20"/>
               </w:rPr>
-              <w:t>23 836,25</w:t>
+              <w:t>23 875,93</w:t>
             </w:r>
           </w:p>
         </w:tc>
@@ -21757,7 +21757,7 @@
               <w:rPr>
                 <w:sz w:val="20"/>
               </w:rPr>
-              <w:t>0,057 → 1</w:t>
+              <w:t>0,056 → 1</w:t>
             </w:r>
           </w:p>
         </w:tc>
@@ -21816,7 +21816,7 @@
               <w:rPr>
                 <w:sz w:val="20"/>
               </w:rPr>
-              <w:t>29 255,15</w:t>
+              <w:t>29 210,70</w:t>
             </w:r>
           </w:p>
         </w:tc>
@@ -21852,7 +21852,7 @@
               <w:rPr>
                 <w:sz w:val="20"/>
               </w:rPr>
-              <w:t>9,14</w:t>
+              <w:t>9,13</w:t>
             </w:r>
           </w:p>
         </w:tc>
@@ -21888,7 +21888,7 @@
               <w:rPr>
                 <w:sz w:val="20"/>
               </w:rPr>
-              <w:t>0,236 → 1</w:t>
+              <w:t>0,235 → 1</w:t>
             </w:r>
           </w:p>
         </w:tc>
@@ -21912,7 +21912,7 @@
                 <w:b/>
                 <w:sz w:val="20"/>
               </w:rPr>
-              <w:t>Итого: Mсм.вед + ΣMсм.об = 192,63 маш.-см; на 1 м³ - 0,00703 маш.-см; V / ΣMсм = 142,30 м³/маш.-см</w:t>
+              <w:t>Итого: Mсм.вед + ΣMсм.об = 193,17 маш.-см; на 1 м³ - 0,00704 маш.-см; V / ΣMсм = 142,14 м³/маш.-см</w:t>
             </w:r>
           </w:p>
         </w:tc>
@@ -21977,7 +21977,13 @@
               <w:rPr>
                 <w:sz w:val="20"/>
               </w:rPr>
-              <w:t>ДЗ-20 (Д-498)</w:t>
+              <w:t xml:space="preserve">ДЗ-20 </w:t>
+            </w:r>
+            <w:r>
+              <w:rPr>
+                <w:sz w:val="20"/>
+              </w:rPr>
+              <w:t>(Д-498)</w:t>
             </w:r>
           </w:p>
         </w:tc>
@@ -21995,7 +22001,7 @@
               <w:rPr>
                 <w:sz w:val="20"/>
               </w:rPr>
-              <w:t>27 411,69</w:t>
+              <w:t>27 457,31</w:t>
             </w:r>
           </w:p>
         </w:tc>
@@ -22013,7 +22019,7 @@
               <w:rPr>
                 <w:sz w:val="20"/>
               </w:rPr>
-              <w:t>3,2109</w:t>
+              <w:t>3,2143</w:t>
             </w:r>
           </w:p>
         </w:tc>
@@ -22031,7 +22037,7 @@
               <w:rPr>
                 <w:sz w:val="20"/>
               </w:rPr>
-              <w:t>110,02</w:t>
+              <w:t>110,32</w:t>
             </w:r>
           </w:p>
         </w:tc>
@@ -22049,7 +22055,7 @@
               <w:rPr>
                 <w:sz w:val="20"/>
               </w:rPr>
-              <w:t>498,30</w:t>
+              <w:t>497,77</w:t>
             </w:r>
           </w:p>
         </w:tc>
@@ -22126,7 +22132,7 @@
               <w:rPr>
                 <w:sz w:val="20"/>
               </w:rPr>
-              <w:t>23 836,25</w:t>
+              <w:t>23 875,93</w:t>
             </w:r>
           </w:p>
         </w:tc>
@@ -22257,7 +22263,7 @@
               <w:rPr>
                 <w:sz w:val="20"/>
               </w:rPr>
-              <w:t>29 255,15</w:t>
+              <w:t>29 210,70</w:t>
             </w:r>
           </w:p>
         </w:tc>
@@ -22293,7 +22299,7 @@
               <w:rPr>
                 <w:sz w:val="20"/>
               </w:rPr>
-              <w:t>9,87</w:t>
+              <w:t>9,86</w:t>
             </w:r>
           </w:p>
         </w:tc>
@@ -22388,7 +22394,7 @@
               <w:rPr>
                 <w:sz w:val="20"/>
               </w:rPr>
-              <w:t>29 255,15</w:t>
+              <w:t>29 210,70</w:t>
             </w:r>
           </w:p>
         </w:tc>
@@ -22424,7 +22430,7 @@
               <w:rPr>
                 <w:sz w:val="20"/>
               </w:rPr>
-              <w:t>9,14</w:t>
+              <w:t>9,13</w:t>
             </w:r>
           </w:p>
         </w:tc>
@@ -22460,7 +22466,7 @@
               <w:rPr>
                 <w:sz w:val="20"/>
               </w:rPr>
-              <w:t>0,234 → 1</w:t>
+              <w:t>0,233 → 1</w:t>
             </w:r>
           </w:p>
         </w:tc>
@@ -22519,7 +22525,7 @@
               <w:rPr>
                 <w:sz w:val="20"/>
               </w:rPr>
-              <w:t>27 411,69</w:t>
+              <w:t>27 457,31</w:t>
             </w:r>
           </w:p>
         </w:tc>
@@ -22537,7 +22543,7 @@
               <w:rPr>
                 <w:sz w:val="20"/>
               </w:rPr>
-              <w:t>1,0703</w:t>
+              <w:t>1,0714</w:t>
             </w:r>
           </w:p>
         </w:tc>
@@ -22555,7 +22561,7 @@
               <w:rPr>
                 <w:sz w:val="20"/>
               </w:rPr>
-              <w:t>36,67</w:t>
+              <w:t>36,77</w:t>
             </w:r>
           </w:p>
         </w:tc>
@@ -22573,7 +22579,7 @@
               <w:rPr>
                 <w:sz w:val="20"/>
               </w:rPr>
-              <w:t>1 494,90</w:t>
+              <w:t>1 493,32</w:t>
             </w:r>
           </w:p>
         </w:tc>
@@ -22615,14 +22621,7 @@
                 <w:b/>
                 <w:sz w:val="20"/>
               </w:rPr>
-              <w:t xml:space="preserve">Итого: </w:t>
-            </w:r>
-            <w:r>
-              <w:rPr>
-                <w:b/>
-                <w:sz w:val="20"/>
-              </w:rPr>
-              <w:t>Mсм.вед + ΣMсм.об = 167,50 маш.-см; на 1 м³ - 0,00611 маш.-см; V / ΣMсм = 163,65 м³/маш.-см</w:t>
+              <w:t>Итого: Mсм.вед + ΣMсм.об = 167,87 маш.-см; на 1 м³ - 0,00611 маш.-см; V / ΣMсм = 163,56 м³/маш.-см</w:t>
             </w:r>
           </w:p>
         </w:tc>
@@ -22635,29 +22634,26 @@
     </w:p>
     <w:p>
       <w:r>
-        <w:t xml:space="preserve">Затраты машинного времени на 1 м³: вариант 1 - 0,00703 маш.-см, вариант 2 - 0,00611 маш.-см. Принимается вариант 2 - скреперный комплект: 3 прицепных </w:t>
+        <w:t xml:space="preserve">Затраты машинного времени на 1 м³: вариант 1 - </w:t>
       </w:r>
       <w:r>
-        <w:t>скрепера ДЗ-20 с трактором-толкачом Т-180, бульдозер-рыхлитель ДП-22С, бульдозер ДЗ-35С, каток ДУ-16В; продолжительность работы ведущих машин 18,3 дня.</w:t>
+        <w:t>0,00704 маш.-см, вариант 2 - 0,00611 маш.-см. Принимается вариант 2 - скреперный комплект: 3 прицепных скрепера ДЗ-20 с трактором-толкачом Т-180, бульдозер-рыхлитель ДП-22С, бульдозер ДЗ-35С, каток ДУ-16В; продолжительность работы ведущих машин 18,4 дня.</w:t>
       </w:r>
     </w:p>
     <w:p>
       <w:pPr>
         <w:pStyle w:val="21"/>
       </w:pPr>
-      <w:bookmarkStart w:id="10" w:name="_Toc242976941"/>
+      <w:bookmarkStart w:id="10" w:name="_Toc243661806"/>
       <w:r>
+        <w:lastRenderedPageBreak/>
         <w:t>3.2 Машины для разработки грунта в котловане</w:t>
       </w:r>
       <w:bookmarkEnd w:id="10"/>
     </w:p>
     <w:p>
       <w:r>
-        <w:t xml:space="preserve">Объём котлована Vк = 3 970,46 м³; по прил. 6 [1] рекомендуемая ёмкость ковша экскаватора - 0,5 или 0,65 м³. Котлован глубиной до 3 м </w:t>
-      </w:r>
-      <w:r>
-        <w:lastRenderedPageBreak/>
-        <w:t>разрабатывается одноковшовым экскаватором, оборудованным обратной лопатой, с погрузкой в автосамосвалы ([2], § Е2-1-11). Сравнены три экскаватора (табл. 3.3); принят экскаватор с наибольшей производительностью.</w:t>
+        <w:t>Объём котлована Vк = 3 971,74 м³; по прил. 6 [1] рекомендуемая ёмкость ковша экскаватора - 0,5 или 0,65 м³. Котлован глубиной до 3 м разрабатывается одноковшовым экскаватором, оборудованным обратной лопатой, с погрузкой в автосамосвалы ([2], § Е2-1-11). Сравнены три экскаватора (табл. 3.3); принят экскаватор с наибольшей производительностью.</w:t>
       </w:r>
     </w:p>
     <w:p>
@@ -23403,10 +23399,10 @@
     </w:p>
     <w:p>
       <w:r>
-        <w:t xml:space="preserve">Принят экскаватор ЭО-4121А (гидравлический, ковш 0,65 м³). Допускаемый недобор грунта в основании - 10 см (прил. 7 [1]); глубина копания </w:t>
+        <w:t xml:space="preserve">Принят экскаватор ЭО-4121А </w:t>
       </w:r>
       <w:r>
-        <w:t>экскаватором 2,0912 - 0,10 = 1,9912 м &lt; Hк max = 5,8 м. Затраты машинного времени Mсм = 2,1 · 3 970,46 / 800 = 10,42 маш.-см, продолжительность разработки одним экскаватором в 2 смены - 5,2 дня.</w:t>
+        <w:t>(гидравлический, ковш 0,65 м³). Допускаемый недобор грунта в основании - 10 см (прил. 7 [1]); глубина копания экскаватором 2,0918 - 0,10 = 1,9918 м &lt; Hк max = 5,8 м. Затраты машинного времени Mсм = 2,1 · 3 971,74 / 800 = 10,43 маш.-см, продолжительность разработки одним экскаватором в 2 смены - 5,2 дня.</w:t>
       </w:r>
     </w:p>
     <w:p>
@@ -23491,12 +23487,19 @@
         <w:ind w:firstLine="0"/>
       </w:pPr>
       <w:r>
-        <w:t>где kнап = 0,9 - коэффициент наполнения ковша обратной лопаты (табл. 8 [1]: 0,8-1,0); γ = 1,65 т/м³ - плотность грунта; Па, Va - грузоподъёмность и объём кузова; Tп = Va.пл · Нвр / 100 · 60 - время погрузки, Va.пл = n · Vгр.к; Tпр.гр = L / Uгр · 60, Tпр.пор = L / Uпор · 60 - пробег, L = 10 км (задание: расстояние до карьера, отвала); Ту.п = 0,3 мин, Ту.р = 0,6 мин, Tр = 1 мин, Tм = 2 мин.</w:t>
+        <w:t xml:space="preserve">где kнап = 0,9 - коэффициент наполнения ковша обратной лопаты (табл. 8 [1]: 0,8-1,0); γ = 1,65 т/м³ - плотность грунта; Па, Va - грузоподъёмность и объём кузова; Tп = Va.пл · Нвр / 100 · 60 - время погрузки, Va.пл = n · Vгр.к; Tпр.гр = L / Uгр · 60, Tпр.пор = L / Uпор · 60 - пробег, L = 10 км (задание: </w:t>
+      </w:r>
+      <w:r>
+        <w:lastRenderedPageBreak/>
+        <w:t>расстояние до карьера, отвала); Ту.п = 0,3 мин, Ту.р = 0,6 мин, Tр = 1 мин, Tм = 2 мин.</w:t>
       </w:r>
     </w:p>
     <w:p>
       <w:r>
-        <w:t>Vгр.к = 0,65 · 0,9 / 1,15 = 0,5087 м³; Mковша = 0,5087 · 1,65 = 0,8393 т. Расчёт по автосамосвалам прил. 8 [1] - в табл. 3.4.</w:t>
+        <w:t xml:space="preserve">Vгр.к = 0,65 · 0,9 / </w:t>
+      </w:r>
+      <w:r>
+        <w:t>1,15 = 0,5087 м³; Mковша = 0,5087 · 1,65 = 0,8393 т. Расчёт по автосамосвалам прил. 8 [1] - в табл. 3.4.</w:t>
       </w:r>
     </w:p>
     <w:p>
@@ -23507,7 +23510,6 @@
         <w:jc w:val="left"/>
       </w:pPr>
       <w:r>
-        <w:lastRenderedPageBreak/>
         <w:t>Таблица 3.4 - Подбор автосамосвалов (прил. 8 [1])</w:t>
       </w:r>
     </w:p>
@@ -26401,20 +26403,20 @@
     </w:p>
     <w:p>
       <w:r>
-        <w:t xml:space="preserve">Из автосамосвалов, удовлетворяющих условию 6 ≤ n ≤ 11, принят </w:t>
-      </w:r>
-      <w:r>
-        <w:t>КамАЗ-55111 с наименьшей нормой времени на 1 м³: n = 10 ковшей, Tп = 6,41 мин, Tцикла = 31,22 мин, N = 4,87 → 5 автосамосвалов.</w:t>
+        <w:t>Из автосамосвалов, удовлетворяющих условию 6 ≤ n ≤ 11, принят КамАЗ-55111 с наименьшей нормой времени на 1 м³: n = 10 ковшей, Tп = 6,41 мин, Tцикла = 31,22 мин, N = 4,87 → 5 автосамосвалов.</w:t>
       </w:r>
     </w:p>
     <w:p>
       <w:pPr>
         <w:pStyle w:val="1"/>
       </w:pPr>
-      <w:bookmarkStart w:id="11" w:name="_Toc242976942"/>
+      <w:bookmarkStart w:id="11" w:name="_Toc243661807"/>
       <w:r>
         <w:lastRenderedPageBreak/>
-        <w:t>4 Технологическая карта на земляные работы</w:t>
+        <w:t xml:space="preserve">4 </w:t>
+      </w:r>
+      <w:r>
+        <w:t>Технологическая карта на земляные работы</w:t>
       </w:r>
       <w:bookmarkEnd w:id="11"/>
     </w:p>
@@ -26427,7 +26429,7 @@
       <w:pPr>
         <w:pStyle w:val="21"/>
       </w:pPr>
-      <w:bookmarkStart w:id="12" w:name="_Toc242976943"/>
+      <w:bookmarkStart w:id="12" w:name="_Toc243661808"/>
       <w:r>
         <w:t>4.1 Область применения</w:t>
       </w:r>
@@ -26450,11 +26452,11 @@
     </w:p>
     <w:p>
       <w:r>
-        <w:t xml:space="preserve">Основные объёмы работ: планировочная выемка - 23 859,42 м³, насыпь - 29 271,72 м³ (табл. 2.7), из них из выемок в насыпь перемещается 23 836,25 м³; котлован - 3 970,46 м³; подсыпка из щебня - 168,69 м³; обратная </w:t>
+        <w:t xml:space="preserve">Основные объёмы работ: планировочная выемка - 23 899,16 м³, насыпь - 29 227,22 м³ (табл. 2.7), из них из выемок в насыпь перемещается 23 875,93 м³; котлован - 3 971,74 м³; подсыпка из щебня - 168,69 м³; обратная </w:t>
       </w:r>
       <w:r>
         <w:lastRenderedPageBreak/>
-        <w:t>засыпка пазух песком - 952,92 м³, засыпка съезда местным грунтом - 140,18 м³ (табл. 2.9).</w:t>
+        <w:t>засыпка пазух песком - 953,30 м³, засыпка съезда песком - 140,27 м³ (табл. 2.9).</w:t>
       </w:r>
     </w:p>
     <w:p>
@@ -26466,7 +26468,7 @@
       <w:pPr>
         <w:pStyle w:val="21"/>
       </w:pPr>
-      <w:bookmarkStart w:id="13" w:name="_Toc242976944"/>
+      <w:bookmarkStart w:id="13" w:name="_Toc243661809"/>
       <w:r>
         <w:t>4.2 Технология и организация производства работ</w:t>
       </w:r>
@@ -26491,10 +26493,10 @@
         <w:t>Вертикальная планировка (лист 5).</w:t>
       </w:r>
       <w:r>
-        <w:t xml:space="preserve"> Растительный слой толщиной 0,20 м срезается бульдозером ДЗ-35С и перемещается в отвал за пределами планируемой площади. Грунт выемок рыхлится бульдозером-рыхлителем ДП-22С слоями 0,35 м, разрабатывается и перемещается в насыпь 3 прицепными скреперами ДЗ-20 (Д-498) с толкачом Т-180 по схеме «восьмёрка»; средняя дальность перемещения - 251,09 м (табл. 2.11). В насыпи грунт разравнивается бульдозером ДЗ-35С и уплотняется катком ДУ-16В за 4 прохода по следу; затем выполняется окончательная планировка бульдозер</w:t>
+        <w:t xml:space="preserve"> Растительный слой толщиной 0,20 м срезается бульдозером ДЗ-35С и перемещается в отвал за пределами планируемой площади. Грунт выемок рыхлится бульдозером-рыхлителем ДП-22С слоями 0,35 м, разрабатывается и перемещается в насыпь 3 прицепными скреперами ДЗ-20 (Д-498) с толкачом Т-180 по схеме «восьмёрка»; средняя дальность перемещения - 251,43 м (табл. 2.11). В насыпи грунт разравнивается бульдозером ДЗ-35С и уплотняется катком ДУ-16В за 4 прохода по следу; затем выполняется окончательная планировка бульдозер</w:t>
       </w:r>
       <w:r>
-        <w:t>ом. Грунт котлована (3 835,67 м³) доставляется в насыпь автосамосвалами (средняя дальность 223,61 м, табл. 2.12), недостающий грунт (458,03 м³) привозится из карьера.</w:t>
+        <w:t>ом. Грунт котлована (3 971,74 м³) доставляется в насыпь автосамосвалами (средняя дальность 223,61 м, табл. 2.12), недостающий грунт (239,55 м³) привозится из карьера.</w:t>
       </w:r>
     </w:p>
     <w:p>
@@ -26517,7 +26519,7 @@
     </w:p>
     <w:p>
       <w:r>
-        <w:t>Грунт из котлована (3 970,46 м³) грузится в автосамосвалы и транспортируется в насыпь планировки (3 835,67 м³) и в отвал у котлована для засыпки съезда (134,79 м³), табл. 2.9. Для сохранения природного сложения грунта основания котлован разрабатывается с недобором 10 см (прил. 7 [1]; [3], п. 6.1.6); глубина копания экскаватором - 1,99 м.</w:t>
+        <w:t>Грунт из котлована (3 971,74 м³) грузится в автосамосвалы и весь транспортируется в насыпь планировки (табл. 2.9: грунт не песок, на обратную засыпку не идёт). Для сохранения природного сложения грунта основания котлован разрабатывается с недобором 10 см (прил. 7 [1]; [3], п. 6.1.6); глубина копания экскаватором - 1,99 м.</w:t>
       </w:r>
     </w:p>
     <w:p>
@@ -26553,14 +26555,14 @@
         <w:t>Обратная засыпка (лист 7).</w:t>
       </w:r>
       <w:r>
-        <w:t xml:space="preserve"> Пазухи засыпаются после устройства подземной части здания привозным песком: объём пазух 952,92 м³, песка в </w:t>
+        <w:t xml:space="preserve"> Пазухи засыпаются после устройства подземной части здания привозным песком: объём пазух 953,30 м³, песка в </w:t>
       </w:r>
       <w:r>
         <w:lastRenderedPageBreak/>
-        <w:t>плотном теле 916,26 м³ (табл. 2.9). Песок завозится автосамосвалами КамАЗ-55111 и отсыпается в резерв вдоль бровки котлована за пределами призмы обрушения; в широкую зону у съезда (место крана, c = 7 м) он подаётся по съезду. Бульдозер ДЗ-35С сдвигает песок в пазуху, песок разравнивается вручную и уплотняется электротрамбовками ИЭ-4502 (глубина уплотнения 0,4 м за 2 прохода, [2], § Е2-1-59). Высота сл</w:t>
+        <w:t>плотном теле 916,64 м³ (табл. 2.9). Песок завозится автосамосвалами КамАЗ-55111 и отсыпается в резерв вдоль бровки котлована за пределами призмы обрушения; в широкую зону у съезда (место крана, c = 7 м) он подаётся по съезду. Бульдозер ДЗ-35С сдвигает песок в пазуху, песок разравнивается вручную и уплотняется электротрамбовками ИЭ-4502 (глубина уплотнения 0,4 м за 2 прохода, [2], § Е2-1-59). Высота сл</w:t>
       </w:r>
       <w:r>
-        <w:t>оя назначается по глубине действия средства уплотнения ([1], с. 31): пазуха глубиной 2,09 м засыпается 6 слоями по 0,35 м. В широкой зоне у съезда на расстоянии не менее 0,8 м от стены песок уплотняется катком ДУ-31А (прил. 9 [1]). Последним засыпается съезд - местным грунтом из отвала у котлована (134,79 м³) бульдозером с послойным уплотнением катком.</w:t>
+        <w:t>оя назначается по глубине действия средства уплотнения ([1], с. 31): пазуха глубиной 2,09 м засыпается 6 слоями по 0,35 м. В широкой зоне у съезда на расстоянии не менее 0,8 м от стены песок уплотняется катком ДУ-31А (прил. 9 [1]). Последним засыпается съезд - тоже привозным песком (134,87 м³ в плотном теле): автосамосвалы разгружаются на съезде, бульдозер разравнивает песок, каток уплотняет его послойно.</w:t>
       </w:r>
     </w:p>
     <w:p>
@@ -26569,7 +26571,7 @@
         <w:ind w:firstLine="0"/>
         <w:jc w:val="center"/>
       </w:pPr>
-      <w:bookmarkStart w:id="14" w:name="_Toc242976945"/>
+      <w:bookmarkStart w:id="14" w:name="_Toc243661810"/>
       <w:r>
         <w:lastRenderedPageBreak/>
         <w:t>СПИСОК ИСПОЛЬЗОВАННЫХ ИСТОЧНИКОВ</w:t>
@@ -26612,7 +26614,7 @@
         <w:ind w:firstLine="0"/>
         <w:jc w:val="center"/>
       </w:pPr>
-      <w:bookmarkStart w:id="15" w:name="_Toc242976946"/>
+      <w:bookmarkStart w:id="15" w:name="_Toc243661811"/>
       <w:r>
         <w:lastRenderedPageBreak/>
         <w:t>ПРИЛОЖЕНИЕ А</w:t>
@@ -26643,10 +26645,7 @@
     </w:p>
     <w:p>
       <w:r>
-        <w:t xml:space="preserve">Графическая часть выполнена на листах формата А3 ([1], разд. 3) и </w:t>
-      </w:r>
-      <w:r>
-        <w:t>приведена на следующих страницах:</w:t>
+        <w:t>Графическая часть выполнена на листах формата А3 ([1], разд. 3) и приведена на следующих страницах:</w:t>
       </w:r>
     </w:p>
     <w:p>
@@ -26656,7 +26655,10 @@
     </w:p>
     <w:p>
       <w:r>
-        <w:t>Лист 2. План площадки с окончательными рабочими отметками и обводами.</w:t>
+        <w:t xml:space="preserve">Лист 2. План </w:t>
+      </w:r>
+      <w:r>
+        <w:t>площадки с окончательными рабочими отметками и обводами.</w:t>
       </w:r>
     </w:p>
     <w:p>
@@ -26708,7 +26710,7 @@
         </w:rPr>
         <w:lastRenderedPageBreak/>
         <w:drawing>
-          <wp:inline distT="0" distB="0" distL="0" distR="0" wp14:anchorId="69496F6F" wp14:editId="4144E15F">
+          <wp:inline distT="0" distB="0" distL="0" distR="0" wp14:anchorId="0A09CE13" wp14:editId="35335A5D">
             <wp:extent cx="15084000" cy="10656000"/>
             <wp:effectExtent l="0" t="0" r="0" b="0"/>
             <wp:docPr id="1" name="Picture 1"/>
@@ -26768,7 +26770,7 @@
         </w:rPr>
         <w:lastRenderedPageBreak/>
         <w:drawing>
-          <wp:inline distT="0" distB="0" distL="0" distR="0" wp14:anchorId="0A86D082" wp14:editId="70F9BA47">
+          <wp:inline distT="0" distB="0" distL="0" distR="0" wp14:anchorId="0E1E62C0" wp14:editId="3EBF25BC">
             <wp:extent cx="15084000" cy="10656000"/>
             <wp:effectExtent l="0" t="0" r="0" b="0"/>
             <wp:docPr id="2" name="Picture 2"/>
@@ -26828,7 +26830,7 @@
         </w:rPr>
         <w:lastRenderedPageBreak/>
         <w:drawing>
-          <wp:inline distT="0" distB="0" distL="0" distR="0" wp14:anchorId="376C38B2" wp14:editId="4DC7C4BA">
+          <wp:inline distT="0" distB="0" distL="0" distR="0" wp14:anchorId="461769CC" wp14:editId="0B42A269">
             <wp:extent cx="15084000" cy="10656000"/>
             <wp:effectExtent l="0" t="0" r="0" b="0"/>
             <wp:docPr id="3" name="Picture 3"/>
@@ -26888,7 +26890,7 @@
         </w:rPr>
         <w:lastRenderedPageBreak/>
         <w:drawing>
-          <wp:inline distT="0" distB="0" distL="0" distR="0" wp14:anchorId="03D2F907" wp14:editId="4FA832C5">
+          <wp:inline distT="0" distB="0" distL="0" distR="0" wp14:anchorId="165D4DD2" wp14:editId="147F2332">
             <wp:extent cx="15084000" cy="10656000"/>
             <wp:effectExtent l="0" t="0" r="0" b="0"/>
             <wp:docPr id="4" name="Picture 4"/>
@@ -26948,7 +26950,7 @@
         </w:rPr>
         <w:lastRenderedPageBreak/>
         <w:drawing>
-          <wp:inline distT="0" distB="0" distL="0" distR="0" wp14:anchorId="02B0965F" wp14:editId="4B857614">
+          <wp:inline distT="0" distB="0" distL="0" distR="0" wp14:anchorId="6C75E797" wp14:editId="02426F11">
             <wp:extent cx="15084000" cy="10656000"/>
             <wp:effectExtent l="0" t="0" r="0" b="0"/>
             <wp:docPr id="5" name="Picture 5"/>
@@ -27008,7 +27010,7 @@
         </w:rPr>
         <w:lastRenderedPageBreak/>
         <w:drawing>
-          <wp:inline distT="0" distB="0" distL="0" distR="0" wp14:anchorId="5A0FC69E" wp14:editId="2A4374B7">
+          <wp:inline distT="0" distB="0" distL="0" distR="0" wp14:anchorId="49AB7F2B" wp14:editId="533A83F7">
             <wp:extent cx="15084000" cy="10656000"/>
             <wp:effectExtent l="0" t="0" r="0" b="0"/>
             <wp:docPr id="6" name="Picture 6"/>
@@ -27068,7 +27070,7 @@
         </w:rPr>
         <w:lastRenderedPageBreak/>
         <w:drawing>
-          <wp:inline distT="0" distB="0" distL="0" distR="0" wp14:anchorId="78E157BC" wp14:editId="77EFBD88">
+          <wp:inline distT="0" distB="0" distL="0" distR="0" wp14:anchorId="06E5886E" wp14:editId="2EAF9471">
             <wp:extent cx="15084000" cy="10656000"/>
             <wp:effectExtent l="0" t="0" r="0" b="0"/>
             <wp:docPr id="7" name="Picture 7"/>
@@ -27509,31 +27511,31 @@
       </w:rPr>
     </w:lvl>
   </w:abstractNum>
-  <w:num w:numId="1" w16cid:durableId="1274247449">
+  <w:num w:numId="1" w16cid:durableId="2067298584">
     <w:abstractNumId w:val="8"/>
   </w:num>
-  <w:num w:numId="2" w16cid:durableId="1116604801">
+  <w:num w:numId="2" w16cid:durableId="1370301890">
     <w:abstractNumId w:val="6"/>
   </w:num>
-  <w:num w:numId="3" w16cid:durableId="1788960362">
+  <w:num w:numId="3" w16cid:durableId="1665013951">
     <w:abstractNumId w:val="5"/>
   </w:num>
-  <w:num w:numId="4" w16cid:durableId="803236826">
+  <w:num w:numId="4" w16cid:durableId="1499999005">
     <w:abstractNumId w:val="4"/>
   </w:num>
-  <w:num w:numId="5" w16cid:durableId="937634917">
+  <w:num w:numId="5" w16cid:durableId="2094038774">
     <w:abstractNumId w:val="7"/>
   </w:num>
-  <w:num w:numId="6" w16cid:durableId="1459178576">
+  <w:num w:numId="6" w16cid:durableId="1616138162">
     <w:abstractNumId w:val="3"/>
   </w:num>
-  <w:num w:numId="7" w16cid:durableId="1841383834">
+  <w:num w:numId="7" w16cid:durableId="1315069512">
     <w:abstractNumId w:val="2"/>
   </w:num>
-  <w:num w:numId="8" w16cid:durableId="1588267192">
+  <w:num w:numId="8" w16cid:durableId="354234207">
     <w:abstractNumId w:val="1"/>
   </w:num>
-  <w:num w:numId="9" w16cid:durableId="1297568219">
+  <w:num w:numId="9" w16cid:durableId="298340678">
     <w:abstractNumId w:val="0"/>
   </w:num>
 </w:numbering>
@@ -38935,7 +38937,7 @@
     <w:autoRedefine/>
     <w:uiPriority w:val="39"/>
     <w:unhideWhenUsed/>
-    <w:rsid w:val="00842A32"/>
+    <w:rsid w:val="001D7361"/>
     <w:pPr>
       <w:spacing w:after="100"/>
     </w:pPr>
@@ -38947,7 +38949,7 @@
     <w:autoRedefine/>
     <w:uiPriority w:val="39"/>
     <w:unhideWhenUsed/>
-    <w:rsid w:val="00842A32"/>
+    <w:rsid w:val="001D7361"/>
     <w:pPr>
       <w:spacing w:after="100"/>
       <w:ind w:left="280"/>
@@ -38958,7 +38960,7 @@
     <w:basedOn w:val="a2"/>
     <w:uiPriority w:val="99"/>
     <w:unhideWhenUsed/>
-    <w:rsid w:val="00842A32"/>
+    <w:rsid w:val="001D7361"/>
     <w:rPr>
       <w:color w:val="0000FF" w:themeColor="hyperlink"/>
       <w:u w:val="single"/>

--- a/kursovaya-tsp/Пояснительная записка. Вариант 2.docx
+++ b/kursovaya-tsp/Пояснительная записка. Вариант 2.docx
@@ -266,7 +266,7 @@
       <w:r>
         <w:fldChar w:fldCharType="separate"/>
       </w:r>
-      <w:hyperlink w:anchor="_Toc243671167" w:history="1">
+      <w:hyperlink w:anchor="_Toc243683352" w:history="1">
         <w:r>
           <w:rPr>
             <w:rStyle w:val="aff8"/>
@@ -294,7 +294,7 @@
             <w:noProof/>
             <w:webHidden/>
           </w:rPr>
-          <w:instrText xml:space="preserve"> PAGEREF _Toc243671167 \h </w:instrText>
+          <w:instrText xml:space="preserve"> PAGEREF _Toc243683352 \h </w:instrText>
         </w:r>
         <w:r>
           <w:rPr>
@@ -341,7 +341,7 @@
           <w14:ligatures w14:val="standardContextual"/>
         </w:rPr>
       </w:pPr>
-      <w:hyperlink w:anchor="_Toc243671168" w:history="1">
+      <w:hyperlink w:anchor="_Toc243683353" w:history="1">
         <w:r>
           <w:rPr>
             <w:rStyle w:val="aff8"/>
@@ -369,7 +369,7 @@
             <w:noProof/>
             <w:webHidden/>
           </w:rPr>
-          <w:instrText xml:space="preserve"> PAGEREF _Toc243671168 \h </w:instrText>
+          <w:instrText xml:space="preserve"> PAGEREF _Toc243683353 \h </w:instrText>
         </w:r>
         <w:r>
           <w:rPr>
@@ -416,7 +416,7 @@
           <w14:ligatures w14:val="standardContextual"/>
         </w:rPr>
       </w:pPr>
-      <w:hyperlink w:anchor="_Toc243671169" w:history="1">
+      <w:hyperlink w:anchor="_Toc243683354" w:history="1">
         <w:r>
           <w:rPr>
             <w:rStyle w:val="aff8"/>
@@ -444,7 +444,7 @@
             <w:noProof/>
             <w:webHidden/>
           </w:rPr>
-          <w:instrText xml:space="preserve"> PAGEREF _Toc243671169 \h </w:instrText>
+          <w:instrText xml:space="preserve"> PAGEREF _Toc243683354 \h </w:instrText>
         </w:r>
         <w:r>
           <w:rPr>
@@ -491,7 +491,7 @@
           <w14:ligatures w14:val="standardContextual"/>
         </w:rPr>
       </w:pPr>
-      <w:hyperlink w:anchor="_Toc243671170" w:history="1">
+      <w:hyperlink w:anchor="_Toc243683355" w:history="1">
         <w:r>
           <w:rPr>
             <w:rStyle w:val="aff8"/>
@@ -519,7 +519,7 @@
             <w:noProof/>
             <w:webHidden/>
           </w:rPr>
-          <w:instrText xml:space="preserve"> PAGEREF _Toc243671170 \h </w:instrText>
+          <w:instrText xml:space="preserve"> PAGEREF _Toc243683355 \h </w:instrText>
         </w:r>
         <w:r>
           <w:rPr>
@@ -566,7 +566,7 @@
           <w14:ligatures w14:val="standardContextual"/>
         </w:rPr>
       </w:pPr>
-      <w:hyperlink w:anchor="_Toc243671171" w:history="1">
+      <w:hyperlink w:anchor="_Toc243683356" w:history="1">
         <w:r>
           <w:rPr>
             <w:rStyle w:val="aff8"/>
@@ -594,7 +594,7 @@
             <w:noProof/>
             <w:webHidden/>
           </w:rPr>
-          <w:instrText xml:space="preserve"> PAGEREF _Toc243671171 \h </w:instrText>
+          <w:instrText xml:space="preserve"> PAGEREF _Toc243683356 \h </w:instrText>
         </w:r>
         <w:r>
           <w:rPr>
@@ -641,7 +641,7 @@
           <w14:ligatures w14:val="standardContextual"/>
         </w:rPr>
       </w:pPr>
-      <w:hyperlink w:anchor="_Toc243671172" w:history="1">
+      <w:hyperlink w:anchor="_Toc243683357" w:history="1">
         <w:r>
           <w:rPr>
             <w:rStyle w:val="aff8"/>
@@ -669,7 +669,7 @@
             <w:noProof/>
             <w:webHidden/>
           </w:rPr>
-          <w:instrText xml:space="preserve"> PAGEREF _Toc243671172 \h </w:instrText>
+          <w:instrText xml:space="preserve"> PAGEREF _Toc243683357 \h </w:instrText>
         </w:r>
         <w:r>
           <w:rPr>
@@ -716,7 +716,7 @@
           <w14:ligatures w14:val="standardContextual"/>
         </w:rPr>
       </w:pPr>
-      <w:hyperlink w:anchor="_Toc243671173" w:history="1">
+      <w:hyperlink w:anchor="_Toc243683358" w:history="1">
         <w:r>
           <w:rPr>
             <w:rStyle w:val="aff8"/>
@@ -744,7 +744,7 @@
             <w:noProof/>
             <w:webHidden/>
           </w:rPr>
-          <w:instrText xml:space="preserve"> PAGEREF _Toc243671173 \h </w:instrText>
+          <w:instrText xml:space="preserve"> PAGEREF _Toc243683358 \h </w:instrText>
         </w:r>
         <w:r>
           <w:rPr>
@@ -791,7 +791,7 @@
           <w14:ligatures w14:val="standardContextual"/>
         </w:rPr>
       </w:pPr>
-      <w:hyperlink w:anchor="_Toc243671174" w:history="1">
+      <w:hyperlink w:anchor="_Toc243683359" w:history="1">
         <w:r>
           <w:rPr>
             <w:rStyle w:val="aff8"/>
@@ -819,7 +819,7 @@
             <w:noProof/>
             <w:webHidden/>
           </w:rPr>
-          <w:instrText xml:space="preserve"> PAGEREF _Toc243671174 \h </w:instrText>
+          <w:instrText xml:space="preserve"> PAGEREF _Toc243683359 \h </w:instrText>
         </w:r>
         <w:r>
           <w:rPr>
@@ -866,7 +866,7 @@
           <w14:ligatures w14:val="standardContextual"/>
         </w:rPr>
       </w:pPr>
-      <w:hyperlink w:anchor="_Toc243671175" w:history="1">
+      <w:hyperlink w:anchor="_Toc243683360" w:history="1">
         <w:r>
           <w:rPr>
             <w:rStyle w:val="aff8"/>
@@ -894,7 +894,7 @@
             <w:noProof/>
             <w:webHidden/>
           </w:rPr>
-          <w:instrText xml:space="preserve"> PAGEREF _Toc243671175 \h </w:instrText>
+          <w:instrText xml:space="preserve"> PAGEREF _Toc243683360 \h </w:instrText>
         </w:r>
         <w:r>
           <w:rPr>
@@ -941,7 +941,7 @@
           <w14:ligatures w14:val="standardContextual"/>
         </w:rPr>
       </w:pPr>
-      <w:hyperlink w:anchor="_Toc243671176" w:history="1">
+      <w:hyperlink w:anchor="_Toc243683361" w:history="1">
         <w:r>
           <w:rPr>
             <w:rStyle w:val="aff8"/>
@@ -969,7 +969,7 @@
             <w:noProof/>
             <w:webHidden/>
           </w:rPr>
-          <w:instrText xml:space="preserve"> PAGEREF _Toc243671176 \h </w:instrText>
+          <w:instrText xml:space="preserve"> PAGEREF _Toc243683361 \h </w:instrText>
         </w:r>
         <w:r>
           <w:rPr>
@@ -1016,7 +1016,7 @@
           <w14:ligatures w14:val="standardContextual"/>
         </w:rPr>
       </w:pPr>
-      <w:hyperlink w:anchor="_Toc243671177" w:history="1">
+      <w:hyperlink w:anchor="_Toc243683362" w:history="1">
         <w:r>
           <w:rPr>
             <w:rStyle w:val="aff8"/>
@@ -1044,7 +1044,7 @@
             <w:noProof/>
             <w:webHidden/>
           </w:rPr>
-          <w:instrText xml:space="preserve"> PAGEREF _Toc243671177 \h </w:instrText>
+          <w:instrText xml:space="preserve"> PAGEREF _Toc243683362 \h </w:instrText>
         </w:r>
         <w:r>
           <w:rPr>
@@ -1091,7 +1091,7 @@
           <w14:ligatures w14:val="standardContextual"/>
         </w:rPr>
       </w:pPr>
-      <w:hyperlink w:anchor="_Toc243671178" w:history="1">
+      <w:hyperlink w:anchor="_Toc243683363" w:history="1">
         <w:r>
           <w:rPr>
             <w:rStyle w:val="aff8"/>
@@ -1119,7 +1119,7 @@
             <w:noProof/>
             <w:webHidden/>
           </w:rPr>
-          <w:instrText xml:space="preserve"> PAGEREF _Toc243671178 \h </w:instrText>
+          <w:instrText xml:space="preserve"> PAGEREF _Toc243683363 \h </w:instrText>
         </w:r>
         <w:r>
           <w:rPr>
@@ -1166,7 +1166,7 @@
           <w14:ligatures w14:val="standardContextual"/>
         </w:rPr>
       </w:pPr>
-      <w:hyperlink w:anchor="_Toc243671179" w:history="1">
+      <w:hyperlink w:anchor="_Toc243683364" w:history="1">
         <w:r>
           <w:rPr>
             <w:rStyle w:val="aff8"/>
@@ -1194,7 +1194,7 @@
             <w:noProof/>
             <w:webHidden/>
           </w:rPr>
-          <w:instrText xml:space="preserve"> PAGEREF _Toc243671179 \h </w:instrText>
+          <w:instrText xml:space="preserve"> PAGEREF _Toc243683364 \h </w:instrText>
         </w:r>
         <w:r>
           <w:rPr>
@@ -1241,7 +1241,7 @@
           <w14:ligatures w14:val="standardContextual"/>
         </w:rPr>
       </w:pPr>
-      <w:hyperlink w:anchor="_Toc243671180" w:history="1">
+      <w:hyperlink w:anchor="_Toc243683365" w:history="1">
         <w:r>
           <w:rPr>
             <w:rStyle w:val="aff8"/>
@@ -1269,7 +1269,7 @@
             <w:noProof/>
             <w:webHidden/>
           </w:rPr>
-          <w:instrText xml:space="preserve"> PAGEREF _Toc243671180 \h </w:instrText>
+          <w:instrText xml:space="preserve"> PAGEREF _Toc243683365 \h </w:instrText>
         </w:r>
         <w:r>
           <w:rPr>
@@ -1316,7 +1316,7 @@
           <w14:ligatures w14:val="standardContextual"/>
         </w:rPr>
       </w:pPr>
-      <w:hyperlink w:anchor="_Toc243671181" w:history="1">
+      <w:hyperlink w:anchor="_Toc243683366" w:history="1">
         <w:r>
           <w:rPr>
             <w:rStyle w:val="aff8"/>
@@ -1344,7 +1344,7 @@
             <w:noProof/>
             <w:webHidden/>
           </w:rPr>
-          <w:instrText xml:space="preserve"> PAGEREF _Toc243671181 \h </w:instrText>
+          <w:instrText xml:space="preserve"> PAGEREF _Toc243683366 \h </w:instrText>
         </w:r>
         <w:r>
           <w:rPr>
@@ -1391,7 +1391,7 @@
           <w14:ligatures w14:val="standardContextual"/>
         </w:rPr>
       </w:pPr>
-      <w:hyperlink w:anchor="_Toc243671182" w:history="1">
+      <w:hyperlink w:anchor="_Toc243683367" w:history="1">
         <w:r>
           <w:rPr>
             <w:rStyle w:val="aff8"/>
@@ -1419,7 +1419,7 @@
             <w:noProof/>
             <w:webHidden/>
           </w:rPr>
-          <w:instrText xml:space="preserve"> PAGEREF _Toc243671182 \h </w:instrText>
+          <w:instrText xml:space="preserve"> PAGEREF _Toc243683367 \h </w:instrText>
         </w:r>
         <w:r>
           <w:rPr>
@@ -1466,7 +1466,7 @@
           <w14:ligatures w14:val="standardContextual"/>
         </w:rPr>
       </w:pPr>
-      <w:hyperlink w:anchor="_Toc243671183" w:history="1">
+      <w:hyperlink w:anchor="_Toc243683368" w:history="1">
         <w:r>
           <w:rPr>
             <w:rStyle w:val="aff8"/>
@@ -1494,7 +1494,7 @@
             <w:noProof/>
             <w:webHidden/>
           </w:rPr>
-          <w:instrText xml:space="preserve"> PAGEREF _Toc243671183 \h </w:instrText>
+          <w:instrText xml:space="preserve"> PAGEREF _Toc243683368 \h </w:instrText>
         </w:r>
         <w:r>
           <w:rPr>
@@ -1541,7 +1541,7 @@
           <w14:ligatures w14:val="standardContextual"/>
         </w:rPr>
       </w:pPr>
-      <w:hyperlink w:anchor="_Toc243671184" w:history="1">
+      <w:hyperlink w:anchor="_Toc243683369" w:history="1">
         <w:r>
           <w:rPr>
             <w:rStyle w:val="aff8"/>
@@ -1569,7 +1569,7 @@
             <w:noProof/>
             <w:webHidden/>
           </w:rPr>
-          <w:instrText xml:space="preserve"> PAGEREF _Toc243671184 \h </w:instrText>
+          <w:instrText xml:space="preserve"> PAGEREF _Toc243683369 \h </w:instrText>
         </w:r>
         <w:r>
           <w:rPr>
@@ -1616,7 +1616,7 @@
           <w14:ligatures w14:val="standardContextual"/>
         </w:rPr>
       </w:pPr>
-      <w:hyperlink w:anchor="_Toc243671185" w:history="1">
+      <w:hyperlink w:anchor="_Toc243683370" w:history="1">
         <w:r>
           <w:rPr>
             <w:rStyle w:val="aff8"/>
@@ -1644,7 +1644,7 @@
             <w:noProof/>
             <w:webHidden/>
           </w:rPr>
-          <w:instrText xml:space="preserve"> PAGEREF _Toc243671185 \h </w:instrText>
+          <w:instrText xml:space="preserve"> PAGEREF _Toc243683370 \h </w:instrText>
         </w:r>
         <w:r>
           <w:rPr>
@@ -1691,7 +1691,7 @@
           <w14:ligatures w14:val="standardContextual"/>
         </w:rPr>
       </w:pPr>
-      <w:hyperlink w:anchor="_Toc243671186" w:history="1">
+      <w:hyperlink w:anchor="_Toc243683371" w:history="1">
         <w:r>
           <w:rPr>
             <w:rStyle w:val="aff8"/>
@@ -1719,7 +1719,7 @@
             <w:noProof/>
             <w:webHidden/>
           </w:rPr>
-          <w:instrText xml:space="preserve"> PAGEREF _Toc243671186 \h </w:instrText>
+          <w:instrText xml:space="preserve"> PAGEREF _Toc243683371 \h </w:instrText>
         </w:r>
         <w:r>
           <w:rPr>
@@ -1766,7 +1766,7 @@
           <w14:ligatures w14:val="standardContextual"/>
         </w:rPr>
       </w:pPr>
-      <w:hyperlink w:anchor="_Toc243671187" w:history="1">
+      <w:hyperlink w:anchor="_Toc243683372" w:history="1">
         <w:r>
           <w:rPr>
             <w:rStyle w:val="aff8"/>
@@ -1794,7 +1794,7 @@
             <w:noProof/>
             <w:webHidden/>
           </w:rPr>
-          <w:instrText xml:space="preserve"> PAGEREF _Toc243671187 \h </w:instrText>
+          <w:instrText xml:space="preserve"> PAGEREF _Toc243683372 \h </w:instrText>
         </w:r>
         <w:r>
           <w:rPr>
@@ -1841,7 +1841,7 @@
           <w14:ligatures w14:val="standardContextual"/>
         </w:rPr>
       </w:pPr>
-      <w:hyperlink w:anchor="_Toc243671188" w:history="1">
+      <w:hyperlink w:anchor="_Toc243683373" w:history="1">
         <w:r>
           <w:rPr>
             <w:rStyle w:val="aff8"/>
@@ -1869,7 +1869,7 @@
             <w:noProof/>
             <w:webHidden/>
           </w:rPr>
-          <w:instrText xml:space="preserve"> PAGEREF _Toc243671188 \h </w:instrText>
+          <w:instrText xml:space="preserve"> PAGEREF _Toc243683373 \h </w:instrText>
         </w:r>
         <w:r>
           <w:rPr>
@@ -1912,7 +1912,7 @@
       <w:pPr>
         <w:pStyle w:val="1"/>
       </w:pPr>
-      <w:bookmarkStart w:id="0" w:name="_Toc243671167"/>
+      <w:bookmarkStart w:id="0" w:name="_Toc243683352"/>
       <w:r>
         <w:lastRenderedPageBreak/>
         <w:t>1 Исходные данные для технологического проектирования</w:t>
@@ -3066,7 +3066,7 @@
       <w:pPr>
         <w:pStyle w:val="1"/>
       </w:pPr>
-      <w:bookmarkStart w:id="1" w:name="_Toc243671168"/>
+      <w:bookmarkStart w:id="1" w:name="_Toc243683353"/>
       <w:r>
         <w:lastRenderedPageBreak/>
         <w:t>2 Определение объёмов земляных работ</w:t>
@@ -3077,7 +3077,7 @@
       <w:pPr>
         <w:pStyle w:val="21"/>
       </w:pPr>
-      <w:bookmarkStart w:id="2" w:name="_Toc243671169"/>
+      <w:bookmarkStart w:id="2" w:name="_Toc243683354"/>
       <w:r>
         <w:t>2.1 Объёмы планировочных работ</w:t>
       </w:r>
@@ -7022,7 +7022,7 @@
       <w:pPr>
         <w:pStyle w:val="21"/>
       </w:pPr>
-      <w:bookmarkStart w:id="3" w:name="_Toc243671170"/>
+      <w:bookmarkStart w:id="3" w:name="_Toc243683355"/>
       <w:r>
         <w:t>2.2 Контуры, размеры и геометрический объём котлована</w:t>
       </w:r>
@@ -7191,7 +7191,7 @@
       <w:pPr>
         <w:pStyle w:val="21"/>
       </w:pPr>
-      <w:bookmarkStart w:id="4" w:name="_Toc243671171"/>
+      <w:bookmarkStart w:id="4" w:name="_Toc243683356"/>
       <w:r>
         <w:t>2.3 Сводный баланс грунта</w:t>
       </w:r>
@@ -14300,7 +14300,7 @@
       <w:pPr>
         <w:pStyle w:val="21"/>
       </w:pPr>
-      <w:bookmarkStart w:id="5" w:name="_Toc243671172"/>
+      <w:bookmarkStart w:id="5" w:name="_Toc243683357"/>
       <w:r>
         <w:lastRenderedPageBreak/>
         <w:t>2.4 Распределение грунта в котловане</w:t>
@@ -15067,7 +15067,7 @@
       <w:pPr>
         <w:pStyle w:val="21"/>
       </w:pPr>
-      <w:bookmarkStart w:id="6" w:name="_Toc243671173"/>
+      <w:bookmarkStart w:id="6" w:name="_Toc243683358"/>
       <w:r>
         <w:t>2.5 Распределение земляных масс на площадке. Картограмма</w:t>
       </w:r>
@@ -17413,7 +17413,7 @@
       <w:pPr>
         <w:pStyle w:val="21"/>
       </w:pPr>
-      <w:bookmarkStart w:id="7" w:name="_Toc243671174"/>
+      <w:bookmarkStart w:id="7" w:name="_Toc243683359"/>
       <w:r>
         <w:t>2.6 Определение средней дальности перемещения грунта</w:t>
       </w:r>
@@ -21040,7 +21040,7 @@
       <w:pPr>
         <w:pStyle w:val="1"/>
       </w:pPr>
-      <w:bookmarkStart w:id="8" w:name="_Toc243671175"/>
+      <w:bookmarkStart w:id="8" w:name="_Toc243683360"/>
       <w:r>
         <w:lastRenderedPageBreak/>
         <w:t>3 Назначение комплекта машин</w:t>
@@ -21056,7 +21056,7 @@
       <w:pPr>
         <w:pStyle w:val="21"/>
       </w:pPr>
-      <w:bookmarkStart w:id="9" w:name="_Toc243671176"/>
+      <w:bookmarkStart w:id="9" w:name="_Toc243683361"/>
       <w:r>
         <w:t>3.1 Машины для вертикальной планировки строительной площадки</w:t>
       </w:r>
@@ -23094,7 +23094,7 @@
       <w:pPr>
         <w:pStyle w:val="21"/>
       </w:pPr>
-      <w:bookmarkStart w:id="10" w:name="_Toc243671177"/>
+      <w:bookmarkStart w:id="10" w:name="_Toc243683362"/>
       <w:r>
         <w:lastRenderedPageBreak/>
         <w:t>3.2 Машины для разработки грунта в котловане</w:t>
@@ -26860,7 +26860,7 @@
       <w:pPr>
         <w:pStyle w:val="1"/>
       </w:pPr>
-      <w:bookmarkStart w:id="11" w:name="_Toc243671178"/>
+      <w:bookmarkStart w:id="11" w:name="_Toc243683363"/>
       <w:r>
         <w:lastRenderedPageBreak/>
         <w:t xml:space="preserve">4 </w:t>
@@ -26879,7 +26879,7 @@
       <w:pPr>
         <w:pStyle w:val="21"/>
       </w:pPr>
-      <w:bookmarkStart w:id="12" w:name="_Toc243671179"/>
+      <w:bookmarkStart w:id="12" w:name="_Toc243683364"/>
       <w:r>
         <w:t>4.1 Область применения</w:t>
       </w:r>
@@ -26918,7 +26918,7 @@
       <w:pPr>
         <w:pStyle w:val="21"/>
       </w:pPr>
-      <w:bookmarkStart w:id="13" w:name="_Toc243671180"/>
+      <w:bookmarkStart w:id="13" w:name="_Toc243683365"/>
       <w:r>
         <w:t>4.2 Технология и организация производства работ</w:t>
       </w:r>
@@ -27019,7 +27019,7 @@
       <w:pPr>
         <w:pStyle w:val="21"/>
       </w:pPr>
-      <w:bookmarkStart w:id="14" w:name="_Toc243671181"/>
+      <w:bookmarkStart w:id="14" w:name="_Toc243683366"/>
       <w:r>
         <w:t>4.3 Требования к качеству и приёмке работ</w:t>
       </w:r>
@@ -28562,7 +28562,7 @@
       <w:pPr>
         <w:pStyle w:val="21"/>
       </w:pPr>
-      <w:bookmarkStart w:id="15" w:name="_Toc243671182"/>
+      <w:bookmarkStart w:id="15" w:name="_Toc243683367"/>
       <w:r>
         <w:t>4.4 Потребность в материальных и технических ресурсах</w:t>
       </w:r>
@@ -31066,7 +31066,7 @@
       <w:pPr>
         <w:pStyle w:val="21"/>
       </w:pPr>
-      <w:bookmarkStart w:id="16" w:name="_Toc243671183"/>
+      <w:bookmarkStart w:id="16" w:name="_Toc243683368"/>
       <w:r>
         <w:t>4.5 Калькуляция затрат труда и машинного времени</w:t>
       </w:r>
@@ -36406,7 +36406,7 @@
       <w:pPr>
         <w:pStyle w:val="21"/>
       </w:pPr>
-      <w:bookmarkStart w:id="17" w:name="_Toc243671184"/>
+      <w:bookmarkStart w:id="17" w:name="_Toc243683369"/>
       <w:r>
         <w:lastRenderedPageBreak/>
         <w:t>4.6 График производства работ</w:t>
@@ -36423,10 +36423,10 @@
     </w:p>
     <w:p>
       <w:r>
-        <w:t>Последовательность и совмещение работ: срезка растительного слоя ведётся одним бульдозером и опережает скреперы; рыхление выполняется на второй день; разработка и перемещение грунта скреперами с толкачом - ведущий процесс планировки. Котлован расположен в зоне насыпи, поэтому его разработка начинается после отсыпки насыпи в месте котлована и совмещается с планировкой: грунт котлована сразу укладывается в насыпь. После разработки котлована в одну смену выполняются подчистка дна, подсыпка и доставка недостающ</w:t>
+        <w:t>Последовательность и совмещение работ: срезка растительного слоя ведётся одним бульдозером и опережает скреперы; рыхление выполняется на второй день; разработка и перемещение грунта скреперами с толкачом - ведущий процесс планировки. Котлован расположен в зоне насыпи и разрабатывается с поверхности естественного грунта после срезки растительного слоя (глубина hк, п. 2.2.2), поэтому его разработка не ждёт отсыпки насыпи и совмещается с планировкой: грунт котлована сразу укладывается в насыпь. После разработк</w:t>
       </w:r>
       <w:r>
-        <w:t>его грунта, затем - окончательная планировка площадки. Обратная засыпка пазух и съезда ведётся после устройства подземной части здания. Продолжительность земляных работ - 29 дней.</w:t>
+        <w:t>и котлована в одну смену выполняются подчистка дна, подсыпка и доставка недостающего грунта, затем - окончательная планировка площадки. Обратная засыпка пазух и съезда ведётся после устройства подземной части здания. Продолжительность земляных работ - 29 дней.</w:t>
       </w:r>
     </w:p>
     <w:p>
@@ -37647,13 +37647,7 @@
               <w:rPr>
                 <w:sz w:val="18"/>
               </w:rPr>
-              <w:t xml:space="preserve">Разработка грунта в </w:t>
-            </w:r>
-            <w:r>
-              <w:rPr>
-                <w:sz w:val="18"/>
-              </w:rPr>
-              <w:t>котловане с транспортированием в насыпь</w:t>
+              <w:t>Разработка грунта в котловане с транспортированием в насыпь</w:t>
             </w:r>
           </w:p>
         </w:tc>
@@ -37820,6 +37814,7 @@
               <w:rPr>
                 <w:sz w:val="18"/>
               </w:rPr>
+              <w:lastRenderedPageBreak/>
               <w:t>7</w:t>
             </w:r>
           </w:p>
@@ -37838,14 +37833,13 @@
               <w:rPr>
                 <w:sz w:val="18"/>
               </w:rPr>
-              <w:t xml:space="preserve">Подчистка дна котлована, устройство подсыпки, </w:t>
+              <w:t xml:space="preserve">Подчистка дна котлована, устройство подсыпки, доставка </w:t>
             </w:r>
             <w:r>
               <w:rPr>
                 <w:sz w:val="18"/>
               </w:rPr>
-              <w:lastRenderedPageBreak/>
-              <w:t>доставка недостающего грунта в насыпь</w:t>
+              <w:t>недостающего грунта в насыпь</w:t>
             </w:r>
           </w:p>
         </w:tc>
@@ -37863,7 +37857,6 @@
               <w:rPr>
                 <w:sz w:val="18"/>
               </w:rPr>
-              <w:lastRenderedPageBreak/>
               <w:t>1000 м²</w:t>
             </w:r>
           </w:p>
@@ -37936,32 +37929,24 @@
               <w:rPr>
                 <w:sz w:val="18"/>
               </w:rPr>
-              <w:t xml:space="preserve">Машинист 6 р. - 1, Землекоп 2 р. - 1, </w:t>
-            </w:r>
+              <w:t>Машинист 6 р. - 1, Землекоп 2 р. - 1, Водитель - 5</w:t>
+            </w:r>
+          </w:p>
+        </w:tc>
+        <w:tc>
+          <w:tcPr>
+            <w:tcW w:w="567" w:type="dxa"/>
+          </w:tcPr>
+          <w:p>
+            <w:pPr>
+              <w:spacing w:line="240" w:lineRule="auto"/>
+              <w:ind w:firstLine="0"/>
+              <w:jc w:val="center"/>
+            </w:pPr>
             <w:r>
               <w:rPr>
                 <w:sz w:val="18"/>
               </w:rPr>
-              <w:lastRenderedPageBreak/>
-              <w:t>Водитель - 5</w:t>
-            </w:r>
-          </w:p>
-        </w:tc>
-        <w:tc>
-          <w:tcPr>
-            <w:tcW w:w="567" w:type="dxa"/>
-          </w:tcPr>
-          <w:p>
-            <w:pPr>
-              <w:spacing w:line="240" w:lineRule="auto"/>
-              <w:ind w:firstLine="0"/>
-              <w:jc w:val="center"/>
-            </w:pPr>
-            <w:r>
-              <w:rPr>
-                <w:sz w:val="18"/>
-              </w:rPr>
-              <w:lastRenderedPageBreak/>
               <w:t>1</w:t>
             </w:r>
           </w:p>
@@ -38383,21 +38368,18 @@
       <w:pPr>
         <w:pStyle w:val="21"/>
       </w:pPr>
-      <w:bookmarkStart w:id="18" w:name="_Toc243671185"/>
+      <w:bookmarkStart w:id="18" w:name="_Toc243683370"/>
       <w:r>
-        <w:t xml:space="preserve">4.7 </w:t>
-      </w:r>
-      <w:r>
-        <w:t>Охрана труда и требования к безопасности</w:t>
+        <w:t>4.7 Охрана труда и требования к безопасности</w:t>
       </w:r>
       <w:bookmarkEnd w:id="18"/>
     </w:p>
     <w:p>
       <w:r>
-        <w:t>Работы выполняются в соответствии со СНиП 12-03-2001 [4] и СНиП 12-04-2002 [5]. Для предупреждения несчастных случаев учитываются их основные причины ([1], с. 34-35): недостаточная квалификация рабочих и допуск к работе без инструктажа; отсутствие спецодежды и средств индивидуальной защиты; нарушения технологии; неисправный инвентарь и инструмент; неправильное обращение с машинами; нарушения при эксплуатации транспорта и погрузочно-разгрузочных работах; неправильное обращение с электрооборудованием; недоста</w:t>
+        <w:t xml:space="preserve">Работы выполняются в соответствии со СНиП 12-03-2001 [4] и СНиП 12-04-2002 [5]. Для предупреждения несчастных случаев </w:t>
       </w:r>
       <w:r>
-        <w:t>точное освещение мест работ в тёмное время суток.</w:t>
+        <w:t>учитываются их основные причины ([1], с. 34-35): недостаточная квалификация рабочих и допуск к работе без инструктажа; отсутствие спецодежды и средств индивидуальной защиты; нарушения технологии; неисправный инвентарь и инструмент; неправильное обращение с машинами; нарушения при эксплуатации транспорта и погрузочно-разгрузочных работах; неправильное обращение с электрооборудованием; недостаточное освещение мест работ в тёмное время суток.</w:t>
       </w:r>
     </w:p>
     <w:p>
@@ -38407,18 +38389,21 @@
     </w:p>
     <w:p>
       <w:r>
-        <w:t xml:space="preserve">При производстве работ по данной карте: машины (экскаватор, автосамосвалы, бульдозер) устанавливаются и передвигаются за пределами призмы обрушения откоса - на расстоянии от основания откоса не менее указанного в [5] для супеси и глубины котлована 2,09 м (на листе 6 - 1,5...2,0 м от гусениц до бровки забоя); откосы котлована - не круче 1:0,67 (прил. 3 [1]); резерв песка размещается за призмой обрушения. Запрещается находиться людям в зоне действия экскаватора и под ковшом при погрузке, в </w:t>
+        <w:t xml:space="preserve">При производстве работ по данной карте: машины (экскаватор, автосамосвалы, бульдозер) устанавливаются и передвигаются за пределами призмы обрушения откоса - на расстоянии от основания откоса не менее указанного в [5] для супеси и глубины котлована 2,09 м (на листе 6 - 1,5...2,0 м от гусениц до бровки забоя); откосы котлована - не круче 1:0,67 (прил. 3 [1]); резерв песка размещается за призмой обрушения. Запрещается </w:t>
       </w:r>
       <w:r>
         <w:lastRenderedPageBreak/>
-        <w:t>кузове и кабине автосамосвала при погрузке, если кабина не защищена; автосамосвалы подаются под погрузку задним ходом по сигналу машиниста. Въезд машин в котлован и выезд из него - только по съезду с уклоном 0,1. Рабочие спускаются в котлован по инвентарным лестницам; при ручной подчистке дна и трамбовании у стен работы машин в этой зоне прекращаются. Электротрамбовки подключаются через устройство защитного отключения, кабель защищается от повреждений. Рабочие места в тёмное время суток освещаются.</w:t>
+        <w:t>находиться людям в зоне действия экскаватора и под ковшом при погрузке, в кузове и кабине автосамосвала при погрузке, если кабина не защищена; автосамосвалы подаются под погрузку задним ходом по сигналу машиниста. Въезд машин в котлован и выезд из него - только по съезду с уклоном 0,1. Рабочие спускаются в котлован по инвентарным лестницам; при ручной подчистке дна и трамбовании у стен работы машин в этой зоне прекращаются. Электротрамбовки подключаются через устройство защитного отключения, кабель защищает</w:t>
+      </w:r>
+      <w:r>
+        <w:t>ся от повреждений. Рабочие места в тёмное время суток освещаются.</w:t>
       </w:r>
     </w:p>
     <w:p>
       <w:pPr>
         <w:pStyle w:val="21"/>
       </w:pPr>
-      <w:bookmarkStart w:id="19" w:name="_Toc243671186"/>
+      <w:bookmarkStart w:id="19" w:name="_Toc243683371"/>
       <w:r>
         <w:t>4.8 Технико-экономические показатели</w:t>
       </w:r>
@@ -38841,13 +38826,7 @@
               <w:rPr>
                 <w:sz w:val="24"/>
               </w:rPr>
-              <w:t xml:space="preserve">Объём работ, выполняемых </w:t>
-            </w:r>
-            <w:r>
-              <w:rPr>
-                <w:sz w:val="24"/>
-              </w:rPr>
-              <w:t>бульдозерами (разравнивание, подчистка, засыпка)</w:t>
+              <w:t>Объём работ, выполняемых бульдозерами (разравнивание, подчистка, засыпка)</w:t>
             </w:r>
           </w:p>
         </w:tc>
@@ -39309,7 +39288,13 @@
               <w:rPr>
                 <w:sz w:val="24"/>
               </w:rPr>
-              <w:t>Уровень производительности труда Уп.т = Мн / Мп</w:t>
+              <w:t xml:space="preserve">Уровень </w:t>
+            </w:r>
+            <w:r>
+              <w:rPr>
+                <w:sz w:val="24"/>
+              </w:rPr>
+              <w:t>производительности труда Уп.т = Мн / Мп</w:t>
             </w:r>
           </w:p>
         </w:tc>
@@ -39439,19 +39424,19 @@
         <w:ind w:firstLine="0"/>
         <w:jc w:val="center"/>
       </w:pPr>
-      <w:bookmarkStart w:id="20" w:name="_Toc243671187"/>
+      <w:bookmarkStart w:id="20" w:name="_Toc243683372"/>
       <w:r>
         <w:lastRenderedPageBreak/>
-        <w:t xml:space="preserve">СПИСОК </w:t>
-      </w:r>
-      <w:r>
-        <w:t>ИСПОЛЬЗОВАННЫХ ИСТОЧНИКОВ</w:t>
+        <w:t>СПИСОК ИСПОЛЬЗОВАННЫХ ИСТОЧНИКОВ</w:t>
       </w:r>
       <w:bookmarkEnd w:id="20"/>
     </w:p>
     <w:p>
       <w:r>
-        <w:t>1. Технологическая карта на земляные работы : методические указания к практическим занятиям для обучающихся по направлению подготовки 08.05.01 Строительство / сост. А.А. Лапидус, А.С. Комиссарова, Е.М. Пугач ; НИУ МГСУ, каф. технологии и организации строительного производства. - Москва : Издательство МИСИ - МГСУ, 2018. - 48 с.</w:t>
+        <w:t xml:space="preserve">1. Технологическая карта на земляные работы : методические указания к практическим занятиям для обучающихся по </w:t>
+      </w:r>
+      <w:r>
+        <w:t>направлению подготовки 08.05.01 Строительство / сост. А.А. Лапидус, А.С. Комиссарова, Е.М. Пугач ; НИУ МГСУ, каф. технологии и организации строительного производства. - Москва : Издательство МИСИ - МГСУ, 2018. - 48 с.</w:t>
       </w:r>
     </w:p>
     <w:p>
@@ -39485,7 +39470,7 @@
         <w:ind w:firstLine="0"/>
         <w:jc w:val="center"/>
       </w:pPr>
-      <w:bookmarkStart w:id="21" w:name="_Toc243671188"/>
+      <w:bookmarkStart w:id="21" w:name="_Toc243683373"/>
       <w:r>
         <w:lastRenderedPageBreak/>
         <w:t>ПРИЛОЖЕНИЕ А</w:t>
@@ -39516,10 +39501,7 @@
     </w:p>
     <w:p>
       <w:r>
-        <w:t xml:space="preserve">Графическая часть выполнена на листах формата А3 ([1], разд. 3) и приведена на </w:t>
-      </w:r>
-      <w:r>
-        <w:t>следующих страницах:</w:t>
+        <w:t>Графическая часть выполнена на листах формата А3 ([1], разд. 3) и приведена на следующих страницах:</w:t>
       </w:r>
     </w:p>
     <w:p>
@@ -39529,7 +39511,10 @@
     </w:p>
     <w:p>
       <w:r>
-        <w:t>Лист 2. План площадки с окончательными рабочими отметками и обводами.</w:t>
+        <w:t xml:space="preserve">Лист 2. План площадки с окончательными рабочими </w:t>
+      </w:r>
+      <w:r>
+        <w:t>отметками и обводами.</w:t>
       </w:r>
     </w:p>
     <w:p>
@@ -39584,7 +39569,7 @@
         </w:rPr>
         <w:lastRenderedPageBreak/>
         <w:drawing>
-          <wp:inline distT="0" distB="0" distL="0" distR="0" wp14:anchorId="3C80AC42" wp14:editId="2F5D4249">
+          <wp:inline distT="0" distB="0" distL="0" distR="0" wp14:anchorId="1A6E95A3" wp14:editId="1F6F4331">
             <wp:extent cx="15084000" cy="10656000"/>
             <wp:effectExtent l="0" t="0" r="0" b="0"/>
             <wp:docPr id="1" name="Picture 1"/>
@@ -39644,7 +39629,7 @@
         </w:rPr>
         <w:lastRenderedPageBreak/>
         <w:drawing>
-          <wp:inline distT="0" distB="0" distL="0" distR="0" wp14:anchorId="27C4A9FC" wp14:editId="3EB9FC9E">
+          <wp:inline distT="0" distB="0" distL="0" distR="0" wp14:anchorId="0A717264" wp14:editId="3D3E13A9">
             <wp:extent cx="15084000" cy="10656000"/>
             <wp:effectExtent l="0" t="0" r="0" b="0"/>
             <wp:docPr id="2" name="Picture 2"/>
@@ -39704,7 +39689,7 @@
         </w:rPr>
         <w:lastRenderedPageBreak/>
         <w:drawing>
-          <wp:inline distT="0" distB="0" distL="0" distR="0" wp14:anchorId="001D0B99" wp14:editId="7552AA05">
+          <wp:inline distT="0" distB="0" distL="0" distR="0" wp14:anchorId="1185101E" wp14:editId="38C7FA95">
             <wp:extent cx="15084000" cy="10656000"/>
             <wp:effectExtent l="0" t="0" r="0" b="0"/>
             <wp:docPr id="3" name="Picture 3"/>
@@ -39764,7 +39749,7 @@
         </w:rPr>
         <w:lastRenderedPageBreak/>
         <w:drawing>
-          <wp:inline distT="0" distB="0" distL="0" distR="0" wp14:anchorId="7F517FEB" wp14:editId="74A55D91">
+          <wp:inline distT="0" distB="0" distL="0" distR="0" wp14:anchorId="6AE4FBFF" wp14:editId="6DA4459E">
             <wp:extent cx="15084000" cy="10656000"/>
             <wp:effectExtent l="0" t="0" r="0" b="0"/>
             <wp:docPr id="4" name="Picture 4"/>
@@ -39824,7 +39809,7 @@
         </w:rPr>
         <w:lastRenderedPageBreak/>
         <w:drawing>
-          <wp:inline distT="0" distB="0" distL="0" distR="0" wp14:anchorId="070385FB" wp14:editId="2D379CDE">
+          <wp:inline distT="0" distB="0" distL="0" distR="0" wp14:anchorId="520FB276" wp14:editId="3F3E40A5">
             <wp:extent cx="15084000" cy="10656000"/>
             <wp:effectExtent l="0" t="0" r="0" b="0"/>
             <wp:docPr id="5" name="Picture 5"/>
@@ -39884,7 +39869,7 @@
         </w:rPr>
         <w:lastRenderedPageBreak/>
         <w:drawing>
-          <wp:inline distT="0" distB="0" distL="0" distR="0" wp14:anchorId="4989AA58" wp14:editId="4158C690">
+          <wp:inline distT="0" distB="0" distL="0" distR="0" wp14:anchorId="5242C35F" wp14:editId="664DEDA6">
             <wp:extent cx="15084000" cy="10656000"/>
             <wp:effectExtent l="0" t="0" r="0" b="0"/>
             <wp:docPr id="6" name="Picture 6"/>
@@ -39944,7 +39929,7 @@
         </w:rPr>
         <w:lastRenderedPageBreak/>
         <w:drawing>
-          <wp:inline distT="0" distB="0" distL="0" distR="0" wp14:anchorId="05C65EEE" wp14:editId="2634710F">
+          <wp:inline distT="0" distB="0" distL="0" distR="0" wp14:anchorId="56A2E6D9" wp14:editId="427F021A">
             <wp:extent cx="15084000" cy="10656000"/>
             <wp:effectExtent l="0" t="0" r="0" b="0"/>
             <wp:docPr id="7" name="Picture 7"/>
@@ -40004,7 +39989,7 @@
         </w:rPr>
         <w:lastRenderedPageBreak/>
         <w:drawing>
-          <wp:inline distT="0" distB="0" distL="0" distR="0" wp14:anchorId="44E20073" wp14:editId="2D3817DE">
+          <wp:inline distT="0" distB="0" distL="0" distR="0" wp14:anchorId="1D806F2C" wp14:editId="6335A8A6">
             <wp:extent cx="15084000" cy="10656000"/>
             <wp:effectExtent l="0" t="0" r="0" b="0"/>
             <wp:docPr id="8" name="Picture 8"/>
@@ -40465,31 +40450,31 @@
       </w:rPr>
     </w:lvl>
   </w:abstractNum>
-  <w:num w:numId="1" w16cid:durableId="1747073021">
+  <w:num w:numId="1" w16cid:durableId="716903410">
     <w:abstractNumId w:val="8"/>
   </w:num>
-  <w:num w:numId="2" w16cid:durableId="1820464170">
+  <w:num w:numId="2" w16cid:durableId="29844005">
     <w:abstractNumId w:val="6"/>
   </w:num>
-  <w:num w:numId="3" w16cid:durableId="1035427015">
+  <w:num w:numId="3" w16cid:durableId="834800149">
     <w:abstractNumId w:val="5"/>
   </w:num>
-  <w:num w:numId="4" w16cid:durableId="1655795777">
+  <w:num w:numId="4" w16cid:durableId="705444843">
     <w:abstractNumId w:val="4"/>
   </w:num>
-  <w:num w:numId="5" w16cid:durableId="2051148954">
+  <w:num w:numId="5" w16cid:durableId="281422220">
     <w:abstractNumId w:val="7"/>
   </w:num>
-  <w:num w:numId="6" w16cid:durableId="264726361">
+  <w:num w:numId="6" w16cid:durableId="1557549553">
     <w:abstractNumId w:val="3"/>
   </w:num>
-  <w:num w:numId="7" w16cid:durableId="272248905">
+  <w:num w:numId="7" w16cid:durableId="1988780623">
     <w:abstractNumId w:val="2"/>
   </w:num>
-  <w:num w:numId="8" w16cid:durableId="28844255">
+  <w:num w:numId="8" w16cid:durableId="832258618">
     <w:abstractNumId w:val="1"/>
   </w:num>
-  <w:num w:numId="9" w16cid:durableId="417599846">
+  <w:num w:numId="9" w16cid:durableId="40907834">
     <w:abstractNumId w:val="0"/>
   </w:num>
 </w:numbering>
@@ -51891,7 +51876,7 @@
     <w:autoRedefine/>
     <w:uiPriority w:val="39"/>
     <w:unhideWhenUsed/>
-    <w:rsid w:val="00E87202"/>
+    <w:rsid w:val="0027678A"/>
     <w:pPr>
       <w:spacing w:after="100"/>
     </w:pPr>
@@ -51903,7 +51888,7 @@
     <w:autoRedefine/>
     <w:uiPriority w:val="39"/>
     <w:unhideWhenUsed/>
-    <w:rsid w:val="00E87202"/>
+    <w:rsid w:val="0027678A"/>
     <w:pPr>
       <w:spacing w:after="100"/>
       <w:ind w:left="280"/>
@@ -51914,7 +51899,7 @@
     <w:basedOn w:val="a2"/>
     <w:uiPriority w:val="99"/>
     <w:unhideWhenUsed/>
-    <w:rsid w:val="00E87202"/>
+    <w:rsid w:val="0027678A"/>
     <w:rPr>
       <w:color w:val="0000FF" w:themeColor="hyperlink"/>
       <w:u w:val="single"/>
